--- a/word_template/dr. vamshidhar default.docx
+++ b/word_template/dr. vamshidhar default.docx
@@ -1,6 +1,6 @@
 
 <file path=word/document.xml><?xml version="1.0" encoding="utf-8"?>
-<w:document xmlns:wpc="http://schemas.microsoft.com/office/word/2010/wordprocessingCanvas" xmlns:cx="http://schemas.microsoft.com/office/drawing/2014/chartex" xmlns:mc="http://schemas.openxmlformats.org/markup-compatibility/2006" xmlns:o="urn:schemas-microsoft-com:office:office" xmlns:r="http://schemas.openxmlformats.org/officeDocument/2006/relationships" xmlns:m="http://schemas.openxmlformats.org/officeDocument/2006/math" xmlns:v="urn:schemas-microsoft-com:vml" xmlns:wp14="http://schemas.microsoft.com/office/word/2010/wordprocessingDrawing" xmlns:wp="http://schemas.openxmlformats.org/drawingml/2006/wordprocessingDrawing" xmlns:w10="urn:schemas-microsoft-com:office:word" xmlns:w="http://schemas.openxmlformats.org/wordprocessingml/2006/main" xmlns:w14="http://schemas.microsoft.com/office/word/2010/wordml" xmlns:w15="http://schemas.microsoft.com/office/word/2012/wordml" xmlns:w16se="http://schemas.microsoft.com/office/word/2015/wordml/symex" xmlns:wpg="http://schemas.microsoft.com/office/word/2010/wordprocessingGroup" xmlns:wpi="http://schemas.microsoft.com/office/word/2010/wordprocessingInk" xmlns:wne="http://schemas.microsoft.com/office/word/2006/wordml" xmlns:wps="http://schemas.microsoft.com/office/word/2010/wordprocessingShape" mc:Ignorable="w14 w15 w16se wp14">
+<w:document xmlns:wpc="http://schemas.microsoft.com/office/word/2010/wordprocessingCanvas" xmlns:cx="http://schemas.microsoft.com/office/drawing/2014/chartex" xmlns:cx1="http://schemas.microsoft.com/office/drawing/2015/9/8/chartex" xmlns:cx2="http://schemas.microsoft.com/office/drawing/2015/10/21/chartex" xmlns:cx3="http://schemas.microsoft.com/office/drawing/2016/5/9/chartex" xmlns:cx4="http://schemas.microsoft.com/office/drawing/2016/5/10/chartex" xmlns:cx5="http://schemas.microsoft.com/office/drawing/2016/5/11/chartex" xmlns:cx6="http://schemas.microsoft.com/office/drawing/2016/5/12/chartex" xmlns:cx7="http://schemas.microsoft.com/office/drawing/2016/5/13/chartex" xmlns:cx8="http://schemas.microsoft.com/office/drawing/2016/5/14/chartex" xmlns:mc="http://schemas.openxmlformats.org/markup-compatibility/2006" xmlns:aink="http://schemas.microsoft.com/office/drawing/2016/ink" xmlns:am3d="http://schemas.microsoft.com/office/drawing/2017/model3d" xmlns:o="urn:schemas-microsoft-com:office:office" xmlns:oel="http://schemas.microsoft.com/office/2019/extlst" xmlns:r="http://schemas.openxmlformats.org/officeDocument/2006/relationships" xmlns:m="http://schemas.openxmlformats.org/officeDocument/2006/math" xmlns:v="urn:schemas-microsoft-com:vml" xmlns:wp14="http://schemas.microsoft.com/office/word/2010/wordprocessingDrawing" xmlns:wp="http://schemas.openxmlformats.org/drawingml/2006/wordprocessingDrawing" xmlns:w10="urn:schemas-microsoft-com:office:word" xmlns:w="http://schemas.openxmlformats.org/wordprocessingml/2006/main" xmlns:w14="http://schemas.microsoft.com/office/word/2010/wordml" xmlns:w15="http://schemas.microsoft.com/office/word/2012/wordml" xmlns:w16cex="http://schemas.microsoft.com/office/word/2018/wordml/cex" xmlns:w16cid="http://schemas.microsoft.com/office/word/2016/wordml/cid" xmlns:w16="http://schemas.microsoft.com/office/word/2018/wordml" xmlns:w16du="http://schemas.microsoft.com/office/word/2023/wordml/word16du" xmlns:w16sdtdh="http://schemas.microsoft.com/office/word/2020/wordml/sdtdatahash" xmlns:w16sdtfl="http://schemas.microsoft.com/office/word/2024/wordml/sdtformatlock" xmlns:w16se="http://schemas.microsoft.com/office/word/2015/wordml/symex" xmlns:wpg="http://schemas.microsoft.com/office/word/2010/wordprocessingGroup" xmlns:wpi="http://schemas.microsoft.com/office/word/2010/wordprocessingInk" xmlns:wne="http://schemas.microsoft.com/office/word/2006/wordml" xmlns:wps="http://schemas.microsoft.com/office/word/2010/wordprocessingShape" mc:Ignorable="w14 w15 w16se w16cid w16 w16cex w16sdtdh w16sdtfl w16du wp14">
   <w:body>
     <w:p>
       <w:pPr>
@@ -14,7 +14,7 @@
           <w:noProof/>
         </w:rPr>
         <w:drawing>
-          <wp:anchor distT="0" distB="0" distL="0" distR="0" simplePos="0" relativeHeight="251641344" behindDoc="1" locked="0" layoutInCell="1" allowOverlap="1" wp14:anchorId="2169D0C3" wp14:editId="5C54B86D">
+          <wp:anchor distT="0" distB="0" distL="0" distR="0" simplePos="0" relativeHeight="251641344" behindDoc="1" locked="0" layoutInCell="1" allowOverlap="1" wp14:anchorId="2169D0C3" wp14:editId="5930C054">
             <wp:simplePos x="0" y="0"/>
             <wp:positionH relativeFrom="page">
               <wp:posOffset>-347749</wp:posOffset>
@@ -168,7 +168,6 @@
           <w:spacing w:val="-11"/>
           <w:u w:color="DD2B1C"/>
         </w:rPr>
-        <w:lastRenderedPageBreak/>
         <w:t>DISCHARGE</w:t>
       </w:r>
       <w:r>
@@ -205,7 +204,7 @@
         <mc:AlternateContent>
           <mc:Choice Requires="wps">
             <w:drawing>
-              <wp:anchor distT="45720" distB="45720" distL="114300" distR="114300" simplePos="0" relativeHeight="251661824" behindDoc="0" locked="0" layoutInCell="1" allowOverlap="1" wp14:anchorId="3E13F4AF" wp14:editId="065C42BC">
+              <wp:anchor distT="45720" distB="45720" distL="114300" distR="114300" simplePos="0" relativeHeight="251661824" behindDoc="0" locked="0" layoutInCell="1" allowOverlap="1" wp14:anchorId="3E13F4AF" wp14:editId="2EB671E8">
                 <wp:simplePos x="0" y="0"/>
                 <wp:positionH relativeFrom="column">
                   <wp:posOffset>472440</wp:posOffset>
@@ -289,7 +288,7 @@
                 <v:stroke joinstyle="miter"/>
                 <v:path gradientshapeok="t" o:connecttype="rect"/>
               </v:shapetype>
-              <v:shape id="Text Box 2" o:spid="_x0000_s1026" type="#_x0000_t202" style="position:absolute;margin-left:37.2pt;margin-top:23.3pt;width:185.9pt;height:22.2pt;z-index:251661824;visibility:visible;mso-wrap-style:square;mso-width-percent:400;mso-height-percent:0;mso-wrap-distance-left:9pt;mso-wrap-distance-top:3.6pt;mso-wrap-distance-right:9pt;mso-wrap-distance-bottom:3.6pt;mso-position-horizontal:absolute;mso-position-horizontal-relative:text;mso-position-vertical:absolute;mso-position-vertical-relative:text;mso-width-percent:400;mso-height-percent:0;mso-width-relative:margin;mso-height-relative:margin;v-text-anchor:top" o:gfxdata="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" filled="f" stroked="f">
+              <v:shape id="Text Box 2" o:spid="_x0000_s1026" type="#_x0000_t202" style="position:absolute;margin-left:37.2pt;margin-top:23.3pt;width:185.9pt;height:22.2pt;z-index:251661824;visibility:visible;mso-wrap-style:square;mso-width-percent:400;mso-height-percent:0;mso-wrap-distance-left:9pt;mso-wrap-distance-top:3.6pt;mso-wrap-distance-right:9pt;mso-wrap-distance-bottom:3.6pt;mso-position-horizontal:absolute;mso-position-horizontal-relative:text;mso-position-vertical:absolute;mso-position-vertical-relative:text;mso-width-percent:400;mso-height-percent:0;mso-width-relative:margin;mso-height-relative:margin;v-text-anchor:top" o:gfxdata="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" filled="f" stroked="f">
                 <v:textbox>
                   <w:txbxContent>
                     <w:p>
@@ -555,7 +554,7 @@
         <mc:AlternateContent>
           <mc:Choice Requires="wps">
             <w:drawing>
-              <wp:anchor distT="45720" distB="45720" distL="114300" distR="114300" simplePos="0" relativeHeight="251662848" behindDoc="0" locked="0" layoutInCell="1" allowOverlap="1" wp14:anchorId="4817C464" wp14:editId="0373FE77">
+              <wp:anchor distT="45720" distB="45720" distL="114300" distR="114300" simplePos="0" relativeHeight="251662848" behindDoc="0" locked="0" layoutInCell="1" allowOverlap="1" wp14:anchorId="4817C464" wp14:editId="2319095E">
                 <wp:simplePos x="0" y="0"/>
                 <wp:positionH relativeFrom="column">
                   <wp:posOffset>476250</wp:posOffset>
@@ -647,7 +646,7 @@
           </mc:Choice>
           <mc:Fallback>
             <w:pict>
-              <v:shape w14:anchorId="4817C464" id="_x0000_s1027" type="#_x0000_t202" style="position:absolute;margin-left:37.5pt;margin-top:3.7pt;width:185.9pt;height:25.15pt;z-index:251662848;visibility:visible;mso-wrap-style:square;mso-width-percent:400;mso-height-percent:0;mso-wrap-distance-left:9pt;mso-wrap-distance-top:3.6pt;mso-wrap-distance-right:9pt;mso-wrap-distance-bottom:3.6pt;mso-position-horizontal:absolute;mso-position-horizontal-relative:text;mso-position-vertical:absolute;mso-position-vertical-relative:text;mso-width-percent:400;mso-height-percent:0;mso-width-relative:margin;mso-height-relative:margin;v-text-anchor:top" o:gfxdata="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" filled="f" stroked="f">
+              <v:shape w14:anchorId="4817C464" id="_x0000_s1027" type="#_x0000_t202" style="position:absolute;margin-left:37.5pt;margin-top:3.7pt;width:185.9pt;height:25.15pt;z-index:251662848;visibility:visible;mso-wrap-style:square;mso-width-percent:400;mso-height-percent:0;mso-wrap-distance-left:9pt;mso-wrap-distance-top:3.6pt;mso-wrap-distance-right:9pt;mso-wrap-distance-bottom:3.6pt;mso-position-horizontal:absolute;mso-position-horizontal-relative:text;mso-position-vertical:absolute;mso-position-vertical-relative:text;mso-width-percent:400;mso-height-percent:0;mso-width-relative:margin;mso-height-relative:margin;v-text-anchor:top" o:gfxdata="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" filled="f" stroked="f">
                 <v:textbox>
                   <w:txbxContent>
                     <w:p>
@@ -1061,11 +1060,10 @@
         <w:rPr>
           <w:noProof/>
         </w:rPr>
-        <w:lastRenderedPageBreak/>
         <mc:AlternateContent>
           <mc:Choice Requires="wpg">
             <w:drawing>
-              <wp:anchor distT="0" distB="0" distL="114300" distR="114300" simplePos="0" relativeHeight="251663872" behindDoc="0" locked="0" layoutInCell="1" allowOverlap="1" wp14:anchorId="16AAEA89" wp14:editId="7383EA11">
+              <wp:anchor distT="0" distB="0" distL="114300" distR="114300" simplePos="0" relativeHeight="251663872" behindDoc="0" locked="0" layoutInCell="1" allowOverlap="1" wp14:anchorId="16AAEA89" wp14:editId="288E2CD5">
                 <wp:simplePos x="0" y="0"/>
                 <wp:positionH relativeFrom="column">
                   <wp:posOffset>121920</wp:posOffset>
@@ -1291,15 +1289,20 @@
                           <pic:cNvPicPr/>
                         </pic:nvPicPr>
                         <pic:blipFill>
-                          <a:blip r:embed="rId8" cstate="print"/>
-                          <a:stretch>
-                            <a:fillRect/>
-                          </a:stretch>
+                          <a:blip r:embed="rId8" cstate="print">
+                            <a:extLst>
+                              <a:ext uri="{28A0092B-C50C-407E-A947-70E740481C1C}">
+                                <a14:useLocalDpi xmlns:a14="http://schemas.microsoft.com/office/drawing/2010/main" val="0"/>
+                              </a:ext>
+                            </a:extLst>
+                          </a:blip>
+                          <a:srcRect/>
+                          <a:stretch/>
                         </pic:blipFill>
                         <pic:spPr>
                           <a:xfrm>
-                            <a:off x="4295105" y="788517"/>
-                            <a:ext cx="727268" cy="727269"/>
+                            <a:off x="4306420" y="788517"/>
+                            <a:ext cx="704637" cy="727269"/>
                           </a:xfrm>
                           <a:prstGeom prst="rect">
                             <a:avLst/>
@@ -1881,15 +1884,20 @@
                           <pic:cNvPicPr/>
                         </pic:nvPicPr>
                         <pic:blipFill>
-                          <a:blip r:embed="rId13" cstate="print"/>
-                          <a:stretch>
-                            <a:fillRect/>
-                          </a:stretch>
+                          <a:blip r:embed="rId13">
+                            <a:extLst>
+                              <a:ext uri="{28A0092B-C50C-407E-A947-70E740481C1C}">
+                                <a14:useLocalDpi xmlns:a14="http://schemas.microsoft.com/office/drawing/2010/main" val="0"/>
+                              </a:ext>
+                            </a:extLst>
+                          </a:blip>
+                          <a:srcRect/>
+                          <a:stretch/>
                         </pic:blipFill>
                         <pic:spPr>
                           <a:xfrm>
-                            <a:off x="5129481" y="788076"/>
-                            <a:ext cx="727269" cy="727269"/>
+                            <a:off x="5129481" y="809114"/>
+                            <a:ext cx="727269" cy="689590"/>
                           </a:xfrm>
                           <a:prstGeom prst="rect">
                             <a:avLst/>
@@ -1999,7 +2007,7 @@
                         <wps:spPr>
                           <a:xfrm>
                             <a:off x="2" y="0"/>
-                            <a:ext cx="6388437" cy="1667340"/>
+                            <a:ext cx="6363138" cy="1667340"/>
                           </a:xfrm>
                           <a:prstGeom prst="rect">
                             <a:avLst/>
@@ -2269,7 +2277,6 @@
                                 </w:rPr>
                                 <w:t xml:space="preserve"> </w:t>
                               </w:r>
-                              <w:proofErr w:type="spellStart"/>
                               <w:r>
                                 <w:rPr>
                                   <w:color w:val="4E4E4D"/>
@@ -2277,7 +2284,6 @@
                                 </w:rPr>
                                 <w:t>Movva</w:t>
                               </w:r>
-                              <w:proofErr w:type="spellEnd"/>
                               <w:r>
                                 <w:rPr>
                                   <w:color w:val="4E4E4D"/>
@@ -2327,6 +2333,22 @@
                                   <w:sz w:val="12"/>
                                 </w:rPr>
                                 <w:t>(NIMS)</w:t>
+                              </w:r>
+                              <w:r>
+                                <w:rPr>
+                                  <w:color w:val="4E4E4D"/>
+                                  <w:position w:val="-4"/>
+                                  <w:sz w:val="12"/>
+                                </w:rPr>
+                                <w:t xml:space="preserve"> </w:t>
+                              </w:r>
+                              <w:r>
+                                <w:rPr>
+                                  <w:color w:val="4E4E4D"/>
+                                  <w:position w:val="-4"/>
+                                  <w:sz w:val="12"/>
+                                </w:rPr>
+                                <w:t>(cardiology)</w:t>
                               </w:r>
                             </w:p>
                             <w:p>
@@ -2391,7 +2413,6 @@
                                 </w:rPr>
                                 <w:t xml:space="preserve"> </w:t>
                               </w:r>
-                              <w:proofErr w:type="spellStart"/>
                               <w:r>
                                 <w:rPr>
                                   <w:color w:val="4E4E4D"/>
@@ -2401,7 +2422,6 @@
                                 </w:rPr>
                                 <w:t>Unni</w:t>
                               </w:r>
-                              <w:proofErr w:type="spellEnd"/>
                               <w:r>
                                 <w:rPr>
                                   <w:color w:val="4E4E4D"/>
@@ -2448,10 +2468,9 @@
                             </w:p>
                             <w:p>
                               <w:pPr>
-                                <w:ind w:left="216"/>
+                                <w:spacing w:before="2"/>
+                                <w:ind w:left="227"/>
                                 <w:rPr>
-                                  <w:color w:val="4E4E4D"/>
-                                  <w:spacing w:val="-6"/>
                                   <w:sz w:val="12"/>
                                 </w:rPr>
                               </w:pPr>
@@ -2480,16 +2499,7 @@
                                   <w:position w:val="5"/>
                                   <w:sz w:val="24"/>
                                 </w:rPr>
-                                <w:t>Vikash</w:t>
-                              </w:r>
-                              <w:r>
-                                <w:rPr>
-                                  <w:color w:val="4E4E4D"/>
-                                  <w:spacing w:val="-31"/>
-                                  <w:position w:val="5"/>
-                                  <w:sz w:val="24"/>
-                                </w:rPr>
-                                <w:t xml:space="preserve"> </w:t>
+                                <w:t>Nagarjuna</w:t>
                               </w:r>
                               <w:r>
                                 <w:rPr>
@@ -2498,91 +2508,32 @@
                                   <w:position w:val="5"/>
                                   <w:sz w:val="24"/>
                                 </w:rPr>
-                                <w:t>Kumar</w:t>
-                              </w:r>
-                              <w:r>
-                                <w:rPr>
-                                  <w:color w:val="4E4E4D"/>
-                                  <w:spacing w:val="-30"/>
-                                  <w:position w:val="5"/>
-                                  <w:sz w:val="24"/>
-                                </w:rPr>
                                 <w:t xml:space="preserve"> </w:t>
                               </w:r>
-                              <w:r>
-                                <w:rPr>
-                                  <w:color w:val="4E4E4D"/>
-                                  <w:spacing w:val="-6"/>
-                                  <w:position w:val="5"/>
-                                  <w:sz w:val="24"/>
-                                </w:rPr>
-                                <w:t>Shukla</w:t>
-                              </w:r>
-                              <w:r>
-                                <w:rPr>
-                                  <w:color w:val="4E4E4D"/>
-                                  <w:spacing w:val="-31"/>
-                                  <w:position w:val="5"/>
-                                  <w:sz w:val="24"/>
-                                </w:rPr>
-                                <w:t xml:space="preserve"> </w:t>
-                              </w:r>
+                              <w:proofErr w:type="gramStart"/>
                               <w:r>
                                 <w:rPr>
                                   <w:color w:val="4E4E4D"/>
                                   <w:spacing w:val="-6"/>
                                   <w:sz w:val="12"/>
                                 </w:rPr>
-                                <w:t>MBBS,</w:t>
+                                <w:t>MD ,DM</w:t>
                               </w:r>
-                              <w:r>
-                                <w:rPr>
-                                  <w:color w:val="4E4E4D"/>
-                                  <w:spacing w:val="-15"/>
-                                  <w:sz w:val="12"/>
-                                </w:rPr>
-                                <w:t xml:space="preserve"> </w:t>
-                              </w:r>
+                              <w:proofErr w:type="gramEnd"/>
                               <w:r>
                                 <w:rPr>
                                   <w:color w:val="4E4E4D"/>
                                   <w:spacing w:val="-6"/>
                                   <w:sz w:val="12"/>
                                 </w:rPr>
-                                <w:t>P.G.D.C.0</w:t>
-                              </w:r>
-                              <w:r>
-                                <w:rPr>
-                                  <w:color w:val="4E4E4D"/>
-                                  <w:spacing w:val="-15"/>
-                                  <w:sz w:val="12"/>
-                                </w:rPr>
-                                <w:t xml:space="preserve"> </w:t>
-                              </w:r>
-                              <w:r>
-                                <w:rPr>
-                                  <w:color w:val="4E4E4D"/>
-                                  <w:spacing w:val="-6"/>
-                                  <w:sz w:val="12"/>
-                                </w:rPr>
-                                <w:t>(Cardiologist)</w:t>
-                              </w:r>
-                              <w:r>
-                                <w:rPr>
-                                  <w:color w:val="4E4E4D"/>
-                                  <w:spacing w:val="-6"/>
-                                  <w:sz w:val="12"/>
-                                </w:rPr>
-                                <w:t xml:space="preserve"> </w:t>
+                                <w:t xml:space="preserve"> CARDIOLOGY</w:t>
                               </w:r>
                             </w:p>
                             <w:p>
                               <w:pPr>
-                                <w:ind w:left="216"/>
+                                <w:ind w:left="227"/>
                                 <w:rPr>
-                                  <w:color w:val="DD2B1C"/>
-                                  <w:spacing w:val="-2"/>
-                                  <w:sz w:val="27"/>
+                                  <w:sz w:val="12"/>
                                 </w:rPr>
                               </w:pPr>
                               <w:r>
@@ -2605,98 +2556,54 @@
                                   <w:color w:val="4E4E4D"/>
                                   <w:sz w:val="24"/>
                                 </w:rPr>
-                                <w:t>R</w:t>
+                                <w:t xml:space="preserve">Srikanth Nakka </w:t>
                               </w:r>
+                              <w:proofErr w:type="gramStart"/>
                               <w:r>
                                 <w:rPr>
                                   <w:color w:val="4E4E4D"/>
-                                  <w:spacing w:val="-31"/>
-                                  <w:sz w:val="24"/>
+                                  <w:sz w:val="12"/>
+                                  <w:szCs w:val="12"/>
                                 </w:rPr>
-                                <w:t xml:space="preserve"> </w:t>
+                                <w:t>DM(</w:t>
                               </w:r>
+                              <w:proofErr w:type="gramEnd"/>
                               <w:r>
                                 <w:rPr>
                                   <w:color w:val="4E4E4D"/>
-                                  <w:sz w:val="24"/>
+                                  <w:sz w:val="12"/>
+                                  <w:szCs w:val="12"/>
                                 </w:rPr>
-                                <w:t>V</w:t>
+                                <w:t>card)</w:t>
                               </w:r>
+                              <w:proofErr w:type="gramStart"/>
                               <w:r>
                                 <w:rPr>
                                   <w:color w:val="4E4E4D"/>
-                                  <w:spacing w:val="-31"/>
-                                  <w:sz w:val="24"/>
+                                  <w:sz w:val="12"/>
+                                  <w:szCs w:val="12"/>
                                 </w:rPr>
-                                <w:t xml:space="preserve"> </w:t>
+                                <w:t>DNB(</w:t>
                               </w:r>
                               <w:proofErr w:type="spellStart"/>
+                              <w:proofErr w:type="gramEnd"/>
                               <w:r>
                                 <w:rPr>
                                   <w:color w:val="4E4E4D"/>
-                                  <w:sz w:val="24"/>
+                                  <w:sz w:val="12"/>
+                                  <w:szCs w:val="12"/>
                                 </w:rPr>
-                                <w:t>Venkat</w:t>
+                                <w:t>gen.med</w:t>
                               </w:r>
                               <w:proofErr w:type="spellEnd"/>
                               <w:r>
                                 <w:rPr>
                                   <w:color w:val="4E4E4D"/>
-                                  <w:spacing w:val="-31"/>
-                                  <w:sz w:val="24"/>
+                                  <w:sz w:val="12"/>
+                                  <w:szCs w:val="12"/>
                                 </w:rPr>
-                                <w:t xml:space="preserve"> </w:t>
+                                <w:t>)</w:t>
                               </w:r>
-                              <w:r>
-                                <w:rPr>
-                                  <w:color w:val="4E4E4D"/>
-                                  <w:sz w:val="24"/>
-                                </w:rPr>
-                                <w:t>Rao</w:t>
-                              </w:r>
-                              <w:r>
-                                <w:rPr>
-                                  <w:color w:val="4E4E4D"/>
-                                  <w:spacing w:val="-55"/>
-                                  <w:sz w:val="24"/>
-                                </w:rPr>
-                                <w:t xml:space="preserve"> </w:t>
-                              </w:r>
-                              <w:proofErr w:type="gramStart"/>
-                              <w:r>
-                                <w:rPr>
-                                  <w:color w:val="4E4E4D"/>
-                                  <w:position w:val="-4"/>
-                                  <w:sz w:val="12"/>
-                                </w:rPr>
-                                <w:t>MD,DM</w:t>
-                              </w:r>
-                              <w:proofErr w:type="gramEnd"/>
-                              <w:r>
-                                <w:rPr>
-                                  <w:color w:val="4E4E4D"/>
-                                  <w:spacing w:val="-16"/>
-                                  <w:position w:val="-4"/>
-                                  <w:sz w:val="12"/>
-                                </w:rPr>
-                                <w:t xml:space="preserve"> </w:t>
-                              </w:r>
-                              <w:r>
-                                <w:rPr>
-                                  <w:color w:val="4E4E4D"/>
-                                  <w:position w:val="-4"/>
-                                  <w:sz w:val="12"/>
-                                </w:rPr>
-                                <w:t>(NIMS)</w:t>
-                              </w:r>
-                            </w:p>
-                            <w:p>
-                              <w:pPr>
-                                <w:ind w:left="227"/>
-                                <w:rPr>
-                                  <w:sz w:val="12"/>
-                                </w:rPr>
-                              </w:pPr>
                             </w:p>
                           </w:txbxContent>
                         </wps:txbx>
@@ -2718,7 +2625,7 @@
           </mc:Choice>
           <mc:Fallback>
             <w:pict>
-              <v:group w14:anchorId="16AAEA89" id="Group 33" o:spid="_x0000_s1028" style="position:absolute;margin-left:9.6pt;margin-top:240pt;width:504.3pt;height:137.25pt;z-index:251663872;mso-position-vertical-relative:page;mso-width-relative:margin;mso-height-relative:margin" coordorigin="" coordsize="64065,16674" o:gfxdata="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">
+              <v:group w14:anchorId="16AAEA89" id="Group 33" o:spid="_x0000_s1028" style="position:absolute;margin-left:9.6pt;margin-top:240pt;width:504.3pt;height:137.25pt;z-index:251663872;mso-position-vertical-relative:page;mso-width-relative:margin;mso-height-relative:margin" coordorigin="" coordsize="64065,16674" o:gfxdata="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">
                 <v:shape id="Graphic 34" o:spid="_x0000_s1029" style="position:absolute;left:31;top:558;width:63922;height:16116;visibility:visible;mso-wrap-style:square;v-text-anchor:top" coordsize="6403340,1611630" o:gfxdata="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" path="m6304269,l98449,,60222,10173,28919,37872,7768,78866,,128926,,1482699r7768,50060l28919,1573753r31303,27700l98449,1611626r6205820,l6342496,1601453r31303,-27700l6394950,1532759r7768,-50060l6402718,128926r-7768,-50060l6373799,37872,6342496,10173,6304269,xe" fillcolor="#ececec" stroked="f">
                   <v:path arrowok="t"/>
                 </v:shape>
@@ -2744,7 +2651,7 @@
                   <v:path o:extrusionok="f" gradientshapeok="t" o:connecttype="rect"/>
                   <o:lock v:ext="edit" aspectratio="t"/>
                 </v:shapetype>
-                <v:shape id="Image 36" o:spid="_x0000_s1031" type="#_x0000_t75" style="position:absolute;left:42951;top:7885;width:7272;height:7272;visibility:visible;mso-wrap-style:square" o:gfxdata="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">
+                <v:shape id="Image 36" o:spid="_x0000_s1031" type="#_x0000_t75" style="position:absolute;left:43064;top:7885;width:7046;height:7272;visibility:visible;mso-wrap-style:square" o:gfxdata="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">
                   <v:imagedata r:id="rId14" o:title=""/>
                 </v:shape>
                 <v:shape id="Graphic 37" o:spid="_x0000_s1032" style="position:absolute;left:34572;top:7880;width:7277;height:7277;visibility:visible;mso-wrap-style:square;v-text-anchor:top" coordsize="727710,727710" o:gfxdata="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" path="m93143,l634122,r36167,7349l699907,27361r20011,29618l727268,93146r,540980l719918,670294r-20011,29616l670289,719920r-36167,7349l93143,727269,56976,719920,27359,699910,7349,670294,,634126,,93146,7349,56979,27359,27361,56976,7349,93143,xe" filled="f" strokecolor="#676767" strokeweight=".35281mm">
@@ -2774,13 +2681,13 @@
                 <v:shape id="Graphic 45" o:spid="_x0000_s1040" style="position:absolute;left:42946;top:7880;width:7277;height:7277;visibility:visible;mso-wrap-style:square;v-text-anchor:top" coordsize="727710,727710" o:gfxdata="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" path="m93146,l634124,r36167,7349l699908,27361r20010,29618l727268,93146r,540980l719918,670294r-20010,29616l670291,719920r-36167,7349l93146,727269,56979,719920,27361,699910,7349,670294,,634126,,93146,7349,56979,27361,27361,56979,7349,93146,xe" filled="f" strokecolor="#676767" strokeweight=".35281mm">
                   <v:path arrowok="t"/>
                 </v:shape>
-                <v:shape id="Image 46" o:spid="_x0000_s1041" type="#_x0000_t75" style="position:absolute;left:51294;top:7880;width:7273;height:7273;visibility:visible;mso-wrap-style:square" o:gfxdata="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">
+                <v:shape id="Image 46" o:spid="_x0000_s1041" type="#_x0000_t75" style="position:absolute;left:51294;top:8091;width:7273;height:6896;visibility:visible;mso-wrap-style:square" o:gfxdata="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">
                   <v:imagedata r:id="rId19" o:title=""/>
                 </v:shape>
                 <v:shape id="Graphic 47" o:spid="_x0000_s1042" style="position:absolute;left:51294;top:7880;width:7277;height:7277;visibility:visible;mso-wrap-style:square;v-text-anchor:top" coordsize="727710,727710" o:gfxdata="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" path="m93143,l634122,r36168,7349l699907,27361r20012,29618l727269,93146r,540980l719919,670294r-20012,29616l670290,719920r-36168,7349l93143,727269,56976,719920,27359,699910,7349,670294,,634126,,93146,7349,56979,27359,27361,56976,7349,93143,xe" filled="f" strokecolor="#676767" strokeweight=".35281mm">
                   <v:path arrowok="t"/>
                 </v:shape>
-                <v:shape id="Textbox 48" o:spid="_x0000_s1043" type="#_x0000_t202" style="position:absolute;width:63884;height:16673;visibility:visible;mso-wrap-style:square;v-text-anchor:top" o:gfxdata="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" filled="f" stroked="f">
+                <v:shape id="Textbox 48" o:spid="_x0000_s1043" type="#_x0000_t202" style="position:absolute;width:63631;height:16673;visibility:visible;mso-wrap-style:square;v-text-anchor:top" o:gfxdata="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" filled="f" stroked="f">
                   <v:textbox inset="0,0,0,0">
                     <w:txbxContent>
                       <w:p>
@@ -3045,7 +2952,6 @@
                           </w:rPr>
                           <w:t xml:space="preserve"> </w:t>
                         </w:r>
-                        <w:proofErr w:type="spellStart"/>
                         <w:r>
                           <w:rPr>
                             <w:color w:val="4E4E4D"/>
@@ -3053,7 +2959,6 @@
                           </w:rPr>
                           <w:t>Movva</w:t>
                         </w:r>
-                        <w:proofErr w:type="spellEnd"/>
                         <w:r>
                           <w:rPr>
                             <w:color w:val="4E4E4D"/>
@@ -3103,6 +3008,22 @@
                             <w:sz w:val="12"/>
                           </w:rPr>
                           <w:t>(NIMS)</w:t>
+                        </w:r>
+                        <w:r>
+                          <w:rPr>
+                            <w:color w:val="4E4E4D"/>
+                            <w:position w:val="-4"/>
+                            <w:sz w:val="12"/>
+                          </w:rPr>
+                          <w:t xml:space="preserve"> </w:t>
+                        </w:r>
+                        <w:r>
+                          <w:rPr>
+                            <w:color w:val="4E4E4D"/>
+                            <w:position w:val="-4"/>
+                            <w:sz w:val="12"/>
+                          </w:rPr>
+                          <w:t>(cardiology)</w:t>
                         </w:r>
                       </w:p>
                       <w:p>
@@ -3167,7 +3088,6 @@
                           </w:rPr>
                           <w:t xml:space="preserve"> </w:t>
                         </w:r>
-                        <w:proofErr w:type="spellStart"/>
                         <w:r>
                           <w:rPr>
                             <w:color w:val="4E4E4D"/>
@@ -3177,7 +3097,6 @@
                           </w:rPr>
                           <w:t>Unni</w:t>
                         </w:r>
-                        <w:proofErr w:type="spellEnd"/>
                         <w:r>
                           <w:rPr>
                             <w:color w:val="4E4E4D"/>
@@ -3224,10 +3143,9 @@
                       </w:p>
                       <w:p>
                         <w:pPr>
-                          <w:ind w:left="216"/>
+                          <w:spacing w:before="2"/>
+                          <w:ind w:left="227"/>
                           <w:rPr>
-                            <w:color w:val="4E4E4D"/>
-                            <w:spacing w:val="-6"/>
                             <w:sz w:val="12"/>
                           </w:rPr>
                         </w:pPr>
@@ -3256,16 +3174,7 @@
                             <w:position w:val="5"/>
                             <w:sz w:val="24"/>
                           </w:rPr>
-                          <w:t>Vikash</w:t>
-                        </w:r>
-                        <w:r>
-                          <w:rPr>
-                            <w:color w:val="4E4E4D"/>
-                            <w:spacing w:val="-31"/>
-                            <w:position w:val="5"/>
-                            <w:sz w:val="24"/>
-                          </w:rPr>
-                          <w:t xml:space="preserve"> </w:t>
+                          <w:t>Nagarjuna</w:t>
                         </w:r>
                         <w:r>
                           <w:rPr>
@@ -3274,91 +3183,32 @@
                             <w:position w:val="5"/>
                             <w:sz w:val="24"/>
                           </w:rPr>
-                          <w:t>Kumar</w:t>
-                        </w:r>
-                        <w:r>
-                          <w:rPr>
-                            <w:color w:val="4E4E4D"/>
-                            <w:spacing w:val="-30"/>
-                            <w:position w:val="5"/>
-                            <w:sz w:val="24"/>
-                          </w:rPr>
                           <w:t xml:space="preserve"> </w:t>
                         </w:r>
-                        <w:r>
-                          <w:rPr>
-                            <w:color w:val="4E4E4D"/>
-                            <w:spacing w:val="-6"/>
-                            <w:position w:val="5"/>
-                            <w:sz w:val="24"/>
-                          </w:rPr>
-                          <w:t>Shukla</w:t>
-                        </w:r>
-                        <w:r>
-                          <w:rPr>
-                            <w:color w:val="4E4E4D"/>
-                            <w:spacing w:val="-31"/>
-                            <w:position w:val="5"/>
-                            <w:sz w:val="24"/>
-                          </w:rPr>
-                          <w:t xml:space="preserve"> </w:t>
-                        </w:r>
+                        <w:proofErr w:type="gramStart"/>
                         <w:r>
                           <w:rPr>
                             <w:color w:val="4E4E4D"/>
                             <w:spacing w:val="-6"/>
                             <w:sz w:val="12"/>
                           </w:rPr>
-                          <w:t>MBBS,</w:t>
+                          <w:t>MD ,DM</w:t>
                         </w:r>
-                        <w:r>
-                          <w:rPr>
-                            <w:color w:val="4E4E4D"/>
-                            <w:spacing w:val="-15"/>
-                            <w:sz w:val="12"/>
-                          </w:rPr>
-                          <w:t xml:space="preserve"> </w:t>
-                        </w:r>
+                        <w:proofErr w:type="gramEnd"/>
                         <w:r>
                           <w:rPr>
                             <w:color w:val="4E4E4D"/>
                             <w:spacing w:val="-6"/>
                             <w:sz w:val="12"/>
                           </w:rPr>
-                          <w:t>P.G.D.C.0</w:t>
-                        </w:r>
-                        <w:r>
-                          <w:rPr>
-                            <w:color w:val="4E4E4D"/>
-                            <w:spacing w:val="-15"/>
-                            <w:sz w:val="12"/>
-                          </w:rPr>
-                          <w:t xml:space="preserve"> </w:t>
-                        </w:r>
-                        <w:r>
-                          <w:rPr>
-                            <w:color w:val="4E4E4D"/>
-                            <w:spacing w:val="-6"/>
-                            <w:sz w:val="12"/>
-                          </w:rPr>
-                          <w:t>(Cardiologist)</w:t>
-                        </w:r>
-                        <w:r>
-                          <w:rPr>
-                            <w:color w:val="4E4E4D"/>
-                            <w:spacing w:val="-6"/>
-                            <w:sz w:val="12"/>
-                          </w:rPr>
-                          <w:t xml:space="preserve"> </w:t>
+                          <w:t xml:space="preserve"> CARDIOLOGY</w:t>
                         </w:r>
                       </w:p>
                       <w:p>
                         <w:pPr>
-                          <w:ind w:left="216"/>
+                          <w:ind w:left="227"/>
                           <w:rPr>
-                            <w:color w:val="DD2B1C"/>
-                            <w:spacing w:val="-2"/>
-                            <w:sz w:val="27"/>
+                            <w:sz w:val="12"/>
                           </w:rPr>
                         </w:pPr>
                         <w:r>
@@ -3381,98 +3231,54 @@
                             <w:color w:val="4E4E4D"/>
                             <w:sz w:val="24"/>
                           </w:rPr>
-                          <w:t>R</w:t>
+                          <w:t xml:space="preserve">Srikanth Nakka </w:t>
                         </w:r>
+                        <w:proofErr w:type="gramStart"/>
                         <w:r>
                           <w:rPr>
                             <w:color w:val="4E4E4D"/>
-                            <w:spacing w:val="-31"/>
-                            <w:sz w:val="24"/>
+                            <w:sz w:val="12"/>
+                            <w:szCs w:val="12"/>
                           </w:rPr>
-                          <w:t xml:space="preserve"> </w:t>
+                          <w:t>DM(</w:t>
                         </w:r>
+                        <w:proofErr w:type="gramEnd"/>
                         <w:r>
                           <w:rPr>
                             <w:color w:val="4E4E4D"/>
-                            <w:sz w:val="24"/>
+                            <w:sz w:val="12"/>
+                            <w:szCs w:val="12"/>
                           </w:rPr>
-                          <w:t>V</w:t>
+                          <w:t>card)</w:t>
                         </w:r>
+                        <w:proofErr w:type="gramStart"/>
                         <w:r>
                           <w:rPr>
                             <w:color w:val="4E4E4D"/>
-                            <w:spacing w:val="-31"/>
-                            <w:sz w:val="24"/>
+                            <w:sz w:val="12"/>
+                            <w:szCs w:val="12"/>
                           </w:rPr>
-                          <w:t xml:space="preserve"> </w:t>
+                          <w:t>DNB(</w:t>
                         </w:r>
                         <w:proofErr w:type="spellStart"/>
+                        <w:proofErr w:type="gramEnd"/>
                         <w:r>
                           <w:rPr>
                             <w:color w:val="4E4E4D"/>
-                            <w:sz w:val="24"/>
+                            <w:sz w:val="12"/>
+                            <w:szCs w:val="12"/>
                           </w:rPr>
-                          <w:t>Venkat</w:t>
+                          <w:t>gen.med</w:t>
                         </w:r>
                         <w:proofErr w:type="spellEnd"/>
                         <w:r>
                           <w:rPr>
                             <w:color w:val="4E4E4D"/>
-                            <w:spacing w:val="-31"/>
-                            <w:sz w:val="24"/>
+                            <w:sz w:val="12"/>
+                            <w:szCs w:val="12"/>
                           </w:rPr>
-                          <w:t xml:space="preserve"> </w:t>
+                          <w:t>)</w:t>
                         </w:r>
-                        <w:r>
-                          <w:rPr>
-                            <w:color w:val="4E4E4D"/>
-                            <w:sz w:val="24"/>
-                          </w:rPr>
-                          <w:t>Rao</w:t>
-                        </w:r>
-                        <w:r>
-                          <w:rPr>
-                            <w:color w:val="4E4E4D"/>
-                            <w:spacing w:val="-55"/>
-                            <w:sz w:val="24"/>
-                          </w:rPr>
-                          <w:t xml:space="preserve"> </w:t>
-                        </w:r>
-                        <w:proofErr w:type="gramStart"/>
-                        <w:r>
-                          <w:rPr>
-                            <w:color w:val="4E4E4D"/>
-                            <w:position w:val="-4"/>
-                            <w:sz w:val="12"/>
-                          </w:rPr>
-                          <w:t>MD,DM</w:t>
-                        </w:r>
-                        <w:proofErr w:type="gramEnd"/>
-                        <w:r>
-                          <w:rPr>
-                            <w:color w:val="4E4E4D"/>
-                            <w:spacing w:val="-16"/>
-                            <w:position w:val="-4"/>
-                            <w:sz w:val="12"/>
-                          </w:rPr>
-                          <w:t xml:space="preserve"> </w:t>
-                        </w:r>
-                        <w:r>
-                          <w:rPr>
-                            <w:color w:val="4E4E4D"/>
-                            <w:position w:val="-4"/>
-                            <w:sz w:val="12"/>
-                          </w:rPr>
-                          <w:t>(NIMS)</w:t>
-                        </w:r>
-                      </w:p>
-                      <w:p>
-                        <w:pPr>
-                          <w:ind w:left="227"/>
-                          <w:rPr>
-                            <w:sz w:val="12"/>
-                          </w:rPr>
-                        </w:pPr>
                       </w:p>
                     </w:txbxContent>
                   </v:textbox>
@@ -5729,6 +5535,2071 @@
         <mc:AlternateContent>
           <mc:Choice Requires="wpg">
             <w:drawing>
+              <wp:anchor distT="0" distB="0" distL="0" distR="0" simplePos="0" relativeHeight="251680256" behindDoc="1" locked="0" layoutInCell="1" allowOverlap="1" wp14:anchorId="3D9189C2" wp14:editId="74CBB5F7">
+                <wp:simplePos x="0" y="0"/>
+                <wp:positionH relativeFrom="page">
+                  <wp:posOffset>3475355</wp:posOffset>
+                </wp:positionH>
+                <wp:positionV relativeFrom="page">
+                  <wp:posOffset>6584265</wp:posOffset>
+                </wp:positionV>
+                <wp:extent cx="3574069" cy="3969000"/>
+                <wp:effectExtent l="0" t="0" r="0" b="0"/>
+                <wp:wrapTopAndBottom/>
+                <wp:docPr id="61" name="Group 61"/>
+                <wp:cNvGraphicFramePr>
+                  <a:graphicFrameLocks xmlns:a="http://schemas.openxmlformats.org/drawingml/2006/main"/>
+                </wp:cNvGraphicFramePr>
+                <a:graphic xmlns:a="http://schemas.openxmlformats.org/drawingml/2006/main">
+                  <a:graphicData uri="http://schemas.microsoft.com/office/word/2010/wordprocessingGroup">
+                    <wpg:wgp>
+                      <wpg:cNvGrpSpPr>
+                        <a:grpSpLocks/>
+                      </wpg:cNvGrpSpPr>
+                      <wpg:grpSpPr>
+                        <a:xfrm>
+                          <a:off x="0" y="0"/>
+                          <a:ext cx="3574069" cy="3969000"/>
+                          <a:chOff x="-4471" y="-26660"/>
+                          <a:chExt cx="3278500" cy="3323663"/>
+                        </a:xfrm>
+                      </wpg:grpSpPr>
+                      <wps:wsp>
+                        <wps:cNvPr id="62" name="Graphic 62"/>
+                        <wps:cNvSpPr/>
+                        <wps:spPr>
+                          <a:xfrm>
+                            <a:off x="-4469" y="-26660"/>
+                            <a:ext cx="3194685" cy="2066343"/>
+                          </a:xfrm>
+                          <a:custGeom>
+                            <a:avLst/>
+                            <a:gdLst/>
+                            <a:ahLst/>
+                            <a:cxnLst/>
+                            <a:rect l="l" t="t" r="r" b="b"/>
+                            <a:pathLst>
+                              <a:path w="3194685" h="1619250">
+                                <a:moveTo>
+                                  <a:pt x="3050675" y="0"/>
+                                </a:moveTo>
+                                <a:lnTo>
+                                  <a:pt x="143529" y="0"/>
+                                </a:lnTo>
+                                <a:lnTo>
+                                  <a:pt x="98288" y="8922"/>
+                                </a:lnTo>
+                                <a:lnTo>
+                                  <a:pt x="58904" y="33739"/>
+                                </a:lnTo>
+                                <a:lnTo>
+                                  <a:pt x="27787" y="71522"/>
+                                </a:lnTo>
+                                <a:lnTo>
+                                  <a:pt x="7348" y="119343"/>
+                                </a:lnTo>
+                                <a:lnTo>
+                                  <a:pt x="0" y="174275"/>
+                                </a:lnTo>
+                                <a:lnTo>
+                                  <a:pt x="0" y="1444859"/>
+                                </a:lnTo>
+                                <a:lnTo>
+                                  <a:pt x="7348" y="1499792"/>
+                                </a:lnTo>
+                                <a:lnTo>
+                                  <a:pt x="27787" y="1547613"/>
+                                </a:lnTo>
+                                <a:lnTo>
+                                  <a:pt x="58904" y="1585396"/>
+                                </a:lnTo>
+                                <a:lnTo>
+                                  <a:pt x="98288" y="1610212"/>
+                                </a:lnTo>
+                                <a:lnTo>
+                                  <a:pt x="143529" y="1619135"/>
+                                </a:lnTo>
+                                <a:lnTo>
+                                  <a:pt x="3050675" y="1619135"/>
+                                </a:lnTo>
+                                <a:lnTo>
+                                  <a:pt x="3095916" y="1610212"/>
+                                </a:lnTo>
+                                <a:lnTo>
+                                  <a:pt x="3135300" y="1585396"/>
+                                </a:lnTo>
+                                <a:lnTo>
+                                  <a:pt x="3166417" y="1547613"/>
+                                </a:lnTo>
+                                <a:lnTo>
+                                  <a:pt x="3186856" y="1499792"/>
+                                </a:lnTo>
+                                <a:lnTo>
+                                  <a:pt x="3194204" y="1444859"/>
+                                </a:lnTo>
+                                <a:lnTo>
+                                  <a:pt x="3194204" y="174275"/>
+                                </a:lnTo>
+                                <a:lnTo>
+                                  <a:pt x="3186856" y="119343"/>
+                                </a:lnTo>
+                                <a:lnTo>
+                                  <a:pt x="3166417" y="71522"/>
+                                </a:lnTo>
+                                <a:lnTo>
+                                  <a:pt x="3135300" y="33739"/>
+                                </a:lnTo>
+                                <a:lnTo>
+                                  <a:pt x="3095916" y="8922"/>
+                                </a:lnTo>
+                                <a:lnTo>
+                                  <a:pt x="3050675" y="0"/>
+                                </a:lnTo>
+                                <a:close/>
+                              </a:path>
+                            </a:pathLst>
+                          </a:custGeom>
+                          <a:solidFill>
+                            <a:srgbClr val="ECECEC"/>
+                          </a:solidFill>
+                        </wps:spPr>
+                        <wps:bodyPr wrap="square" lIns="0" tIns="0" rIns="0" bIns="0" rtlCol="0">
+                          <a:prstTxWarp prst="textNoShape">
+                            <a:avLst/>
+                          </a:prstTxWarp>
+                          <a:noAutofit/>
+                        </wps:bodyPr>
+                      </wps:wsp>
+                      <wps:wsp>
+                        <wps:cNvPr id="63" name="Graphic 63"/>
+                        <wps:cNvSpPr/>
+                        <wps:spPr>
+                          <a:xfrm>
+                            <a:off x="3166" y="3169"/>
+                            <a:ext cx="3194685" cy="2036644"/>
+                          </a:xfrm>
+                          <a:custGeom>
+                            <a:avLst/>
+                            <a:gdLst/>
+                            <a:ahLst/>
+                            <a:cxnLst/>
+                            <a:rect l="l" t="t" r="r" b="b"/>
+                            <a:pathLst>
+                              <a:path w="3194685" h="1619250">
+                                <a:moveTo>
+                                  <a:pt x="3050675" y="0"/>
+                                </a:moveTo>
+                                <a:lnTo>
+                                  <a:pt x="143529" y="0"/>
+                                </a:lnTo>
+                                <a:lnTo>
+                                  <a:pt x="98288" y="8922"/>
+                                </a:lnTo>
+                                <a:lnTo>
+                                  <a:pt x="58904" y="33739"/>
+                                </a:lnTo>
+                                <a:lnTo>
+                                  <a:pt x="27787" y="71522"/>
+                                </a:lnTo>
+                                <a:lnTo>
+                                  <a:pt x="7348" y="119343"/>
+                                </a:lnTo>
+                                <a:lnTo>
+                                  <a:pt x="0" y="174275"/>
+                                </a:lnTo>
+                                <a:lnTo>
+                                  <a:pt x="0" y="1444859"/>
+                                </a:lnTo>
+                                <a:lnTo>
+                                  <a:pt x="7348" y="1499792"/>
+                                </a:lnTo>
+                                <a:lnTo>
+                                  <a:pt x="27787" y="1547613"/>
+                                </a:lnTo>
+                                <a:lnTo>
+                                  <a:pt x="58904" y="1585396"/>
+                                </a:lnTo>
+                                <a:lnTo>
+                                  <a:pt x="98288" y="1610212"/>
+                                </a:lnTo>
+                                <a:lnTo>
+                                  <a:pt x="143529" y="1619135"/>
+                                </a:lnTo>
+                                <a:lnTo>
+                                  <a:pt x="3050675" y="1619135"/>
+                                </a:lnTo>
+                                <a:lnTo>
+                                  <a:pt x="3095916" y="1610212"/>
+                                </a:lnTo>
+                                <a:lnTo>
+                                  <a:pt x="3135300" y="1585396"/>
+                                </a:lnTo>
+                                <a:lnTo>
+                                  <a:pt x="3166417" y="1547613"/>
+                                </a:lnTo>
+                                <a:lnTo>
+                                  <a:pt x="3186856" y="1499792"/>
+                                </a:lnTo>
+                                <a:lnTo>
+                                  <a:pt x="3194204" y="1444859"/>
+                                </a:lnTo>
+                                <a:lnTo>
+                                  <a:pt x="3194204" y="174275"/>
+                                </a:lnTo>
+                                <a:lnTo>
+                                  <a:pt x="3186856" y="119343"/>
+                                </a:lnTo>
+                                <a:lnTo>
+                                  <a:pt x="3166417" y="71522"/>
+                                </a:lnTo>
+                                <a:lnTo>
+                                  <a:pt x="3135300" y="33739"/>
+                                </a:lnTo>
+                                <a:lnTo>
+                                  <a:pt x="3095916" y="8922"/>
+                                </a:lnTo>
+                                <a:lnTo>
+                                  <a:pt x="3050675" y="0"/>
+                                </a:lnTo>
+                                <a:close/>
+                              </a:path>
+                            </a:pathLst>
+                          </a:custGeom>
+                          <a:ln w="6350">
+                            <a:solidFill>
+                              <a:srgbClr val="151616"/>
+                            </a:solidFill>
+                            <a:prstDash val="solid"/>
+                          </a:ln>
+                        </wps:spPr>
+                        <wps:bodyPr wrap="square" lIns="0" tIns="0" rIns="0" bIns="0" rtlCol="0">
+                          <a:prstTxWarp prst="textNoShape">
+                            <a:avLst/>
+                          </a:prstTxWarp>
+                          <a:noAutofit/>
+                        </wps:bodyPr>
+                      </wps:wsp>
+                      <wps:wsp>
+                        <wps:cNvPr id="64" name="Graphic 64"/>
+                        <wps:cNvSpPr/>
+                        <wps:spPr>
+                          <a:xfrm>
+                            <a:off x="21272" y="2069091"/>
+                            <a:ext cx="3115274" cy="691792"/>
+                          </a:xfrm>
+                          <a:custGeom>
+                            <a:avLst/>
+                            <a:gdLst/>
+                            <a:ahLst/>
+                            <a:cxnLst/>
+                            <a:rect l="l" t="t" r="r" b="b"/>
+                            <a:pathLst>
+                              <a:path w="3194685" h="1245870">
+                                <a:moveTo>
+                                  <a:pt x="3038555" y="0"/>
+                                </a:moveTo>
+                                <a:lnTo>
+                                  <a:pt x="155649" y="0"/>
+                                </a:lnTo>
+                                <a:lnTo>
+                                  <a:pt x="106588" y="6864"/>
+                                </a:lnTo>
+                                <a:lnTo>
+                                  <a:pt x="63878" y="25955"/>
+                                </a:lnTo>
+                                <a:lnTo>
+                                  <a:pt x="30133" y="55020"/>
+                                </a:lnTo>
+                                <a:lnTo>
+                                  <a:pt x="7969" y="91808"/>
+                                </a:lnTo>
+                                <a:lnTo>
+                                  <a:pt x="0" y="134067"/>
+                                </a:lnTo>
+                                <a:lnTo>
+                                  <a:pt x="0" y="1111535"/>
+                                </a:lnTo>
+                                <a:lnTo>
+                                  <a:pt x="7969" y="1153794"/>
+                                </a:lnTo>
+                                <a:lnTo>
+                                  <a:pt x="30133" y="1190582"/>
+                                </a:lnTo>
+                                <a:lnTo>
+                                  <a:pt x="63878" y="1219648"/>
+                                </a:lnTo>
+                                <a:lnTo>
+                                  <a:pt x="106588" y="1238739"/>
+                                </a:lnTo>
+                                <a:lnTo>
+                                  <a:pt x="155649" y="1245603"/>
+                                </a:lnTo>
+                                <a:lnTo>
+                                  <a:pt x="3038555" y="1245603"/>
+                                </a:lnTo>
+                                <a:lnTo>
+                                  <a:pt x="3087616" y="1238739"/>
+                                </a:lnTo>
+                                <a:lnTo>
+                                  <a:pt x="3130326" y="1219648"/>
+                                </a:lnTo>
+                                <a:lnTo>
+                                  <a:pt x="3164071" y="1190582"/>
+                                </a:lnTo>
+                                <a:lnTo>
+                                  <a:pt x="3186235" y="1153794"/>
+                                </a:lnTo>
+                                <a:lnTo>
+                                  <a:pt x="3194204" y="1111535"/>
+                                </a:lnTo>
+                                <a:lnTo>
+                                  <a:pt x="3194204" y="134067"/>
+                                </a:lnTo>
+                                <a:lnTo>
+                                  <a:pt x="3186235" y="91808"/>
+                                </a:lnTo>
+                                <a:lnTo>
+                                  <a:pt x="3164071" y="55020"/>
+                                </a:lnTo>
+                                <a:lnTo>
+                                  <a:pt x="3130326" y="25955"/>
+                                </a:lnTo>
+                                <a:lnTo>
+                                  <a:pt x="3087616" y="6864"/>
+                                </a:lnTo>
+                                <a:lnTo>
+                                  <a:pt x="3038555" y="0"/>
+                                </a:lnTo>
+                                <a:close/>
+                              </a:path>
+                            </a:pathLst>
+                          </a:custGeom>
+                          <a:solidFill>
+                            <a:srgbClr val="ECECEC"/>
+                          </a:solidFill>
+                        </wps:spPr>
+                        <wps:bodyPr wrap="square" lIns="0" tIns="0" rIns="0" bIns="0" rtlCol="0">
+                          <a:prstTxWarp prst="textNoShape">
+                            <a:avLst/>
+                          </a:prstTxWarp>
+                          <a:noAutofit/>
+                        </wps:bodyPr>
+                      </wps:wsp>
+                      <wps:wsp>
+                        <wps:cNvPr id="65" name="Graphic 65"/>
+                        <wps:cNvSpPr/>
+                        <wps:spPr>
+                          <a:xfrm>
+                            <a:off x="11667" y="2084054"/>
+                            <a:ext cx="3121376" cy="647723"/>
+                          </a:xfrm>
+                          <a:custGeom>
+                            <a:avLst/>
+                            <a:gdLst/>
+                            <a:ahLst/>
+                            <a:cxnLst/>
+                            <a:rect l="l" t="t" r="r" b="b"/>
+                            <a:pathLst>
+                              <a:path w="3194685" h="1245870">
+                                <a:moveTo>
+                                  <a:pt x="3038555" y="1245603"/>
+                                </a:moveTo>
+                                <a:lnTo>
+                                  <a:pt x="155649" y="1245603"/>
+                                </a:lnTo>
+                                <a:lnTo>
+                                  <a:pt x="106588" y="1238739"/>
+                                </a:lnTo>
+                                <a:lnTo>
+                                  <a:pt x="63878" y="1219648"/>
+                                </a:lnTo>
+                                <a:lnTo>
+                                  <a:pt x="30133" y="1190582"/>
+                                </a:lnTo>
+                                <a:lnTo>
+                                  <a:pt x="7969" y="1153794"/>
+                                </a:lnTo>
+                                <a:lnTo>
+                                  <a:pt x="0" y="1111535"/>
+                                </a:lnTo>
+                                <a:lnTo>
+                                  <a:pt x="0" y="134067"/>
+                                </a:lnTo>
+                                <a:lnTo>
+                                  <a:pt x="7969" y="91808"/>
+                                </a:lnTo>
+                                <a:lnTo>
+                                  <a:pt x="30133" y="55020"/>
+                                </a:lnTo>
+                                <a:lnTo>
+                                  <a:pt x="63878" y="25955"/>
+                                </a:lnTo>
+                                <a:lnTo>
+                                  <a:pt x="106588" y="6864"/>
+                                </a:lnTo>
+                                <a:lnTo>
+                                  <a:pt x="155649" y="0"/>
+                                </a:lnTo>
+                                <a:lnTo>
+                                  <a:pt x="3038555" y="0"/>
+                                </a:lnTo>
+                                <a:lnTo>
+                                  <a:pt x="3087616" y="6864"/>
+                                </a:lnTo>
+                                <a:lnTo>
+                                  <a:pt x="3130326" y="25955"/>
+                                </a:lnTo>
+                                <a:lnTo>
+                                  <a:pt x="3164071" y="55020"/>
+                                </a:lnTo>
+                                <a:lnTo>
+                                  <a:pt x="3186235" y="91808"/>
+                                </a:lnTo>
+                                <a:lnTo>
+                                  <a:pt x="3194204" y="134067"/>
+                                </a:lnTo>
+                                <a:lnTo>
+                                  <a:pt x="3194204" y="1111535"/>
+                                </a:lnTo>
+                                <a:lnTo>
+                                  <a:pt x="3186235" y="1153794"/>
+                                </a:lnTo>
+                                <a:lnTo>
+                                  <a:pt x="3164071" y="1190582"/>
+                                </a:lnTo>
+                                <a:lnTo>
+                                  <a:pt x="3130326" y="1219648"/>
+                                </a:lnTo>
+                                <a:lnTo>
+                                  <a:pt x="3087616" y="1238739"/>
+                                </a:lnTo>
+                                <a:lnTo>
+                                  <a:pt x="3038555" y="1245603"/>
+                                </a:lnTo>
+                                <a:close/>
+                              </a:path>
+                            </a:pathLst>
+                          </a:custGeom>
+                          <a:ln w="6350">
+                            <a:solidFill>
+                              <a:srgbClr val="151616"/>
+                            </a:solidFill>
+                            <a:prstDash val="solid"/>
+                          </a:ln>
+                        </wps:spPr>
+                        <wps:bodyPr wrap="square" lIns="0" tIns="0" rIns="0" bIns="0" rtlCol="0">
+                          <a:prstTxWarp prst="textNoShape">
+                            <a:avLst/>
+                          </a:prstTxWarp>
+                          <a:noAutofit/>
+                        </wps:bodyPr>
+                      </wps:wsp>
+                      <wps:wsp>
+                        <wps:cNvPr id="66" name="Graphic 66"/>
+                        <wps:cNvSpPr/>
+                        <wps:spPr>
+                          <a:xfrm>
+                            <a:off x="285811" y="2127980"/>
+                            <a:ext cx="227965" cy="185420"/>
+                          </a:xfrm>
+                          <a:custGeom>
+                            <a:avLst/>
+                            <a:gdLst/>
+                            <a:ahLst/>
+                            <a:cxnLst/>
+                            <a:rect l="l" t="t" r="r" b="b"/>
+                            <a:pathLst>
+                              <a:path w="227965" h="185420">
+                                <a:moveTo>
+                                  <a:pt x="175768" y="126809"/>
+                                </a:moveTo>
+                                <a:lnTo>
+                                  <a:pt x="175577" y="119773"/>
+                                </a:lnTo>
+                                <a:lnTo>
+                                  <a:pt x="175260" y="112687"/>
+                                </a:lnTo>
+                                <a:lnTo>
+                                  <a:pt x="175158" y="110604"/>
+                                </a:lnTo>
+                                <a:lnTo>
+                                  <a:pt x="175044" y="108216"/>
+                                </a:lnTo>
+                                <a:lnTo>
+                                  <a:pt x="175031" y="107861"/>
+                                </a:lnTo>
+                                <a:lnTo>
+                                  <a:pt x="169773" y="108038"/>
+                                </a:lnTo>
+                                <a:lnTo>
+                                  <a:pt x="169773" y="166585"/>
+                                </a:lnTo>
+                                <a:lnTo>
+                                  <a:pt x="167601" y="177368"/>
+                                </a:lnTo>
+                                <a:lnTo>
+                                  <a:pt x="161950" y="178422"/>
+                                </a:lnTo>
+                                <a:lnTo>
+                                  <a:pt x="131813" y="178422"/>
+                                </a:lnTo>
+                                <a:lnTo>
+                                  <a:pt x="129387" y="178142"/>
+                                </a:lnTo>
+                                <a:lnTo>
+                                  <a:pt x="125260" y="174244"/>
+                                </a:lnTo>
+                                <a:lnTo>
+                                  <a:pt x="123888" y="172593"/>
+                                </a:lnTo>
+                                <a:lnTo>
+                                  <a:pt x="123228" y="162458"/>
+                                </a:lnTo>
+                                <a:lnTo>
+                                  <a:pt x="123634" y="154813"/>
+                                </a:lnTo>
+                                <a:lnTo>
+                                  <a:pt x="123621" y="147929"/>
+                                </a:lnTo>
+                                <a:lnTo>
+                                  <a:pt x="150025" y="147929"/>
+                                </a:lnTo>
+                                <a:lnTo>
+                                  <a:pt x="155257" y="147612"/>
+                                </a:lnTo>
+                                <a:lnTo>
+                                  <a:pt x="156222" y="147180"/>
+                                </a:lnTo>
+                                <a:lnTo>
+                                  <a:pt x="157137" y="146011"/>
+                                </a:lnTo>
+                                <a:lnTo>
+                                  <a:pt x="157187" y="141541"/>
+                                </a:lnTo>
+                                <a:lnTo>
+                                  <a:pt x="157200" y="140208"/>
+                                </a:lnTo>
+                                <a:lnTo>
+                                  <a:pt x="148996" y="141541"/>
+                                </a:lnTo>
+                                <a:lnTo>
+                                  <a:pt x="123621" y="141541"/>
+                                </a:lnTo>
+                                <a:lnTo>
+                                  <a:pt x="123634" y="133159"/>
+                                </a:lnTo>
+                                <a:lnTo>
+                                  <a:pt x="153987" y="133159"/>
+                                </a:lnTo>
+                                <a:lnTo>
+                                  <a:pt x="156933" y="133400"/>
+                                </a:lnTo>
+                                <a:lnTo>
+                                  <a:pt x="156946" y="133159"/>
+                                </a:lnTo>
+                                <a:lnTo>
+                                  <a:pt x="157327" y="126809"/>
+                                </a:lnTo>
+                                <a:lnTo>
+                                  <a:pt x="123710" y="126809"/>
+                                </a:lnTo>
+                                <a:lnTo>
+                                  <a:pt x="123113" y="119773"/>
+                                </a:lnTo>
+                                <a:lnTo>
+                                  <a:pt x="123024" y="118656"/>
+                                </a:lnTo>
+                                <a:lnTo>
+                                  <a:pt x="122936" y="117538"/>
+                                </a:lnTo>
+                                <a:lnTo>
+                                  <a:pt x="123672" y="115963"/>
+                                </a:lnTo>
+                                <a:lnTo>
+                                  <a:pt x="130606" y="108496"/>
+                                </a:lnTo>
+                                <a:lnTo>
+                                  <a:pt x="133477" y="104101"/>
+                                </a:lnTo>
+                                <a:lnTo>
+                                  <a:pt x="134010" y="98298"/>
+                                </a:lnTo>
+                                <a:lnTo>
+                                  <a:pt x="134023" y="98094"/>
+                                </a:lnTo>
+                                <a:lnTo>
+                                  <a:pt x="158813" y="98094"/>
+                                </a:lnTo>
+                                <a:lnTo>
+                                  <a:pt x="159905" y="110604"/>
+                                </a:lnTo>
+                                <a:lnTo>
+                                  <a:pt x="168376" y="111328"/>
+                                </a:lnTo>
+                                <a:lnTo>
+                                  <a:pt x="168998" y="117538"/>
+                                </a:lnTo>
+                                <a:lnTo>
+                                  <a:pt x="169113" y="118656"/>
+                                </a:lnTo>
+                                <a:lnTo>
+                                  <a:pt x="169189" y="154813"/>
+                                </a:lnTo>
+                                <a:lnTo>
+                                  <a:pt x="169722" y="165455"/>
+                                </a:lnTo>
+                                <a:lnTo>
+                                  <a:pt x="169773" y="166585"/>
+                                </a:lnTo>
+                                <a:lnTo>
+                                  <a:pt x="169773" y="108038"/>
+                                </a:lnTo>
+                                <a:lnTo>
+                                  <a:pt x="166751" y="108127"/>
+                                </a:lnTo>
+                                <a:lnTo>
+                                  <a:pt x="165252" y="98298"/>
+                                </a:lnTo>
+                                <a:lnTo>
+                                  <a:pt x="165938" y="98094"/>
+                                </a:lnTo>
+                                <a:lnTo>
+                                  <a:pt x="169113" y="97193"/>
+                                </a:lnTo>
+                                <a:lnTo>
+                                  <a:pt x="171729" y="96139"/>
+                                </a:lnTo>
+                                <a:lnTo>
+                                  <a:pt x="172491" y="91744"/>
+                                </a:lnTo>
+                                <a:lnTo>
+                                  <a:pt x="173101" y="88214"/>
+                                </a:lnTo>
+                                <a:lnTo>
+                                  <a:pt x="172808" y="85013"/>
+                                </a:lnTo>
+                                <a:lnTo>
+                                  <a:pt x="172694" y="83870"/>
+                                </a:lnTo>
+                                <a:lnTo>
+                                  <a:pt x="172618" y="82918"/>
+                                </a:lnTo>
+                                <a:lnTo>
+                                  <a:pt x="168503" y="78613"/>
+                                </a:lnTo>
+                                <a:lnTo>
+                                  <a:pt x="168249" y="78333"/>
+                                </a:lnTo>
+                                <a:lnTo>
+                                  <a:pt x="166204" y="78460"/>
+                                </a:lnTo>
+                                <a:lnTo>
+                                  <a:pt x="166204" y="91744"/>
+                                </a:lnTo>
+                                <a:lnTo>
+                                  <a:pt x="126123" y="91744"/>
+                                </a:lnTo>
+                                <a:lnTo>
+                                  <a:pt x="126644" y="91465"/>
+                                </a:lnTo>
+                                <a:lnTo>
+                                  <a:pt x="126644" y="85013"/>
+                                </a:lnTo>
+                                <a:lnTo>
+                                  <a:pt x="166141" y="85013"/>
+                                </a:lnTo>
+                                <a:lnTo>
+                                  <a:pt x="166204" y="91744"/>
+                                </a:lnTo>
+                                <a:lnTo>
+                                  <a:pt x="166204" y="78460"/>
+                                </a:lnTo>
+                                <a:lnTo>
+                                  <a:pt x="163614" y="78613"/>
+                                </a:lnTo>
+                                <a:lnTo>
+                                  <a:pt x="128752" y="78613"/>
+                                </a:lnTo>
+                                <a:lnTo>
+                                  <a:pt x="124917" y="78105"/>
+                                </a:lnTo>
+                                <a:lnTo>
+                                  <a:pt x="119392" y="83870"/>
+                                </a:lnTo>
+                                <a:lnTo>
+                                  <a:pt x="117665" y="97193"/>
+                                </a:lnTo>
+                                <a:lnTo>
+                                  <a:pt x="117614" y="97637"/>
+                                </a:lnTo>
+                                <a:lnTo>
+                                  <a:pt x="127609" y="98094"/>
+                                </a:lnTo>
+                                <a:lnTo>
+                                  <a:pt x="125412" y="104101"/>
+                                </a:lnTo>
+                                <a:lnTo>
+                                  <a:pt x="122008" y="108216"/>
+                                </a:lnTo>
+                                <a:lnTo>
+                                  <a:pt x="118808" y="112687"/>
+                                </a:lnTo>
+                                <a:lnTo>
+                                  <a:pt x="117246" y="119773"/>
+                                </a:lnTo>
+                                <a:lnTo>
+                                  <a:pt x="117157" y="166585"/>
+                                </a:lnTo>
+                                <a:lnTo>
+                                  <a:pt x="118046" y="172593"/>
+                                </a:lnTo>
+                                <a:lnTo>
+                                  <a:pt x="118160" y="173393"/>
+                                </a:lnTo>
+                                <a:lnTo>
+                                  <a:pt x="121056" y="179044"/>
+                                </a:lnTo>
+                                <a:lnTo>
+                                  <a:pt x="126187" y="183045"/>
+                                </a:lnTo>
+                                <a:lnTo>
+                                  <a:pt x="131991" y="184670"/>
+                                </a:lnTo>
+                                <a:lnTo>
+                                  <a:pt x="138760" y="184912"/>
+                                </a:lnTo>
+                                <a:lnTo>
+                                  <a:pt x="154711" y="184912"/>
+                                </a:lnTo>
+                                <a:lnTo>
+                                  <a:pt x="159740" y="184670"/>
+                                </a:lnTo>
+                                <a:lnTo>
+                                  <a:pt x="161366" y="184670"/>
+                                </a:lnTo>
+                                <a:lnTo>
+                                  <a:pt x="167220" y="182765"/>
+                                </a:lnTo>
+                                <a:lnTo>
+                                  <a:pt x="172300" y="178422"/>
+                                </a:lnTo>
+                                <a:lnTo>
+                                  <a:pt x="174840" y="172834"/>
+                                </a:lnTo>
+                                <a:lnTo>
+                                  <a:pt x="175602" y="166585"/>
+                                </a:lnTo>
+                                <a:lnTo>
+                                  <a:pt x="175653" y="166243"/>
+                                </a:lnTo>
+                                <a:lnTo>
+                                  <a:pt x="175768" y="126809"/>
+                                </a:lnTo>
+                                <a:close/>
+                              </a:path>
+                              <a:path w="227965" h="185420">
+                                <a:moveTo>
+                                  <a:pt x="227431" y="27813"/>
+                                </a:moveTo>
+                                <a:lnTo>
+                                  <a:pt x="149225" y="27736"/>
+                                </a:lnTo>
+                                <a:lnTo>
+                                  <a:pt x="149237" y="23215"/>
+                                </a:lnTo>
+                                <a:lnTo>
+                                  <a:pt x="144881" y="15659"/>
+                                </a:lnTo>
+                                <a:lnTo>
+                                  <a:pt x="143344" y="14871"/>
+                                </a:lnTo>
+                                <a:lnTo>
+                                  <a:pt x="143344" y="27127"/>
+                                </a:lnTo>
+                                <a:lnTo>
+                                  <a:pt x="143243" y="27736"/>
+                                </a:lnTo>
+                                <a:lnTo>
+                                  <a:pt x="126987" y="27711"/>
+                                </a:lnTo>
+                                <a:lnTo>
+                                  <a:pt x="127228" y="27470"/>
+                                </a:lnTo>
+                                <a:lnTo>
+                                  <a:pt x="127139" y="26708"/>
+                                </a:lnTo>
+                                <a:lnTo>
+                                  <a:pt x="126288" y="21031"/>
+                                </a:lnTo>
+                                <a:lnTo>
+                                  <a:pt x="126276" y="15659"/>
+                                </a:lnTo>
+                                <a:lnTo>
+                                  <a:pt x="132791" y="15659"/>
+                                </a:lnTo>
+                                <a:lnTo>
+                                  <a:pt x="137033" y="18580"/>
+                                </a:lnTo>
+                                <a:lnTo>
+                                  <a:pt x="143344" y="27127"/>
+                                </a:lnTo>
+                                <a:lnTo>
+                                  <a:pt x="143344" y="14871"/>
+                                </a:lnTo>
+                                <a:lnTo>
+                                  <a:pt x="135623" y="10896"/>
+                                </a:lnTo>
+                                <a:lnTo>
+                                  <a:pt x="134086" y="10490"/>
+                                </a:lnTo>
+                                <a:lnTo>
+                                  <a:pt x="133324" y="9994"/>
+                                </a:lnTo>
+                                <a:lnTo>
+                                  <a:pt x="125514" y="4356"/>
+                                </a:lnTo>
+                                <a:lnTo>
+                                  <a:pt x="123926" y="1816"/>
+                                </a:lnTo>
+                                <a:lnTo>
+                                  <a:pt x="120103" y="469"/>
+                                </a:lnTo>
+                                <a:lnTo>
+                                  <a:pt x="113385" y="0"/>
+                                </a:lnTo>
+                                <a:lnTo>
+                                  <a:pt x="31737" y="0"/>
+                                </a:lnTo>
+                                <a:lnTo>
+                                  <a:pt x="25196" y="469"/>
+                                </a:lnTo>
+                                <a:lnTo>
+                                  <a:pt x="25730" y="469"/>
+                                </a:lnTo>
+                                <a:lnTo>
+                                  <a:pt x="24841" y="4356"/>
+                                </a:lnTo>
+                                <a:lnTo>
+                                  <a:pt x="24752" y="4762"/>
+                                </a:lnTo>
+                                <a:lnTo>
+                                  <a:pt x="23380" y="6134"/>
+                                </a:lnTo>
+                                <a:lnTo>
+                                  <a:pt x="23291" y="7226"/>
+                                </a:lnTo>
+                                <a:lnTo>
+                                  <a:pt x="23202" y="8267"/>
+                                </a:lnTo>
+                                <a:lnTo>
+                                  <a:pt x="23139" y="9029"/>
+                                </a:lnTo>
+                                <a:lnTo>
+                                  <a:pt x="15481" y="10337"/>
+                                </a:lnTo>
+                                <a:lnTo>
+                                  <a:pt x="1270" y="26212"/>
+                                </a:lnTo>
+                                <a:lnTo>
+                                  <a:pt x="1181" y="26708"/>
+                                </a:lnTo>
+                                <a:lnTo>
+                                  <a:pt x="1104" y="27127"/>
+                                </a:lnTo>
+                                <a:lnTo>
+                                  <a:pt x="1041" y="27470"/>
+                                </a:lnTo>
+                                <a:lnTo>
+                                  <a:pt x="6743" y="27470"/>
+                                </a:lnTo>
+                                <a:lnTo>
+                                  <a:pt x="6819" y="26708"/>
+                                </a:lnTo>
+                                <a:lnTo>
+                                  <a:pt x="6908" y="25946"/>
+                                </a:lnTo>
+                                <a:lnTo>
+                                  <a:pt x="12839" y="18161"/>
+                                </a:lnTo>
+                                <a:lnTo>
+                                  <a:pt x="17284" y="15659"/>
+                                </a:lnTo>
+                                <a:lnTo>
+                                  <a:pt x="23215" y="15659"/>
+                                </a:lnTo>
+                                <a:lnTo>
+                                  <a:pt x="23177" y="21031"/>
+                                </a:lnTo>
+                                <a:lnTo>
+                                  <a:pt x="22428" y="25946"/>
+                                </a:lnTo>
+                                <a:lnTo>
+                                  <a:pt x="22313" y="26708"/>
+                                </a:lnTo>
+                                <a:lnTo>
+                                  <a:pt x="22263" y="27127"/>
+                                </a:lnTo>
+                                <a:lnTo>
+                                  <a:pt x="22555" y="27470"/>
+                                </a:lnTo>
+                                <a:lnTo>
+                                  <a:pt x="28663" y="27470"/>
+                                </a:lnTo>
+                                <a:lnTo>
+                                  <a:pt x="29616" y="26212"/>
+                                </a:lnTo>
+                                <a:lnTo>
+                                  <a:pt x="29616" y="15659"/>
+                                </a:lnTo>
+                                <a:lnTo>
+                                  <a:pt x="29616" y="11696"/>
+                                </a:lnTo>
+                                <a:lnTo>
+                                  <a:pt x="28562" y="7226"/>
+                                </a:lnTo>
+                                <a:lnTo>
+                                  <a:pt x="31788" y="6451"/>
+                                </a:lnTo>
+                                <a:lnTo>
+                                  <a:pt x="120929" y="6451"/>
+                                </a:lnTo>
+                                <a:lnTo>
+                                  <a:pt x="119888" y="8267"/>
+                                </a:lnTo>
+                                <a:lnTo>
+                                  <a:pt x="119888" y="21031"/>
+                                </a:lnTo>
+                                <a:lnTo>
+                                  <a:pt x="120738" y="25946"/>
+                                </a:lnTo>
+                                <a:lnTo>
+                                  <a:pt x="120777" y="26212"/>
+                                </a:lnTo>
+                                <a:lnTo>
+                                  <a:pt x="120865" y="26708"/>
+                                </a:lnTo>
+                                <a:lnTo>
+                                  <a:pt x="117894" y="27470"/>
+                                </a:lnTo>
+                                <a:lnTo>
+                                  <a:pt x="114554" y="27698"/>
+                                </a:lnTo>
+                                <a:lnTo>
+                                  <a:pt x="22656" y="27609"/>
+                                </a:lnTo>
+                                <a:lnTo>
+                                  <a:pt x="22555" y="27470"/>
+                                </a:lnTo>
+                                <a:lnTo>
+                                  <a:pt x="6743" y="27470"/>
+                                </a:lnTo>
+                                <a:lnTo>
+                                  <a:pt x="6718" y="27597"/>
+                                </a:lnTo>
+                                <a:lnTo>
+                                  <a:pt x="1016" y="27584"/>
+                                </a:lnTo>
+                                <a:lnTo>
+                                  <a:pt x="990" y="27813"/>
+                                </a:lnTo>
+                                <a:lnTo>
+                                  <a:pt x="508" y="30530"/>
+                                </a:lnTo>
+                                <a:lnTo>
+                                  <a:pt x="469" y="30784"/>
+                                </a:lnTo>
+                                <a:lnTo>
+                                  <a:pt x="101" y="40601"/>
+                                </a:lnTo>
+                                <a:lnTo>
+                                  <a:pt x="165" y="50749"/>
+                                </a:lnTo>
+                                <a:lnTo>
+                                  <a:pt x="279" y="131330"/>
+                                </a:lnTo>
+                                <a:lnTo>
+                                  <a:pt x="12204" y="173926"/>
+                                </a:lnTo>
+                                <a:lnTo>
+                                  <a:pt x="17576" y="176733"/>
+                                </a:lnTo>
+                                <a:lnTo>
+                                  <a:pt x="103670" y="176733"/>
+                                </a:lnTo>
+                                <a:lnTo>
+                                  <a:pt x="106934" y="176987"/>
+                                </a:lnTo>
+                                <a:lnTo>
+                                  <a:pt x="110794" y="174917"/>
+                                </a:lnTo>
+                                <a:lnTo>
+                                  <a:pt x="110426" y="171411"/>
+                                </a:lnTo>
+                                <a:lnTo>
+                                  <a:pt x="107988" y="170510"/>
+                                </a:lnTo>
+                                <a:lnTo>
+                                  <a:pt x="101854" y="170357"/>
+                                </a:lnTo>
+                                <a:lnTo>
+                                  <a:pt x="93510" y="170141"/>
+                                </a:lnTo>
+                                <a:lnTo>
+                                  <a:pt x="59499" y="170357"/>
+                                </a:lnTo>
+                                <a:lnTo>
+                                  <a:pt x="34417" y="170357"/>
+                                </a:lnTo>
+                                <a:lnTo>
+                                  <a:pt x="18110" y="169519"/>
+                                </a:lnTo>
+                                <a:lnTo>
+                                  <a:pt x="13817" y="168173"/>
+                                </a:lnTo>
+                                <a:lnTo>
+                                  <a:pt x="10020" y="164719"/>
+                                </a:lnTo>
+                                <a:lnTo>
+                                  <a:pt x="5994" y="156337"/>
+                                </a:lnTo>
+                                <a:lnTo>
+                                  <a:pt x="6642" y="149961"/>
+                                </a:lnTo>
+                                <a:lnTo>
+                                  <a:pt x="6705" y="27813"/>
+                                </a:lnTo>
+                                <a:lnTo>
+                                  <a:pt x="22847" y="27813"/>
+                                </a:lnTo>
+                                <a:lnTo>
+                                  <a:pt x="29146" y="35039"/>
+                                </a:lnTo>
+                                <a:lnTo>
+                                  <a:pt x="33388" y="33997"/>
+                                </a:lnTo>
+                                <a:lnTo>
+                                  <a:pt x="116052" y="33997"/>
+                                </a:lnTo>
+                                <a:lnTo>
+                                  <a:pt x="120091" y="34950"/>
+                                </a:lnTo>
+                                <a:lnTo>
+                                  <a:pt x="120992" y="33997"/>
+                                </a:lnTo>
+                                <a:lnTo>
+                                  <a:pt x="126898" y="27813"/>
+                                </a:lnTo>
+                                <a:lnTo>
+                                  <a:pt x="143230" y="27813"/>
+                                </a:lnTo>
+                                <a:lnTo>
+                                  <a:pt x="142811" y="30530"/>
+                                </a:lnTo>
+                                <a:lnTo>
+                                  <a:pt x="142798" y="72390"/>
+                                </a:lnTo>
+                                <a:lnTo>
+                                  <a:pt x="146418" y="72021"/>
+                                </a:lnTo>
+                                <a:lnTo>
+                                  <a:pt x="150152" y="69684"/>
+                                </a:lnTo>
+                                <a:lnTo>
+                                  <a:pt x="149225" y="56337"/>
+                                </a:lnTo>
+                                <a:lnTo>
+                                  <a:pt x="149225" y="27813"/>
+                                </a:lnTo>
+                                <a:lnTo>
+                                  <a:pt x="227431" y="27813"/>
+                                </a:lnTo>
+                                <a:close/>
+                              </a:path>
+                            </a:pathLst>
+                          </a:custGeom>
+                          <a:solidFill>
+                            <a:srgbClr val="DD2B1C"/>
+                          </a:solidFill>
+                        </wps:spPr>
+                        <wps:bodyPr wrap="square" lIns="0" tIns="0" rIns="0" bIns="0" rtlCol="0">
+                          <a:prstTxWarp prst="textNoShape">
+                            <a:avLst/>
+                          </a:prstTxWarp>
+                          <a:noAutofit/>
+                        </wps:bodyPr>
+                      </wps:wsp>
+                      <wps:wsp>
+                        <wps:cNvPr id="67" name="Graphic 67"/>
+                        <wps:cNvSpPr/>
+                        <wps:spPr>
+                          <a:xfrm>
+                            <a:off x="304865" y="2161040"/>
+                            <a:ext cx="113030" cy="109220"/>
+                          </a:xfrm>
+                          <a:custGeom>
+                            <a:avLst/>
+                            <a:gdLst/>
+                            <a:ahLst/>
+                            <a:cxnLst/>
+                            <a:rect l="l" t="t" r="r" b="b"/>
+                            <a:pathLst>
+                              <a:path w="113030" h="109220">
+                                <a:moveTo>
+                                  <a:pt x="44754" y="7188"/>
+                                </a:moveTo>
+                                <a:lnTo>
+                                  <a:pt x="43662" y="4279"/>
+                                </a:lnTo>
+                                <a:lnTo>
+                                  <a:pt x="38735" y="3949"/>
+                                </a:lnTo>
+                                <a:lnTo>
+                                  <a:pt x="37007" y="6388"/>
+                                </a:lnTo>
+                                <a:lnTo>
+                                  <a:pt x="33464" y="9944"/>
+                                </a:lnTo>
+                                <a:lnTo>
+                                  <a:pt x="24193" y="19545"/>
+                                </a:lnTo>
+                                <a:lnTo>
+                                  <a:pt x="22872" y="20307"/>
+                                </a:lnTo>
+                                <a:lnTo>
+                                  <a:pt x="14516" y="11874"/>
+                                </a:lnTo>
+                                <a:lnTo>
+                                  <a:pt x="12547" y="10236"/>
+                                </a:lnTo>
+                                <a:lnTo>
+                                  <a:pt x="9461" y="10706"/>
+                                </a:lnTo>
+                                <a:lnTo>
+                                  <a:pt x="8470" y="15836"/>
+                                </a:lnTo>
+                                <a:lnTo>
+                                  <a:pt x="11023" y="17551"/>
+                                </a:lnTo>
+                                <a:lnTo>
+                                  <a:pt x="20612" y="27139"/>
+                                </a:lnTo>
+                                <a:lnTo>
+                                  <a:pt x="21793" y="30835"/>
+                                </a:lnTo>
+                                <a:lnTo>
+                                  <a:pt x="40170" y="12395"/>
+                                </a:lnTo>
+                                <a:lnTo>
+                                  <a:pt x="42684" y="10160"/>
+                                </a:lnTo>
+                                <a:lnTo>
+                                  <a:pt x="44754" y="7188"/>
+                                </a:lnTo>
+                                <a:close/>
+                              </a:path>
+                              <a:path w="113030" h="109220">
+                                <a:moveTo>
+                                  <a:pt x="50025" y="104025"/>
+                                </a:moveTo>
+                                <a:lnTo>
+                                  <a:pt x="48971" y="102298"/>
+                                </a:lnTo>
+                                <a:lnTo>
+                                  <a:pt x="47536" y="101777"/>
+                                </a:lnTo>
+                                <a:lnTo>
+                                  <a:pt x="42265" y="101523"/>
+                                </a:lnTo>
+                                <a:lnTo>
+                                  <a:pt x="31762" y="101473"/>
+                                </a:lnTo>
+                                <a:lnTo>
+                                  <a:pt x="11049" y="101561"/>
+                                </a:lnTo>
+                                <a:lnTo>
+                                  <a:pt x="4051" y="100330"/>
+                                </a:lnTo>
+                                <a:lnTo>
+                                  <a:pt x="1638" y="105219"/>
+                                </a:lnTo>
+                                <a:lnTo>
+                                  <a:pt x="2755" y="107238"/>
+                                </a:lnTo>
+                                <a:lnTo>
+                                  <a:pt x="4356" y="107734"/>
+                                </a:lnTo>
+                                <a:lnTo>
+                                  <a:pt x="9702" y="107975"/>
+                                </a:lnTo>
+                                <a:lnTo>
+                                  <a:pt x="42646" y="107962"/>
+                                </a:lnTo>
+                                <a:lnTo>
+                                  <a:pt x="48285" y="108877"/>
+                                </a:lnTo>
+                                <a:lnTo>
+                                  <a:pt x="49339" y="105956"/>
+                                </a:lnTo>
+                                <a:lnTo>
+                                  <a:pt x="50025" y="104025"/>
+                                </a:lnTo>
+                                <a:close/>
+                              </a:path>
+                              <a:path w="113030" h="109220">
+                                <a:moveTo>
+                                  <a:pt x="50076" y="86525"/>
+                                </a:moveTo>
+                                <a:lnTo>
+                                  <a:pt x="49047" y="84734"/>
+                                </a:lnTo>
+                                <a:lnTo>
+                                  <a:pt x="47586" y="84213"/>
+                                </a:lnTo>
+                                <a:lnTo>
+                                  <a:pt x="42227" y="83921"/>
+                                </a:lnTo>
+                                <a:lnTo>
+                                  <a:pt x="31775" y="83870"/>
+                                </a:lnTo>
+                                <a:lnTo>
+                                  <a:pt x="10985" y="83972"/>
+                                </a:lnTo>
+                                <a:lnTo>
+                                  <a:pt x="3886" y="83019"/>
+                                </a:lnTo>
+                                <a:lnTo>
+                                  <a:pt x="0" y="90970"/>
+                                </a:lnTo>
+                                <a:lnTo>
+                                  <a:pt x="7658" y="90373"/>
+                                </a:lnTo>
+                                <a:lnTo>
+                                  <a:pt x="41351" y="90373"/>
+                                </a:lnTo>
+                                <a:lnTo>
+                                  <a:pt x="48133" y="91465"/>
+                                </a:lnTo>
+                                <a:lnTo>
+                                  <a:pt x="49314" y="88455"/>
+                                </a:lnTo>
+                                <a:lnTo>
+                                  <a:pt x="50076" y="86525"/>
+                                </a:lnTo>
+                                <a:close/>
+                              </a:path>
+                              <a:path w="113030" h="109220">
+                                <a:moveTo>
+                                  <a:pt x="50088" y="69113"/>
+                                </a:moveTo>
+                                <a:lnTo>
+                                  <a:pt x="49149" y="67144"/>
+                                </a:lnTo>
+                                <a:lnTo>
+                                  <a:pt x="47650" y="66649"/>
+                                </a:lnTo>
+                                <a:lnTo>
+                                  <a:pt x="42303" y="66382"/>
+                                </a:lnTo>
+                                <a:lnTo>
+                                  <a:pt x="31813" y="66332"/>
+                                </a:lnTo>
+                                <a:lnTo>
+                                  <a:pt x="10972" y="66421"/>
+                                </a:lnTo>
+                                <a:lnTo>
+                                  <a:pt x="3848" y="65265"/>
+                                </a:lnTo>
+                                <a:lnTo>
+                                  <a:pt x="190" y="73431"/>
+                                </a:lnTo>
+                                <a:lnTo>
+                                  <a:pt x="7594" y="72771"/>
+                                </a:lnTo>
+                                <a:lnTo>
+                                  <a:pt x="41363" y="72771"/>
+                                </a:lnTo>
+                                <a:lnTo>
+                                  <a:pt x="48006" y="73825"/>
+                                </a:lnTo>
+                                <a:lnTo>
+                                  <a:pt x="49288" y="70942"/>
+                                </a:lnTo>
+                                <a:lnTo>
+                                  <a:pt x="50088" y="69113"/>
+                                </a:lnTo>
+                                <a:close/>
+                              </a:path>
+                              <a:path w="113030" h="109220">
+                                <a:moveTo>
+                                  <a:pt x="50444" y="50139"/>
+                                </a:moveTo>
+                                <a:lnTo>
+                                  <a:pt x="48183" y="48831"/>
+                                </a:lnTo>
+                                <a:lnTo>
+                                  <a:pt x="45593" y="48831"/>
+                                </a:lnTo>
+                                <a:lnTo>
+                                  <a:pt x="3530" y="48831"/>
+                                </a:lnTo>
+                                <a:lnTo>
+                                  <a:pt x="1409" y="50495"/>
+                                </a:lnTo>
+                                <a:lnTo>
+                                  <a:pt x="3454" y="55740"/>
+                                </a:lnTo>
+                                <a:lnTo>
+                                  <a:pt x="6540" y="55232"/>
+                                </a:lnTo>
+                                <a:lnTo>
+                                  <a:pt x="45885" y="55232"/>
+                                </a:lnTo>
+                                <a:lnTo>
+                                  <a:pt x="48475" y="55499"/>
+                                </a:lnTo>
+                                <a:lnTo>
+                                  <a:pt x="50444" y="50139"/>
+                                </a:lnTo>
+                                <a:close/>
+                              </a:path>
+                              <a:path w="113030" h="109220">
+                                <a:moveTo>
+                                  <a:pt x="97155" y="91922"/>
+                                </a:moveTo>
+                                <a:lnTo>
+                                  <a:pt x="96024" y="82854"/>
+                                </a:lnTo>
+                                <a:lnTo>
+                                  <a:pt x="89877" y="83972"/>
+                                </a:lnTo>
+                                <a:lnTo>
+                                  <a:pt x="79997" y="83972"/>
+                                </a:lnTo>
+                                <a:lnTo>
+                                  <a:pt x="71907" y="82524"/>
+                                </a:lnTo>
+                                <a:lnTo>
+                                  <a:pt x="72605" y="87706"/>
+                                </a:lnTo>
+                                <a:lnTo>
+                                  <a:pt x="73139" y="91770"/>
+                                </a:lnTo>
+                                <a:lnTo>
+                                  <a:pt x="81216" y="90373"/>
+                                </a:lnTo>
+                                <a:lnTo>
+                                  <a:pt x="89065" y="90373"/>
+                                </a:lnTo>
+                                <a:lnTo>
+                                  <a:pt x="97155" y="91922"/>
+                                </a:lnTo>
+                                <a:close/>
+                              </a:path>
+                              <a:path w="113030" h="109220">
+                                <a:moveTo>
+                                  <a:pt x="97383" y="74295"/>
+                                </a:moveTo>
+                                <a:lnTo>
+                                  <a:pt x="96469" y="65214"/>
+                                </a:lnTo>
+                                <a:lnTo>
+                                  <a:pt x="89979" y="66370"/>
+                                </a:lnTo>
+                                <a:lnTo>
+                                  <a:pt x="80022" y="66370"/>
+                                </a:lnTo>
+                                <a:lnTo>
+                                  <a:pt x="71755" y="64922"/>
+                                </a:lnTo>
+                                <a:lnTo>
+                                  <a:pt x="72618" y="70205"/>
+                                </a:lnTo>
+                                <a:lnTo>
+                                  <a:pt x="73253" y="74180"/>
+                                </a:lnTo>
+                                <a:lnTo>
+                                  <a:pt x="81534" y="72771"/>
+                                </a:lnTo>
+                                <a:lnTo>
+                                  <a:pt x="89420" y="72771"/>
+                                </a:lnTo>
+                                <a:lnTo>
+                                  <a:pt x="97383" y="74295"/>
+                                </a:lnTo>
+                                <a:close/>
+                              </a:path>
+                              <a:path w="113030" h="109220">
+                                <a:moveTo>
+                                  <a:pt x="100622" y="56527"/>
+                                </a:moveTo>
+                                <a:lnTo>
+                                  <a:pt x="99720" y="48653"/>
+                                </a:lnTo>
+                                <a:lnTo>
+                                  <a:pt x="96977" y="48806"/>
+                                </a:lnTo>
+                                <a:lnTo>
+                                  <a:pt x="79222" y="48831"/>
+                                </a:lnTo>
+                                <a:lnTo>
+                                  <a:pt x="71805" y="47472"/>
+                                </a:lnTo>
+                                <a:lnTo>
+                                  <a:pt x="72618" y="52692"/>
+                                </a:lnTo>
+                                <a:lnTo>
+                                  <a:pt x="73190" y="56349"/>
+                                </a:lnTo>
+                                <a:lnTo>
+                                  <a:pt x="81508" y="55232"/>
+                                </a:lnTo>
+                                <a:lnTo>
+                                  <a:pt x="92887" y="55232"/>
+                                </a:lnTo>
+                                <a:lnTo>
+                                  <a:pt x="100622" y="56527"/>
+                                </a:lnTo>
+                                <a:close/>
+                              </a:path>
+                              <a:path w="113030" h="109220">
+                                <a:moveTo>
+                                  <a:pt x="112509" y="26784"/>
+                                </a:moveTo>
+                                <a:lnTo>
+                                  <a:pt x="108064" y="23355"/>
+                                </a:lnTo>
+                                <a:lnTo>
+                                  <a:pt x="105410" y="20713"/>
+                                </a:lnTo>
+                                <a:lnTo>
+                                  <a:pt x="102641" y="17602"/>
+                                </a:lnTo>
+                                <a:lnTo>
+                                  <a:pt x="101079" y="16586"/>
+                                </a:lnTo>
+                                <a:lnTo>
+                                  <a:pt x="101777" y="15278"/>
+                                </a:lnTo>
+                                <a:lnTo>
+                                  <a:pt x="105498" y="11925"/>
+                                </a:lnTo>
+                                <a:lnTo>
+                                  <a:pt x="107937" y="9486"/>
+                                </a:lnTo>
+                                <a:lnTo>
+                                  <a:pt x="112102" y="6489"/>
+                                </a:lnTo>
+                                <a:lnTo>
+                                  <a:pt x="107137" y="0"/>
+                                </a:lnTo>
+                                <a:lnTo>
+                                  <a:pt x="103670" y="4584"/>
+                                </a:lnTo>
+                                <a:lnTo>
+                                  <a:pt x="100545" y="7708"/>
+                                </a:lnTo>
+                                <a:lnTo>
+                                  <a:pt x="98437" y="9652"/>
+                                </a:lnTo>
+                                <a:lnTo>
+                                  <a:pt x="96634" y="11645"/>
+                                </a:lnTo>
+                                <a:lnTo>
+                                  <a:pt x="95275" y="10922"/>
+                                </a:lnTo>
+                                <a:lnTo>
+                                  <a:pt x="92100" y="7391"/>
+                                </a:lnTo>
+                                <a:lnTo>
+                                  <a:pt x="89573" y="4876"/>
+                                </a:lnTo>
+                                <a:lnTo>
+                                  <a:pt x="86169" y="139"/>
+                                </a:lnTo>
+                                <a:lnTo>
+                                  <a:pt x="79451" y="7480"/>
+                                </a:lnTo>
+                                <a:lnTo>
+                                  <a:pt x="89789" y="12458"/>
+                                </a:lnTo>
+                                <a:lnTo>
+                                  <a:pt x="91833" y="16611"/>
+                                </a:lnTo>
+                                <a:lnTo>
+                                  <a:pt x="90233" y="17665"/>
+                                </a:lnTo>
+                                <a:lnTo>
+                                  <a:pt x="87515" y="20739"/>
+                                </a:lnTo>
+                                <a:lnTo>
+                                  <a:pt x="84836" y="23418"/>
+                                </a:lnTo>
+                                <a:lnTo>
+                                  <a:pt x="80416" y="26746"/>
+                                </a:lnTo>
+                                <a:lnTo>
+                                  <a:pt x="87490" y="33185"/>
+                                </a:lnTo>
+                                <a:lnTo>
+                                  <a:pt x="92583" y="23368"/>
+                                </a:lnTo>
+                                <a:lnTo>
+                                  <a:pt x="96621" y="21005"/>
+                                </a:lnTo>
+                                <a:lnTo>
+                                  <a:pt x="98348" y="23063"/>
+                                </a:lnTo>
+                                <a:lnTo>
+                                  <a:pt x="100444" y="24930"/>
+                                </a:lnTo>
+                                <a:lnTo>
+                                  <a:pt x="103593" y="28067"/>
+                                </a:lnTo>
+                                <a:lnTo>
+                                  <a:pt x="106629" y="32054"/>
+                                </a:lnTo>
+                                <a:lnTo>
+                                  <a:pt x="112509" y="26784"/>
+                                </a:lnTo>
+                                <a:close/>
+                              </a:path>
+                            </a:pathLst>
+                          </a:custGeom>
+                          <a:solidFill>
+                            <a:srgbClr val="282C51"/>
+                          </a:solidFill>
+                        </wps:spPr>
+                        <wps:bodyPr wrap="square" lIns="0" tIns="0" rIns="0" bIns="0" rtlCol="0">
+                          <a:prstTxWarp prst="textNoShape">
+                            <a:avLst/>
+                          </a:prstTxWarp>
+                          <a:noAutofit/>
+                        </wps:bodyPr>
+                      </wps:wsp>
+                      <pic:pic xmlns:pic="http://schemas.openxmlformats.org/drawingml/2006/picture">
+                        <pic:nvPicPr>
+                          <pic:cNvPr id="69" name="Image 69"/>
+                          <pic:cNvPicPr/>
+                        </pic:nvPicPr>
+                        <pic:blipFill>
+                          <a:blip r:embed="rId44" cstate="print"/>
+                          <a:stretch>
+                            <a:fillRect/>
+                          </a:stretch>
+                        </pic:blipFill>
+                        <pic:spPr>
+                          <a:xfrm>
+                            <a:off x="296582" y="46611"/>
+                            <a:ext cx="248330" cy="213513"/>
+                          </a:xfrm>
+                          <a:prstGeom prst="rect">
+                            <a:avLst/>
+                          </a:prstGeom>
+                        </pic:spPr>
+                      </pic:pic>
+                      <wps:wsp>
+                        <wps:cNvPr id="70" name="Textbox 70"/>
+                        <wps:cNvSpPr txBox="1"/>
+                        <wps:spPr>
+                          <a:xfrm>
+                            <a:off x="-4471" y="60253"/>
+                            <a:ext cx="3172312" cy="1984461"/>
+                          </a:xfrm>
+                          <a:prstGeom prst="rect">
+                            <a:avLst/>
+                          </a:prstGeom>
+                        </wps:spPr>
+                        <wps:txbx>
+                          <w:txbxContent>
+                            <w:p>
+                              <w:pPr>
+                                <w:spacing w:before="24" w:line="321" w:lineRule="auto"/>
+                                <w:ind w:right="131" w:firstLine="489"/>
+                                <w:rPr>
+                                  <w:color w:val="DD2B1C"/>
+                                  <w:sz w:val="24"/>
+                                </w:rPr>
+                              </w:pPr>
+                              <w:r>
+                                <w:rPr>
+                                  <w:color w:val="DD2B1C"/>
+                                  <w:sz w:val="24"/>
+                                </w:rPr>
+                                <w:t xml:space="preserve">      Risk</w:t>
+                              </w:r>
+                              <w:r>
+                                <w:rPr>
+                                  <w:color w:val="DD2B1C"/>
+                                  <w:spacing w:val="-33"/>
+                                  <w:sz w:val="24"/>
+                                </w:rPr>
+                                <w:t xml:space="preserve"> </w:t>
+                              </w:r>
+                              <w:r>
+                                <w:rPr>
+                                  <w:color w:val="DD2B1C"/>
+                                  <w:sz w:val="24"/>
+                                </w:rPr>
+                                <w:t>Factors</w:t>
+                              </w:r>
+                              <w:r>
+                                <w:rPr>
+                                  <w:color w:val="DD2B1C"/>
+                                  <w:spacing w:val="-33"/>
+                                  <w:sz w:val="24"/>
+                                </w:rPr>
+                                <w:t xml:space="preserve"> </w:t>
+                              </w:r>
+                              <w:r>
+                                <w:rPr>
+                                  <w:color w:val="DD2B1C"/>
+                                  <w:sz w:val="24"/>
+                                </w:rPr>
+                                <w:t>/</w:t>
+                              </w:r>
+                              <w:r>
+                                <w:rPr>
+                                  <w:color w:val="DD2B1C"/>
+                                  <w:spacing w:val="-33"/>
+                                  <w:sz w:val="24"/>
+                                </w:rPr>
+                                <w:t xml:space="preserve"> </w:t>
+                              </w:r>
+                              <w:r>
+                                <w:rPr>
+                                  <w:color w:val="DD2B1C"/>
+                                  <w:sz w:val="24"/>
+                                </w:rPr>
+                                <w:t>Past</w:t>
+                              </w:r>
+                              <w:r>
+                                <w:rPr>
+                                  <w:color w:val="DD2B1C"/>
+                                  <w:spacing w:val="-33"/>
+                                  <w:sz w:val="24"/>
+                                </w:rPr>
+                                <w:t xml:space="preserve"> </w:t>
+                              </w:r>
+                              <w:r>
+                                <w:rPr>
+                                  <w:color w:val="DD2B1C"/>
+                                  <w:sz w:val="24"/>
+                                </w:rPr>
+                                <w:t xml:space="preserve">History: </w:t>
+                              </w:r>
+                            </w:p>
+                            <w:p>
+                              <w:pPr>
+                                <w:spacing w:before="24" w:line="321" w:lineRule="auto"/>
+                                <w:ind w:left="283" w:right="131"/>
+                                <w:rPr>
+                                  <w:rFonts w:ascii="Times New Roman" w:hAnsi="Times New Roman" w:cs="Times New Roman"/>
+                                  <w:color w:val="0D0D0D" w:themeColor="text1" w:themeTint="F2"/>
+                                  <w:spacing w:val="-6"/>
+                                  <w:sz w:val="20"/>
+                                </w:rPr>
+                              </w:pPr>
+                            </w:p>
+                            <w:p>
+                              <w:pPr>
+                                <w:spacing w:before="24" w:line="321" w:lineRule="auto"/>
+                                <w:ind w:left="283" w:right="131"/>
+                                <w:rPr>
+                                  <w:rFonts w:ascii="Times New Roman" w:hAnsi="Times New Roman" w:cs="Times New Roman"/>
+                                  <w:color w:val="0D0D0D" w:themeColor="text1" w:themeTint="F2"/>
+                                  <w:spacing w:val="-6"/>
+                                  <w:sz w:val="20"/>
+                                </w:rPr>
+                              </w:pPr>
+                              <w:r>
+                                <w:rPr>
+                                  <w:rFonts w:ascii="Times New Roman" w:hAnsi="Times New Roman" w:cs="Times New Roman"/>
+                                  <w:color w:val="0D0D0D" w:themeColor="text1" w:themeTint="F2"/>
+                                  <w:spacing w:val="-6"/>
+                                  <w:sz w:val="20"/>
+                                </w:rPr>
+                                <w:t>{{</w:t>
+                              </w:r>
+                              <w:proofErr w:type="spellStart"/>
+                              <w:r>
+                                <w:rPr>
+                                  <w:rFonts w:ascii="Times New Roman" w:hAnsi="Times New Roman" w:cs="Times New Roman"/>
+                                  <w:color w:val="0D0D0D" w:themeColor="text1" w:themeTint="F2"/>
+                                  <w:spacing w:val="-6"/>
+                                  <w:sz w:val="20"/>
+                                </w:rPr>
+                                <w:t>Riskfactors</w:t>
+                              </w:r>
+                              <w:proofErr w:type="spellEnd"/>
+                              <w:r>
+                                <w:rPr>
+                                  <w:rFonts w:ascii="Times New Roman" w:hAnsi="Times New Roman" w:cs="Times New Roman"/>
+                                  <w:color w:val="0D0D0D" w:themeColor="text1" w:themeTint="F2"/>
+                                  <w:spacing w:val="-6"/>
+                                  <w:sz w:val="20"/>
+                                </w:rPr>
+                                <w:t>}}</w:t>
+                              </w:r>
+                            </w:p>
+                            <w:p>
+                              <w:pPr>
+                                <w:spacing w:before="24" w:line="321" w:lineRule="auto"/>
+                                <w:ind w:left="283" w:right="131"/>
+                                <w:rPr>
+                                  <w:rFonts w:ascii="Times New Roman" w:hAnsi="Times New Roman" w:cs="Times New Roman"/>
+                                  <w:color w:val="0D0D0D" w:themeColor="text1" w:themeTint="F2"/>
+                                  <w:spacing w:val="-6"/>
+                                  <w:sz w:val="20"/>
+                                </w:rPr>
+                              </w:pPr>
+                            </w:p>
+                          </w:txbxContent>
+                        </wps:txbx>
+                        <wps:bodyPr wrap="square" lIns="0" tIns="0" rIns="0" bIns="0" rtlCol="0">
+                          <a:noAutofit/>
+                        </wps:bodyPr>
+                      </wps:wsp>
+                      <wps:wsp>
+                        <wps:cNvPr id="71" name="Textbox 71"/>
+                        <wps:cNvSpPr txBox="1"/>
+                        <wps:spPr>
+                          <a:xfrm>
+                            <a:off x="21276" y="2115844"/>
+                            <a:ext cx="3252753" cy="1181159"/>
+                          </a:xfrm>
+                          <a:prstGeom prst="rect">
+                            <a:avLst/>
+                          </a:prstGeom>
+                        </wps:spPr>
+                        <wps:txbx>
+                          <w:txbxContent>
+                            <w:p>
+                              <w:pPr>
+                                <w:spacing w:before="24" w:line="290" w:lineRule="auto"/>
+                                <w:ind w:right="1208" w:firstLine="299"/>
+                                <w:rPr>
+                                  <w:color w:val="DD2B1C"/>
+                                  <w:spacing w:val="40"/>
+                                  <w:sz w:val="24"/>
+                                </w:rPr>
+                              </w:pPr>
+                              <w:r>
+                                <w:rPr>
+                                  <w:color w:val="DD2B1C"/>
+                                  <w:sz w:val="24"/>
+                                </w:rPr>
+                                <w:t xml:space="preserve">      Treatment</w:t>
+                              </w:r>
+                              <w:r>
+                                <w:rPr>
+                                  <w:color w:val="DD2B1C"/>
+                                  <w:spacing w:val="-30"/>
+                                  <w:sz w:val="24"/>
+                                </w:rPr>
+                                <w:t xml:space="preserve"> </w:t>
+                              </w:r>
+                              <w:r>
+                                <w:rPr>
+                                  <w:color w:val="DD2B1C"/>
+                                  <w:sz w:val="24"/>
+                                </w:rPr>
+                                <w:t>Plan</w:t>
+                              </w:r>
+                              <w:r>
+                                <w:rPr>
+                                  <w:color w:val="DD2B1C"/>
+                                  <w:spacing w:val="40"/>
+                                  <w:sz w:val="24"/>
+                                </w:rPr>
+                                <w:t>:</w:t>
+                              </w:r>
+                            </w:p>
+                            <w:p>
+                              <w:pPr>
+                                <w:spacing w:before="24" w:line="290" w:lineRule="auto"/>
+                                <w:ind w:right="680" w:firstLine="299"/>
+                                <w:rPr>
+                                  <w:sz w:val="20"/>
+                                </w:rPr>
+                              </w:pPr>
+                              <w:r>
+                                <w:rPr>
+                                  <w:rFonts w:ascii="Times New Roman" w:hAnsi="Times New Roman" w:cs="Times New Roman"/>
+                                  <w:color w:val="0D0D0D" w:themeColor="text1" w:themeTint="F2"/>
+                                  <w:spacing w:val="-6"/>
+                                  <w:sz w:val="20"/>
+                                </w:rPr>
+                                <w:t>MEDICATIONS AS ADVICED</w:t>
+                              </w:r>
+                            </w:p>
+                          </w:txbxContent>
+                        </wps:txbx>
+                        <wps:bodyPr wrap="square" lIns="0" tIns="0" rIns="0" bIns="0" rtlCol="0">
+                          <a:noAutofit/>
+                        </wps:bodyPr>
+                      </wps:wsp>
+                    </wpg:wgp>
+                  </a:graphicData>
+                </a:graphic>
+                <wp14:sizeRelH relativeFrom="margin">
+                  <wp14:pctWidth>0</wp14:pctWidth>
+                </wp14:sizeRelH>
+                <wp14:sizeRelV relativeFrom="margin">
+                  <wp14:pctHeight>0</wp14:pctHeight>
+                </wp14:sizeRelV>
+              </wp:anchor>
+            </w:drawing>
+          </mc:Choice>
+          <mc:Fallback>
+            <w:pict>
+              <v:group w14:anchorId="3D9189C2" id="Group 61" o:spid="_x0000_s1054" style="position:absolute;margin-left:273.65pt;margin-top:518.45pt;width:281.4pt;height:312.5pt;z-index:-251636224;mso-wrap-distance-left:0;mso-wrap-distance-right:0;mso-position-horizontal-relative:page;mso-position-vertical-relative:page;mso-width-relative:margin;mso-height-relative:margin" coordorigin="-44,-266" coordsize="32785,33236" o:gfxdata="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">
+                <v:shape id="Graphic 62" o:spid="_x0000_s1055" style="position:absolute;left:-44;top:-266;width:31946;height:20662;visibility:visible;mso-wrap-style:square;v-text-anchor:top" coordsize="3194685,1619250" o:gfxdata="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" path="m3050675,l143529,,98288,8922,58904,33739,27787,71522,7348,119343,,174275,,1444859r7348,54933l27787,1547613r31117,37783l98288,1610212r45241,8923l3050675,1619135r45241,-8923l3135300,1585396r31117,-37783l3186856,1499792r7348,-54933l3194204,174275r-7348,-54932l3166417,71522,3135300,33739,3095916,8922,3050675,xe" fillcolor="#ececec" stroked="f">
+                  <v:path arrowok="t"/>
+                </v:shape>
+                <v:shape id="Graphic 63" o:spid="_x0000_s1056" style="position:absolute;left:31;top:31;width:31947;height:20367;visibility:visible;mso-wrap-style:square;v-text-anchor:top" coordsize="3194685,1619250" o:gfxdata="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" path="m3050675,l143529,,98288,8922,58904,33739,27787,71522,7348,119343,,174275,,1444859r7348,54933l27787,1547613r31117,37783l98288,1610212r45241,8923l3050675,1619135r45241,-8923l3135300,1585396r31117,-37783l3186856,1499792r7348,-54933l3194204,174275r-7348,-54932l3166417,71522,3135300,33739,3095916,8922,3050675,xe" filled="f" strokecolor="#151616" strokeweight=".5pt">
+                  <v:path arrowok="t"/>
+                </v:shape>
+                <v:shape id="_x0000_s1057" style="position:absolute;left:212;top:20690;width:31153;height:6918;visibility:visible;mso-wrap-style:square;v-text-anchor:top" coordsize="3194685,1245870" o:gfxdata="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" path="m3038555,l155649,,106588,6864,63878,25955,30133,55020,7969,91808,,134067r,977468l7969,1153794r22164,36788l63878,1219648r42710,19091l155649,1245603r2882906,l3087616,1238739r42710,-19091l3164071,1190582r22164,-36788l3194204,1111535r,-977468l3186235,91808,3164071,55020,3130326,25955,3087616,6864,3038555,xe" fillcolor="#ececec" stroked="f">
+                  <v:path arrowok="t"/>
+                </v:shape>
+                <v:shape id="Graphic 65" o:spid="_x0000_s1058" style="position:absolute;left:116;top:20840;width:31214;height:6477;visibility:visible;mso-wrap-style:square;v-text-anchor:top" coordsize="3194685,1245870" o:gfxdata="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" path="m3038555,1245603r-2882906,l106588,1238739,63878,1219648,30133,1190582,7969,1153794,,1111535,,134067,7969,91808,30133,55020,63878,25955,106588,6864,155649,,3038555,r49061,6864l3130326,25955r33745,29065l3186235,91808r7969,42259l3194204,1111535r-7969,42259l3164071,1190582r-33745,29066l3087616,1238739r-49061,6864xe" filled="f" strokecolor="#151616" strokeweight=".5pt">
+                  <v:path arrowok="t"/>
+                </v:shape>
+                <v:shape id="Graphic 66" o:spid="_x0000_s1059" style="position:absolute;left:2858;top:21279;width:2279;height:1855;visibility:visible;mso-wrap-style:square;v-text-anchor:top" coordsize="227965,185420" o:gfxdata="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" path="m175768,126809r-191,-7036l175260,112687r-102,-2083l175044,108216r-13,-355l169773,108038r,58547l167601,177368r-5651,1054l131813,178422r-2426,-280l125260,174244r-1372,-1651l123228,162458r406,-7645l123621,147929r26404,l155257,147612r965,-432l157137,146011r50,-4470l157200,140208r-8204,1333l123621,141541r13,-8382l153987,133159r2946,241l156946,133159r381,-6350l123710,126809r-597,-7036l123024,118656r-88,-1118l123672,115963r6934,-7467l133477,104101r533,-5803l134023,98094r24790,l159905,110604r8471,724l168998,117538r115,1118l169189,154813r533,10642l169773,166585r,-58547l166751,108127r-1499,-9829l165938,98094r3175,-901l171729,96139r762,-4395l173101,88214r-293,-3201l172694,83870r-76,-952l168503,78613r-254,-280l166204,78460r,13284l126123,91744r521,-279l126644,85013r39497,l166204,91744r,-13284l163614,78613r-34862,l124917,78105r-5525,5765l117665,97193r-51,444l127609,98094r-2197,6007l122008,108216r-3200,4471l117246,119773r-89,46812l118046,172593r114,800l121056,179044r5131,4001l131991,184670r6769,242l154711,184912r5029,-242l161366,184670r5854,-1905l172300,178422r2540,-5588l175602,166585r51,-342l175768,126809xem227431,27813r-78206,-77l149237,23215r-4356,-7556l143344,14871r,12256l143243,27736r-16256,-25l127228,27470r-89,-762l126288,21031r-12,-5372l132791,15659r4242,2921l143344,27127r,-12256l135623,10896r-1537,-406l133324,9994,125514,4356,123926,1816,120103,469,113385,,31737,,25196,469r534,l24841,4356r-89,406l23380,6134r-89,1092l23202,8267r-63,762l15481,10337,1270,26212r-89,496l1104,27127r-63,343l6743,27470r76,-762l6908,25946r5931,-7785l17284,15659r5931,l23177,21031r-749,4915l22313,26708r-50,419l22555,27470r6108,l29616,26212r,-10553l29616,11696,28562,7226r3226,-775l120929,6451r-1041,1816l119888,21031r850,4915l120777,26212r88,496l117894,27470r-3340,228l22656,27609r-101,-139l6743,27470r-25,127l1016,27584r-26,229l508,30530r-39,254l101,40601r64,10148l279,131330r11925,42596l17576,176733r86094,l106934,176987r3860,-2070l110426,171411r-2438,-901l101854,170357r-8344,-216l59499,170357r-25082,l18110,169519r-4293,-1346l10020,164719,5994,156337r648,-6376l6705,27813r16142,l29146,35039r4242,-1042l116052,33997r4039,953l120992,33997r5906,-6184l143230,27813r-419,2717l142798,72390r3620,-369l150152,69684r-927,-13347l149225,27813r78206,xe" fillcolor="#dd2b1c" stroked="f">
+                  <v:path arrowok="t"/>
+                </v:shape>
+                <v:shape id="Graphic 67" o:spid="_x0000_s1060" style="position:absolute;left:3048;top:21610;width:1130;height:1092;visibility:visible;mso-wrap-style:square;v-text-anchor:top" coordsize="113030,109220" o:gfxdata="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" path="m44754,7188l43662,4279,38735,3949,37007,6388,33464,9944r-9271,9601l22872,20307,14516,11874,12547,10236r-3086,470l8470,15836r2553,1715l20612,27139r1181,3696l40170,12395r2514,-2235l44754,7188xem50025,104025r-1054,-1727l47536,101777r-5271,-254l31762,101473r-20713,88l4051,100330r-2413,4889l2755,107238r1601,496l9702,107975r32944,-13l48285,108877r1054,-2921l50025,104025xem50076,86525l49047,84734r-1461,-521l42227,83921r-10452,-51l10985,83972,3886,83019,,90970r7658,-597l41351,90373r6782,1092l49314,88455r762,-1930xem50088,69113r-939,-1969l47650,66649r-5347,-267l31813,66332r-20841,89l3848,65265,190,73431r7404,-660l41363,72771r6643,1054l49288,70942r800,-1829xem50444,50139l48183,48831r-2590,l3530,48831,1409,50495r2045,5245l6540,55232r39345,l48475,55499r1969,-5360xem97155,91922l96024,82854r-6147,1118l79997,83972,71907,82524r698,5182l73139,91770r8077,-1397l89065,90373r8090,1549xem97383,74295r-914,-9081l89979,66370r-9957,l71755,64922r863,5283l73253,74180r8281,-1409l89420,72771r7963,1524xem100622,56527r-902,-7874l96977,48806r-17755,25l71805,47472r813,5220l73190,56349r8318,-1117l92887,55232r7735,1295xem112509,26784r-4445,-3429l105410,20713r-2769,-3111l101079,16586r698,-1308l105498,11925r2439,-2439l112102,6489,107137,r-3467,4584l100545,7708,98437,9652r-1803,1993l95275,10922,92100,7391,89573,4876,86169,139,79451,7480r10338,4978l91833,16611r-1600,1054l87515,20739r-2679,2679l80416,26746r7074,6439l92583,23368r4038,-2363l98348,23063r2096,1867l103593,28067r3036,3987l112509,26784xe" fillcolor="#282c51" stroked="f">
+                  <v:path arrowok="t"/>
+                </v:shape>
+                <v:shape id="Image 69" o:spid="_x0000_s1061" type="#_x0000_t75" style="position:absolute;left:2965;top:466;width:2484;height:2135;visibility:visible;mso-wrap-style:square" o:gfxdata="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">
+                  <v:imagedata r:id="rId45" o:title=""/>
+                </v:shape>
+                <v:shape id="Textbox 70" o:spid="_x0000_s1062" type="#_x0000_t202" style="position:absolute;left:-44;top:602;width:31722;height:19845;visibility:visible;mso-wrap-style:square;v-text-anchor:top" o:gfxdata="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" filled="f" stroked="f">
+                  <v:textbox inset="0,0,0,0">
+                    <w:txbxContent>
+                      <w:p>
+                        <w:pPr>
+                          <w:spacing w:before="24" w:line="321" w:lineRule="auto"/>
+                          <w:ind w:right="131" w:firstLine="489"/>
+                          <w:rPr>
+                            <w:color w:val="DD2B1C"/>
+                            <w:sz w:val="24"/>
+                          </w:rPr>
+                        </w:pPr>
+                        <w:r>
+                          <w:rPr>
+                            <w:color w:val="DD2B1C"/>
+                            <w:sz w:val="24"/>
+                          </w:rPr>
+                          <w:t xml:space="preserve">      Risk</w:t>
+                        </w:r>
+                        <w:r>
+                          <w:rPr>
+                            <w:color w:val="DD2B1C"/>
+                            <w:spacing w:val="-33"/>
+                            <w:sz w:val="24"/>
+                          </w:rPr>
+                          <w:t xml:space="preserve"> </w:t>
+                        </w:r>
+                        <w:r>
+                          <w:rPr>
+                            <w:color w:val="DD2B1C"/>
+                            <w:sz w:val="24"/>
+                          </w:rPr>
+                          <w:t>Factors</w:t>
+                        </w:r>
+                        <w:r>
+                          <w:rPr>
+                            <w:color w:val="DD2B1C"/>
+                            <w:spacing w:val="-33"/>
+                            <w:sz w:val="24"/>
+                          </w:rPr>
+                          <w:t xml:space="preserve"> </w:t>
+                        </w:r>
+                        <w:r>
+                          <w:rPr>
+                            <w:color w:val="DD2B1C"/>
+                            <w:sz w:val="24"/>
+                          </w:rPr>
+                          <w:t>/</w:t>
+                        </w:r>
+                        <w:r>
+                          <w:rPr>
+                            <w:color w:val="DD2B1C"/>
+                            <w:spacing w:val="-33"/>
+                            <w:sz w:val="24"/>
+                          </w:rPr>
+                          <w:t xml:space="preserve"> </w:t>
+                        </w:r>
+                        <w:r>
+                          <w:rPr>
+                            <w:color w:val="DD2B1C"/>
+                            <w:sz w:val="24"/>
+                          </w:rPr>
+                          <w:t>Past</w:t>
+                        </w:r>
+                        <w:r>
+                          <w:rPr>
+                            <w:color w:val="DD2B1C"/>
+                            <w:spacing w:val="-33"/>
+                            <w:sz w:val="24"/>
+                          </w:rPr>
+                          <w:t xml:space="preserve"> </w:t>
+                        </w:r>
+                        <w:r>
+                          <w:rPr>
+                            <w:color w:val="DD2B1C"/>
+                            <w:sz w:val="24"/>
+                          </w:rPr>
+                          <w:t xml:space="preserve">History: </w:t>
+                        </w:r>
+                      </w:p>
+                      <w:p>
+                        <w:pPr>
+                          <w:spacing w:before="24" w:line="321" w:lineRule="auto"/>
+                          <w:ind w:left="283" w:right="131"/>
+                          <w:rPr>
+                            <w:rFonts w:ascii="Times New Roman" w:hAnsi="Times New Roman" w:cs="Times New Roman"/>
+                            <w:color w:val="0D0D0D" w:themeColor="text1" w:themeTint="F2"/>
+                            <w:spacing w:val="-6"/>
+                            <w:sz w:val="20"/>
+                          </w:rPr>
+                        </w:pPr>
+                      </w:p>
+                      <w:p>
+                        <w:pPr>
+                          <w:spacing w:before="24" w:line="321" w:lineRule="auto"/>
+                          <w:ind w:left="283" w:right="131"/>
+                          <w:rPr>
+                            <w:rFonts w:ascii="Times New Roman" w:hAnsi="Times New Roman" w:cs="Times New Roman"/>
+                            <w:color w:val="0D0D0D" w:themeColor="text1" w:themeTint="F2"/>
+                            <w:spacing w:val="-6"/>
+                            <w:sz w:val="20"/>
+                          </w:rPr>
+                        </w:pPr>
+                        <w:r>
+                          <w:rPr>
+                            <w:rFonts w:ascii="Times New Roman" w:hAnsi="Times New Roman" w:cs="Times New Roman"/>
+                            <w:color w:val="0D0D0D" w:themeColor="text1" w:themeTint="F2"/>
+                            <w:spacing w:val="-6"/>
+                            <w:sz w:val="20"/>
+                          </w:rPr>
+                          <w:t>{{</w:t>
+                        </w:r>
+                        <w:proofErr w:type="spellStart"/>
+                        <w:r>
+                          <w:rPr>
+                            <w:rFonts w:ascii="Times New Roman" w:hAnsi="Times New Roman" w:cs="Times New Roman"/>
+                            <w:color w:val="0D0D0D" w:themeColor="text1" w:themeTint="F2"/>
+                            <w:spacing w:val="-6"/>
+                            <w:sz w:val="20"/>
+                          </w:rPr>
+                          <w:t>Riskfactors</w:t>
+                        </w:r>
+                        <w:proofErr w:type="spellEnd"/>
+                        <w:r>
+                          <w:rPr>
+                            <w:rFonts w:ascii="Times New Roman" w:hAnsi="Times New Roman" w:cs="Times New Roman"/>
+                            <w:color w:val="0D0D0D" w:themeColor="text1" w:themeTint="F2"/>
+                            <w:spacing w:val="-6"/>
+                            <w:sz w:val="20"/>
+                          </w:rPr>
+                          <w:t>}}</w:t>
+                        </w:r>
+                      </w:p>
+                      <w:p>
+                        <w:pPr>
+                          <w:spacing w:before="24" w:line="321" w:lineRule="auto"/>
+                          <w:ind w:left="283" w:right="131"/>
+                          <w:rPr>
+                            <w:rFonts w:ascii="Times New Roman" w:hAnsi="Times New Roman" w:cs="Times New Roman"/>
+                            <w:color w:val="0D0D0D" w:themeColor="text1" w:themeTint="F2"/>
+                            <w:spacing w:val="-6"/>
+                            <w:sz w:val="20"/>
+                          </w:rPr>
+                        </w:pPr>
+                      </w:p>
+                    </w:txbxContent>
+                  </v:textbox>
+                </v:shape>
+                <v:shape id="_x0000_s1063" type="#_x0000_t202" style="position:absolute;left:212;top:21158;width:32528;height:11812;visibility:visible;mso-wrap-style:square;v-text-anchor:top" o:gfxdata="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" filled="f" stroked="f">
+                  <v:textbox inset="0,0,0,0">
+                    <w:txbxContent>
+                      <w:p>
+                        <w:pPr>
+                          <w:spacing w:before="24" w:line="290" w:lineRule="auto"/>
+                          <w:ind w:right="1208" w:firstLine="299"/>
+                          <w:rPr>
+                            <w:color w:val="DD2B1C"/>
+                            <w:spacing w:val="40"/>
+                            <w:sz w:val="24"/>
+                          </w:rPr>
+                        </w:pPr>
+                        <w:r>
+                          <w:rPr>
+                            <w:color w:val="DD2B1C"/>
+                            <w:sz w:val="24"/>
+                          </w:rPr>
+                          <w:t xml:space="preserve">      Treatment</w:t>
+                        </w:r>
+                        <w:r>
+                          <w:rPr>
+                            <w:color w:val="DD2B1C"/>
+                            <w:spacing w:val="-30"/>
+                            <w:sz w:val="24"/>
+                          </w:rPr>
+                          <w:t xml:space="preserve"> </w:t>
+                        </w:r>
+                        <w:r>
+                          <w:rPr>
+                            <w:color w:val="DD2B1C"/>
+                            <w:sz w:val="24"/>
+                          </w:rPr>
+                          <w:t>Plan</w:t>
+                        </w:r>
+                        <w:r>
+                          <w:rPr>
+                            <w:color w:val="DD2B1C"/>
+                            <w:spacing w:val="40"/>
+                            <w:sz w:val="24"/>
+                          </w:rPr>
+                          <w:t>:</w:t>
+                        </w:r>
+                      </w:p>
+                      <w:p>
+                        <w:pPr>
+                          <w:spacing w:before="24" w:line="290" w:lineRule="auto"/>
+                          <w:ind w:right="680" w:firstLine="299"/>
+                          <w:rPr>
+                            <w:sz w:val="20"/>
+                          </w:rPr>
+                        </w:pPr>
+                        <w:r>
+                          <w:rPr>
+                            <w:rFonts w:ascii="Times New Roman" w:hAnsi="Times New Roman" w:cs="Times New Roman"/>
+                            <w:color w:val="0D0D0D" w:themeColor="text1" w:themeTint="F2"/>
+                            <w:spacing w:val="-6"/>
+                            <w:sz w:val="20"/>
+                          </w:rPr>
+                          <w:t>MEDICATIONS AS ADVICED</w:t>
+                        </w:r>
+                      </w:p>
+                    </w:txbxContent>
+                  </v:textbox>
+                </v:shape>
+                <w10:wrap type="topAndBottom" anchorx="page" anchory="page"/>
+              </v:group>
+            </w:pict>
+          </mc:Fallback>
+        </mc:AlternateContent>
+      </w:r>
+      <w:r>
+        <w:rPr>
+          <w:noProof/>
+        </w:rPr>
+        <mc:AlternateContent>
+          <mc:Choice Requires="wpg">
+            <w:drawing>
               <wp:anchor distT="0" distB="0" distL="0" distR="0" simplePos="0" relativeHeight="251648512" behindDoc="1" locked="0" layoutInCell="1" allowOverlap="1" wp14:anchorId="53F1809E" wp14:editId="114A1D74">
                 <wp:simplePos x="0" y="0"/>
                 <wp:positionH relativeFrom="page">
@@ -7360,7 +9231,7 @@
                           <pic:cNvPicPr/>
                         </pic:nvPicPr>
                         <pic:blipFill>
-                          <a:blip r:embed="rId44" cstate="print"/>
+                          <a:blip r:embed="rId46" cstate="print"/>
                           <a:stretch>
                             <a:fillRect/>
                           </a:stretch>
@@ -7487,7 +9358,7 @@
                   <v:path arrowok="t"/>
                 </v:shape>
                 <v:shape id="Image 59" o:spid="_x0000_s1058" type="#_x0000_t75" style="position:absolute;left:922;top:-17206;width:1820;height:1537;visibility:visible;mso-wrap-style:square" o:gfxdata="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">
-                  <v:imagedata r:id="rId45" o:title=""/>
+                  <v:imagedata r:id="rId47" o:title=""/>
                 </v:shape>
                 <v:shape id="Textbox 60" o:spid="_x0000_s1059" type="#_x0000_t202" style="position:absolute;left:-1784;top:-19094;width:30270;height:37470;visibility:visible;mso-wrap-style:square;v-text-anchor:top" o:gfxdata="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" filled="f" stroked="f">
                   <v:textbox inset="0,0,0,0">
@@ -8135,2272 +10006,6 @@
                   </v:textbox>
                 </v:shape>
                 <w10:wrap type="square" anchorx="page" anchory="page"/>
-              </v:group>
-            </w:pict>
-          </mc:Fallback>
-        </mc:AlternateContent>
-      </w:r>
-      <w:r>
-        <w:rPr>
-          <w:noProof/>
-        </w:rPr>
-        <mc:AlternateContent>
-          <mc:Choice Requires="wpg">
-            <w:drawing>
-              <wp:anchor distT="0" distB="0" distL="0" distR="0" simplePos="0" relativeHeight="251674112" behindDoc="1" locked="0" layoutInCell="1" allowOverlap="1" wp14:anchorId="05219BFA" wp14:editId="32986CB6">
-                <wp:simplePos x="0" y="0"/>
-                <wp:positionH relativeFrom="page">
-                  <wp:posOffset>3518945</wp:posOffset>
-                </wp:positionH>
-                <wp:positionV relativeFrom="page">
-                  <wp:posOffset>6711315</wp:posOffset>
-                </wp:positionV>
-                <wp:extent cx="3589366" cy="3366280"/>
-                <wp:effectExtent l="0" t="0" r="0" b="0"/>
-                <wp:wrapTopAndBottom/>
-                <wp:docPr id="61" name="Group 61"/>
-                <wp:cNvGraphicFramePr>
-                  <a:graphicFrameLocks xmlns:a="http://schemas.openxmlformats.org/drawingml/2006/main"/>
-                </wp:cNvGraphicFramePr>
-                <a:graphic xmlns:a="http://schemas.openxmlformats.org/drawingml/2006/main">
-                  <a:graphicData uri="http://schemas.microsoft.com/office/word/2010/wordprocessingGroup">
-                    <wpg:wgp>
-                      <wpg:cNvGrpSpPr>
-                        <a:grpSpLocks/>
-                      </wpg:cNvGrpSpPr>
-                      <wpg:grpSpPr>
-                        <a:xfrm>
-                          <a:off x="0" y="0"/>
-                          <a:ext cx="3589366" cy="3366280"/>
-                          <a:chOff x="-28957" y="-26659"/>
-                          <a:chExt cx="3329870" cy="2899595"/>
-                        </a:xfrm>
-                      </wpg:grpSpPr>
-                      <wps:wsp>
-                        <wps:cNvPr id="62" name="Graphic 62"/>
-                        <wps:cNvSpPr/>
-                        <wps:spPr>
-                          <a:xfrm>
-                            <a:off x="-4459" y="-26659"/>
-                            <a:ext cx="3194685" cy="1581025"/>
-                          </a:xfrm>
-                          <a:custGeom>
-                            <a:avLst/>
-                            <a:gdLst/>
-                            <a:ahLst/>
-                            <a:cxnLst/>
-                            <a:rect l="l" t="t" r="r" b="b"/>
-                            <a:pathLst>
-                              <a:path w="3194685" h="1619250">
-                                <a:moveTo>
-                                  <a:pt x="3050675" y="0"/>
-                                </a:moveTo>
-                                <a:lnTo>
-                                  <a:pt x="143529" y="0"/>
-                                </a:lnTo>
-                                <a:lnTo>
-                                  <a:pt x="98288" y="8922"/>
-                                </a:lnTo>
-                                <a:lnTo>
-                                  <a:pt x="58904" y="33739"/>
-                                </a:lnTo>
-                                <a:lnTo>
-                                  <a:pt x="27787" y="71522"/>
-                                </a:lnTo>
-                                <a:lnTo>
-                                  <a:pt x="7348" y="119343"/>
-                                </a:lnTo>
-                                <a:lnTo>
-                                  <a:pt x="0" y="174275"/>
-                                </a:lnTo>
-                                <a:lnTo>
-                                  <a:pt x="0" y="1444859"/>
-                                </a:lnTo>
-                                <a:lnTo>
-                                  <a:pt x="7348" y="1499792"/>
-                                </a:lnTo>
-                                <a:lnTo>
-                                  <a:pt x="27787" y="1547613"/>
-                                </a:lnTo>
-                                <a:lnTo>
-                                  <a:pt x="58904" y="1585396"/>
-                                </a:lnTo>
-                                <a:lnTo>
-                                  <a:pt x="98288" y="1610212"/>
-                                </a:lnTo>
-                                <a:lnTo>
-                                  <a:pt x="143529" y="1619135"/>
-                                </a:lnTo>
-                                <a:lnTo>
-                                  <a:pt x="3050675" y="1619135"/>
-                                </a:lnTo>
-                                <a:lnTo>
-                                  <a:pt x="3095916" y="1610212"/>
-                                </a:lnTo>
-                                <a:lnTo>
-                                  <a:pt x="3135300" y="1585396"/>
-                                </a:lnTo>
-                                <a:lnTo>
-                                  <a:pt x="3166417" y="1547613"/>
-                                </a:lnTo>
-                                <a:lnTo>
-                                  <a:pt x="3186856" y="1499792"/>
-                                </a:lnTo>
-                                <a:lnTo>
-                                  <a:pt x="3194204" y="1444859"/>
-                                </a:lnTo>
-                                <a:lnTo>
-                                  <a:pt x="3194204" y="174275"/>
-                                </a:lnTo>
-                                <a:lnTo>
-                                  <a:pt x="3186856" y="119343"/>
-                                </a:lnTo>
-                                <a:lnTo>
-                                  <a:pt x="3166417" y="71522"/>
-                                </a:lnTo>
-                                <a:lnTo>
-                                  <a:pt x="3135300" y="33739"/>
-                                </a:lnTo>
-                                <a:lnTo>
-                                  <a:pt x="3095916" y="8922"/>
-                                </a:lnTo>
-                                <a:lnTo>
-                                  <a:pt x="3050675" y="0"/>
-                                </a:lnTo>
-                                <a:close/>
-                              </a:path>
-                            </a:pathLst>
-                          </a:custGeom>
-                          <a:solidFill>
-                            <a:srgbClr val="ECECEC"/>
-                          </a:solidFill>
-                        </wps:spPr>
-                        <wps:bodyPr wrap="square" lIns="0" tIns="0" rIns="0" bIns="0" rtlCol="0">
-                          <a:prstTxWarp prst="textNoShape">
-                            <a:avLst/>
-                          </a:prstTxWarp>
-                          <a:noAutofit/>
-                        </wps:bodyPr>
-                      </wps:wsp>
-                      <wps:wsp>
-                        <wps:cNvPr id="63" name="Graphic 63"/>
-                        <wps:cNvSpPr/>
-                        <wps:spPr>
-                          <a:xfrm>
-                            <a:off x="3172" y="3176"/>
-                            <a:ext cx="3194685" cy="1509628"/>
-                          </a:xfrm>
-                          <a:custGeom>
-                            <a:avLst/>
-                            <a:gdLst/>
-                            <a:ahLst/>
-                            <a:cxnLst/>
-                            <a:rect l="l" t="t" r="r" b="b"/>
-                            <a:pathLst>
-                              <a:path w="3194685" h="1619250">
-                                <a:moveTo>
-                                  <a:pt x="3050675" y="0"/>
-                                </a:moveTo>
-                                <a:lnTo>
-                                  <a:pt x="143529" y="0"/>
-                                </a:lnTo>
-                                <a:lnTo>
-                                  <a:pt x="98288" y="8922"/>
-                                </a:lnTo>
-                                <a:lnTo>
-                                  <a:pt x="58904" y="33739"/>
-                                </a:lnTo>
-                                <a:lnTo>
-                                  <a:pt x="27787" y="71522"/>
-                                </a:lnTo>
-                                <a:lnTo>
-                                  <a:pt x="7348" y="119343"/>
-                                </a:lnTo>
-                                <a:lnTo>
-                                  <a:pt x="0" y="174275"/>
-                                </a:lnTo>
-                                <a:lnTo>
-                                  <a:pt x="0" y="1444859"/>
-                                </a:lnTo>
-                                <a:lnTo>
-                                  <a:pt x="7348" y="1499792"/>
-                                </a:lnTo>
-                                <a:lnTo>
-                                  <a:pt x="27787" y="1547613"/>
-                                </a:lnTo>
-                                <a:lnTo>
-                                  <a:pt x="58904" y="1585396"/>
-                                </a:lnTo>
-                                <a:lnTo>
-                                  <a:pt x="98288" y="1610212"/>
-                                </a:lnTo>
-                                <a:lnTo>
-                                  <a:pt x="143529" y="1619135"/>
-                                </a:lnTo>
-                                <a:lnTo>
-                                  <a:pt x="3050675" y="1619135"/>
-                                </a:lnTo>
-                                <a:lnTo>
-                                  <a:pt x="3095916" y="1610212"/>
-                                </a:lnTo>
-                                <a:lnTo>
-                                  <a:pt x="3135300" y="1585396"/>
-                                </a:lnTo>
-                                <a:lnTo>
-                                  <a:pt x="3166417" y="1547613"/>
-                                </a:lnTo>
-                                <a:lnTo>
-                                  <a:pt x="3186856" y="1499792"/>
-                                </a:lnTo>
-                                <a:lnTo>
-                                  <a:pt x="3194204" y="1444859"/>
-                                </a:lnTo>
-                                <a:lnTo>
-                                  <a:pt x="3194204" y="174275"/>
-                                </a:lnTo>
-                                <a:lnTo>
-                                  <a:pt x="3186856" y="119343"/>
-                                </a:lnTo>
-                                <a:lnTo>
-                                  <a:pt x="3166417" y="71522"/>
-                                </a:lnTo>
-                                <a:lnTo>
-                                  <a:pt x="3135300" y="33739"/>
-                                </a:lnTo>
-                                <a:lnTo>
-                                  <a:pt x="3095916" y="8922"/>
-                                </a:lnTo>
-                                <a:lnTo>
-                                  <a:pt x="3050675" y="0"/>
-                                </a:lnTo>
-                                <a:close/>
-                              </a:path>
-                            </a:pathLst>
-                          </a:custGeom>
-                          <a:ln w="6350">
-                            <a:solidFill>
-                              <a:srgbClr val="151616"/>
-                            </a:solidFill>
-                            <a:prstDash val="solid"/>
-                          </a:ln>
-                        </wps:spPr>
-                        <wps:bodyPr wrap="square" lIns="0" tIns="0" rIns="0" bIns="0" rtlCol="0">
-                          <a:prstTxWarp prst="textNoShape">
-                            <a:avLst/>
-                          </a:prstTxWarp>
-                          <a:noAutofit/>
-                        </wps:bodyPr>
-                      </wps:wsp>
-                      <wps:wsp>
-                        <wps:cNvPr id="64" name="Graphic 64"/>
-                        <wps:cNvSpPr/>
-                        <wps:spPr>
-                          <a:xfrm>
-                            <a:off x="-28957" y="1566506"/>
-                            <a:ext cx="3194685" cy="1103653"/>
-                          </a:xfrm>
-                          <a:custGeom>
-                            <a:avLst/>
-                            <a:gdLst/>
-                            <a:ahLst/>
-                            <a:cxnLst/>
-                            <a:rect l="l" t="t" r="r" b="b"/>
-                            <a:pathLst>
-                              <a:path w="3194685" h="1245870">
-                                <a:moveTo>
-                                  <a:pt x="3038555" y="0"/>
-                                </a:moveTo>
-                                <a:lnTo>
-                                  <a:pt x="155649" y="0"/>
-                                </a:lnTo>
-                                <a:lnTo>
-                                  <a:pt x="106588" y="6864"/>
-                                </a:lnTo>
-                                <a:lnTo>
-                                  <a:pt x="63878" y="25955"/>
-                                </a:lnTo>
-                                <a:lnTo>
-                                  <a:pt x="30133" y="55020"/>
-                                </a:lnTo>
-                                <a:lnTo>
-                                  <a:pt x="7969" y="91808"/>
-                                </a:lnTo>
-                                <a:lnTo>
-                                  <a:pt x="0" y="134067"/>
-                                </a:lnTo>
-                                <a:lnTo>
-                                  <a:pt x="0" y="1111535"/>
-                                </a:lnTo>
-                                <a:lnTo>
-                                  <a:pt x="7969" y="1153794"/>
-                                </a:lnTo>
-                                <a:lnTo>
-                                  <a:pt x="30133" y="1190582"/>
-                                </a:lnTo>
-                                <a:lnTo>
-                                  <a:pt x="63878" y="1219648"/>
-                                </a:lnTo>
-                                <a:lnTo>
-                                  <a:pt x="106588" y="1238739"/>
-                                </a:lnTo>
-                                <a:lnTo>
-                                  <a:pt x="155649" y="1245603"/>
-                                </a:lnTo>
-                                <a:lnTo>
-                                  <a:pt x="3038555" y="1245603"/>
-                                </a:lnTo>
-                                <a:lnTo>
-                                  <a:pt x="3087616" y="1238739"/>
-                                </a:lnTo>
-                                <a:lnTo>
-                                  <a:pt x="3130326" y="1219648"/>
-                                </a:lnTo>
-                                <a:lnTo>
-                                  <a:pt x="3164071" y="1190582"/>
-                                </a:lnTo>
-                                <a:lnTo>
-                                  <a:pt x="3186235" y="1153794"/>
-                                </a:lnTo>
-                                <a:lnTo>
-                                  <a:pt x="3194204" y="1111535"/>
-                                </a:lnTo>
-                                <a:lnTo>
-                                  <a:pt x="3194204" y="134067"/>
-                                </a:lnTo>
-                                <a:lnTo>
-                                  <a:pt x="3186235" y="91808"/>
-                                </a:lnTo>
-                                <a:lnTo>
-                                  <a:pt x="3164071" y="55020"/>
-                                </a:lnTo>
-                                <a:lnTo>
-                                  <a:pt x="3130326" y="25955"/>
-                                </a:lnTo>
-                                <a:lnTo>
-                                  <a:pt x="3087616" y="6864"/>
-                                </a:lnTo>
-                                <a:lnTo>
-                                  <a:pt x="3038555" y="0"/>
-                                </a:lnTo>
-                                <a:close/>
-                              </a:path>
-                            </a:pathLst>
-                          </a:custGeom>
-                          <a:solidFill>
-                            <a:srgbClr val="ECECEC"/>
-                          </a:solidFill>
-                        </wps:spPr>
-                        <wps:bodyPr wrap="square" lIns="0" tIns="0" rIns="0" bIns="0" rtlCol="0">
-                          <a:prstTxWarp prst="textNoShape">
-                            <a:avLst/>
-                          </a:prstTxWarp>
-                          <a:noAutofit/>
-                        </wps:bodyPr>
-                      </wps:wsp>
-                      <wps:wsp>
-                        <wps:cNvPr id="65" name="Graphic 65"/>
-                        <wps:cNvSpPr/>
-                        <wps:spPr>
-                          <a:xfrm>
-                            <a:off x="-22531" y="1554367"/>
-                            <a:ext cx="3194685" cy="1091597"/>
-                          </a:xfrm>
-                          <a:custGeom>
-                            <a:avLst/>
-                            <a:gdLst/>
-                            <a:ahLst/>
-                            <a:cxnLst/>
-                            <a:rect l="l" t="t" r="r" b="b"/>
-                            <a:pathLst>
-                              <a:path w="3194685" h="1245870">
-                                <a:moveTo>
-                                  <a:pt x="3038555" y="1245603"/>
-                                </a:moveTo>
-                                <a:lnTo>
-                                  <a:pt x="155649" y="1245603"/>
-                                </a:lnTo>
-                                <a:lnTo>
-                                  <a:pt x="106588" y="1238739"/>
-                                </a:lnTo>
-                                <a:lnTo>
-                                  <a:pt x="63878" y="1219648"/>
-                                </a:lnTo>
-                                <a:lnTo>
-                                  <a:pt x="30133" y="1190582"/>
-                                </a:lnTo>
-                                <a:lnTo>
-                                  <a:pt x="7969" y="1153794"/>
-                                </a:lnTo>
-                                <a:lnTo>
-                                  <a:pt x="0" y="1111535"/>
-                                </a:lnTo>
-                                <a:lnTo>
-                                  <a:pt x="0" y="134067"/>
-                                </a:lnTo>
-                                <a:lnTo>
-                                  <a:pt x="7969" y="91808"/>
-                                </a:lnTo>
-                                <a:lnTo>
-                                  <a:pt x="30133" y="55020"/>
-                                </a:lnTo>
-                                <a:lnTo>
-                                  <a:pt x="63878" y="25955"/>
-                                </a:lnTo>
-                                <a:lnTo>
-                                  <a:pt x="106588" y="6864"/>
-                                </a:lnTo>
-                                <a:lnTo>
-                                  <a:pt x="155649" y="0"/>
-                                </a:lnTo>
-                                <a:lnTo>
-                                  <a:pt x="3038555" y="0"/>
-                                </a:lnTo>
-                                <a:lnTo>
-                                  <a:pt x="3087616" y="6864"/>
-                                </a:lnTo>
-                                <a:lnTo>
-                                  <a:pt x="3130326" y="25955"/>
-                                </a:lnTo>
-                                <a:lnTo>
-                                  <a:pt x="3164071" y="55020"/>
-                                </a:lnTo>
-                                <a:lnTo>
-                                  <a:pt x="3186235" y="91808"/>
-                                </a:lnTo>
-                                <a:lnTo>
-                                  <a:pt x="3194204" y="134067"/>
-                                </a:lnTo>
-                                <a:lnTo>
-                                  <a:pt x="3194204" y="1111535"/>
-                                </a:lnTo>
-                                <a:lnTo>
-                                  <a:pt x="3186235" y="1153794"/>
-                                </a:lnTo>
-                                <a:lnTo>
-                                  <a:pt x="3164071" y="1190582"/>
-                                </a:lnTo>
-                                <a:lnTo>
-                                  <a:pt x="3130326" y="1219648"/>
-                                </a:lnTo>
-                                <a:lnTo>
-                                  <a:pt x="3087616" y="1238739"/>
-                                </a:lnTo>
-                                <a:lnTo>
-                                  <a:pt x="3038555" y="1245603"/>
-                                </a:lnTo>
-                                <a:close/>
-                              </a:path>
-                            </a:pathLst>
-                          </a:custGeom>
-                          <a:ln w="6350">
-                            <a:solidFill>
-                              <a:srgbClr val="151616"/>
-                            </a:solidFill>
-                            <a:prstDash val="solid"/>
-                          </a:ln>
-                        </wps:spPr>
-                        <wps:bodyPr wrap="square" lIns="0" tIns="0" rIns="0" bIns="0" rtlCol="0">
-                          <a:prstTxWarp prst="textNoShape">
-                            <a:avLst/>
-                          </a:prstTxWarp>
-                          <a:noAutofit/>
-                        </wps:bodyPr>
-                      </wps:wsp>
-                      <wps:wsp>
-                        <wps:cNvPr id="66" name="Graphic 66"/>
-                        <wps:cNvSpPr/>
-                        <wps:spPr>
-                          <a:xfrm>
-                            <a:off x="296564" y="1710759"/>
-                            <a:ext cx="227965" cy="185420"/>
-                          </a:xfrm>
-                          <a:custGeom>
-                            <a:avLst/>
-                            <a:gdLst/>
-                            <a:ahLst/>
-                            <a:cxnLst/>
-                            <a:rect l="l" t="t" r="r" b="b"/>
-                            <a:pathLst>
-                              <a:path w="227965" h="185420">
-                                <a:moveTo>
-                                  <a:pt x="175768" y="126809"/>
-                                </a:moveTo>
-                                <a:lnTo>
-                                  <a:pt x="175577" y="119773"/>
-                                </a:lnTo>
-                                <a:lnTo>
-                                  <a:pt x="175260" y="112687"/>
-                                </a:lnTo>
-                                <a:lnTo>
-                                  <a:pt x="175158" y="110604"/>
-                                </a:lnTo>
-                                <a:lnTo>
-                                  <a:pt x="175044" y="108216"/>
-                                </a:lnTo>
-                                <a:lnTo>
-                                  <a:pt x="175031" y="107861"/>
-                                </a:lnTo>
-                                <a:lnTo>
-                                  <a:pt x="169773" y="108038"/>
-                                </a:lnTo>
-                                <a:lnTo>
-                                  <a:pt x="169773" y="166585"/>
-                                </a:lnTo>
-                                <a:lnTo>
-                                  <a:pt x="167601" y="177368"/>
-                                </a:lnTo>
-                                <a:lnTo>
-                                  <a:pt x="161950" y="178422"/>
-                                </a:lnTo>
-                                <a:lnTo>
-                                  <a:pt x="131813" y="178422"/>
-                                </a:lnTo>
-                                <a:lnTo>
-                                  <a:pt x="129387" y="178142"/>
-                                </a:lnTo>
-                                <a:lnTo>
-                                  <a:pt x="125260" y="174244"/>
-                                </a:lnTo>
-                                <a:lnTo>
-                                  <a:pt x="123888" y="172593"/>
-                                </a:lnTo>
-                                <a:lnTo>
-                                  <a:pt x="123228" y="162458"/>
-                                </a:lnTo>
-                                <a:lnTo>
-                                  <a:pt x="123634" y="154813"/>
-                                </a:lnTo>
-                                <a:lnTo>
-                                  <a:pt x="123621" y="147929"/>
-                                </a:lnTo>
-                                <a:lnTo>
-                                  <a:pt x="150025" y="147929"/>
-                                </a:lnTo>
-                                <a:lnTo>
-                                  <a:pt x="155257" y="147612"/>
-                                </a:lnTo>
-                                <a:lnTo>
-                                  <a:pt x="156222" y="147180"/>
-                                </a:lnTo>
-                                <a:lnTo>
-                                  <a:pt x="157137" y="146011"/>
-                                </a:lnTo>
-                                <a:lnTo>
-                                  <a:pt x="157187" y="141541"/>
-                                </a:lnTo>
-                                <a:lnTo>
-                                  <a:pt x="157200" y="140208"/>
-                                </a:lnTo>
-                                <a:lnTo>
-                                  <a:pt x="148996" y="141541"/>
-                                </a:lnTo>
-                                <a:lnTo>
-                                  <a:pt x="123621" y="141541"/>
-                                </a:lnTo>
-                                <a:lnTo>
-                                  <a:pt x="123634" y="133159"/>
-                                </a:lnTo>
-                                <a:lnTo>
-                                  <a:pt x="153987" y="133159"/>
-                                </a:lnTo>
-                                <a:lnTo>
-                                  <a:pt x="156933" y="133400"/>
-                                </a:lnTo>
-                                <a:lnTo>
-                                  <a:pt x="156946" y="133159"/>
-                                </a:lnTo>
-                                <a:lnTo>
-                                  <a:pt x="157327" y="126809"/>
-                                </a:lnTo>
-                                <a:lnTo>
-                                  <a:pt x="123710" y="126809"/>
-                                </a:lnTo>
-                                <a:lnTo>
-                                  <a:pt x="123113" y="119773"/>
-                                </a:lnTo>
-                                <a:lnTo>
-                                  <a:pt x="123024" y="118656"/>
-                                </a:lnTo>
-                                <a:lnTo>
-                                  <a:pt x="122936" y="117538"/>
-                                </a:lnTo>
-                                <a:lnTo>
-                                  <a:pt x="123672" y="115963"/>
-                                </a:lnTo>
-                                <a:lnTo>
-                                  <a:pt x="130606" y="108496"/>
-                                </a:lnTo>
-                                <a:lnTo>
-                                  <a:pt x="133477" y="104101"/>
-                                </a:lnTo>
-                                <a:lnTo>
-                                  <a:pt x="134010" y="98298"/>
-                                </a:lnTo>
-                                <a:lnTo>
-                                  <a:pt x="134023" y="98094"/>
-                                </a:lnTo>
-                                <a:lnTo>
-                                  <a:pt x="158813" y="98094"/>
-                                </a:lnTo>
-                                <a:lnTo>
-                                  <a:pt x="159905" y="110604"/>
-                                </a:lnTo>
-                                <a:lnTo>
-                                  <a:pt x="168376" y="111328"/>
-                                </a:lnTo>
-                                <a:lnTo>
-                                  <a:pt x="168998" y="117538"/>
-                                </a:lnTo>
-                                <a:lnTo>
-                                  <a:pt x="169113" y="118656"/>
-                                </a:lnTo>
-                                <a:lnTo>
-                                  <a:pt x="169189" y="154813"/>
-                                </a:lnTo>
-                                <a:lnTo>
-                                  <a:pt x="169722" y="165455"/>
-                                </a:lnTo>
-                                <a:lnTo>
-                                  <a:pt x="169773" y="166585"/>
-                                </a:lnTo>
-                                <a:lnTo>
-                                  <a:pt x="169773" y="108038"/>
-                                </a:lnTo>
-                                <a:lnTo>
-                                  <a:pt x="166751" y="108127"/>
-                                </a:lnTo>
-                                <a:lnTo>
-                                  <a:pt x="165252" y="98298"/>
-                                </a:lnTo>
-                                <a:lnTo>
-                                  <a:pt x="165938" y="98094"/>
-                                </a:lnTo>
-                                <a:lnTo>
-                                  <a:pt x="169113" y="97193"/>
-                                </a:lnTo>
-                                <a:lnTo>
-                                  <a:pt x="171729" y="96139"/>
-                                </a:lnTo>
-                                <a:lnTo>
-                                  <a:pt x="172491" y="91744"/>
-                                </a:lnTo>
-                                <a:lnTo>
-                                  <a:pt x="173101" y="88214"/>
-                                </a:lnTo>
-                                <a:lnTo>
-                                  <a:pt x="172808" y="85013"/>
-                                </a:lnTo>
-                                <a:lnTo>
-                                  <a:pt x="172694" y="83870"/>
-                                </a:lnTo>
-                                <a:lnTo>
-                                  <a:pt x="172618" y="82918"/>
-                                </a:lnTo>
-                                <a:lnTo>
-                                  <a:pt x="168503" y="78613"/>
-                                </a:lnTo>
-                                <a:lnTo>
-                                  <a:pt x="168249" y="78333"/>
-                                </a:lnTo>
-                                <a:lnTo>
-                                  <a:pt x="166204" y="78460"/>
-                                </a:lnTo>
-                                <a:lnTo>
-                                  <a:pt x="166204" y="91744"/>
-                                </a:lnTo>
-                                <a:lnTo>
-                                  <a:pt x="126123" y="91744"/>
-                                </a:lnTo>
-                                <a:lnTo>
-                                  <a:pt x="126644" y="91465"/>
-                                </a:lnTo>
-                                <a:lnTo>
-                                  <a:pt x="126644" y="85013"/>
-                                </a:lnTo>
-                                <a:lnTo>
-                                  <a:pt x="166141" y="85013"/>
-                                </a:lnTo>
-                                <a:lnTo>
-                                  <a:pt x="166204" y="91744"/>
-                                </a:lnTo>
-                                <a:lnTo>
-                                  <a:pt x="166204" y="78460"/>
-                                </a:lnTo>
-                                <a:lnTo>
-                                  <a:pt x="163614" y="78613"/>
-                                </a:lnTo>
-                                <a:lnTo>
-                                  <a:pt x="128752" y="78613"/>
-                                </a:lnTo>
-                                <a:lnTo>
-                                  <a:pt x="124917" y="78105"/>
-                                </a:lnTo>
-                                <a:lnTo>
-                                  <a:pt x="119392" y="83870"/>
-                                </a:lnTo>
-                                <a:lnTo>
-                                  <a:pt x="117665" y="97193"/>
-                                </a:lnTo>
-                                <a:lnTo>
-                                  <a:pt x="117614" y="97637"/>
-                                </a:lnTo>
-                                <a:lnTo>
-                                  <a:pt x="127609" y="98094"/>
-                                </a:lnTo>
-                                <a:lnTo>
-                                  <a:pt x="125412" y="104101"/>
-                                </a:lnTo>
-                                <a:lnTo>
-                                  <a:pt x="122008" y="108216"/>
-                                </a:lnTo>
-                                <a:lnTo>
-                                  <a:pt x="118808" y="112687"/>
-                                </a:lnTo>
-                                <a:lnTo>
-                                  <a:pt x="117246" y="119773"/>
-                                </a:lnTo>
-                                <a:lnTo>
-                                  <a:pt x="117157" y="166585"/>
-                                </a:lnTo>
-                                <a:lnTo>
-                                  <a:pt x="118046" y="172593"/>
-                                </a:lnTo>
-                                <a:lnTo>
-                                  <a:pt x="118160" y="173393"/>
-                                </a:lnTo>
-                                <a:lnTo>
-                                  <a:pt x="121056" y="179044"/>
-                                </a:lnTo>
-                                <a:lnTo>
-                                  <a:pt x="126187" y="183045"/>
-                                </a:lnTo>
-                                <a:lnTo>
-                                  <a:pt x="131991" y="184670"/>
-                                </a:lnTo>
-                                <a:lnTo>
-                                  <a:pt x="138760" y="184912"/>
-                                </a:lnTo>
-                                <a:lnTo>
-                                  <a:pt x="154711" y="184912"/>
-                                </a:lnTo>
-                                <a:lnTo>
-                                  <a:pt x="159740" y="184670"/>
-                                </a:lnTo>
-                                <a:lnTo>
-                                  <a:pt x="161366" y="184670"/>
-                                </a:lnTo>
-                                <a:lnTo>
-                                  <a:pt x="167220" y="182765"/>
-                                </a:lnTo>
-                                <a:lnTo>
-                                  <a:pt x="172300" y="178422"/>
-                                </a:lnTo>
-                                <a:lnTo>
-                                  <a:pt x="174840" y="172834"/>
-                                </a:lnTo>
-                                <a:lnTo>
-                                  <a:pt x="175602" y="166585"/>
-                                </a:lnTo>
-                                <a:lnTo>
-                                  <a:pt x="175653" y="166243"/>
-                                </a:lnTo>
-                                <a:lnTo>
-                                  <a:pt x="175768" y="126809"/>
-                                </a:lnTo>
-                                <a:close/>
-                              </a:path>
-                              <a:path w="227965" h="185420">
-                                <a:moveTo>
-                                  <a:pt x="227431" y="27813"/>
-                                </a:moveTo>
-                                <a:lnTo>
-                                  <a:pt x="149225" y="27736"/>
-                                </a:lnTo>
-                                <a:lnTo>
-                                  <a:pt x="149237" y="23215"/>
-                                </a:lnTo>
-                                <a:lnTo>
-                                  <a:pt x="144881" y="15659"/>
-                                </a:lnTo>
-                                <a:lnTo>
-                                  <a:pt x="143344" y="14871"/>
-                                </a:lnTo>
-                                <a:lnTo>
-                                  <a:pt x="143344" y="27127"/>
-                                </a:lnTo>
-                                <a:lnTo>
-                                  <a:pt x="143243" y="27736"/>
-                                </a:lnTo>
-                                <a:lnTo>
-                                  <a:pt x="126987" y="27711"/>
-                                </a:lnTo>
-                                <a:lnTo>
-                                  <a:pt x="127228" y="27470"/>
-                                </a:lnTo>
-                                <a:lnTo>
-                                  <a:pt x="127139" y="26708"/>
-                                </a:lnTo>
-                                <a:lnTo>
-                                  <a:pt x="126288" y="21031"/>
-                                </a:lnTo>
-                                <a:lnTo>
-                                  <a:pt x="126276" y="15659"/>
-                                </a:lnTo>
-                                <a:lnTo>
-                                  <a:pt x="132791" y="15659"/>
-                                </a:lnTo>
-                                <a:lnTo>
-                                  <a:pt x="137033" y="18580"/>
-                                </a:lnTo>
-                                <a:lnTo>
-                                  <a:pt x="143344" y="27127"/>
-                                </a:lnTo>
-                                <a:lnTo>
-                                  <a:pt x="143344" y="14871"/>
-                                </a:lnTo>
-                                <a:lnTo>
-                                  <a:pt x="135623" y="10896"/>
-                                </a:lnTo>
-                                <a:lnTo>
-                                  <a:pt x="134086" y="10490"/>
-                                </a:lnTo>
-                                <a:lnTo>
-                                  <a:pt x="133324" y="9994"/>
-                                </a:lnTo>
-                                <a:lnTo>
-                                  <a:pt x="125514" y="4356"/>
-                                </a:lnTo>
-                                <a:lnTo>
-                                  <a:pt x="123926" y="1816"/>
-                                </a:lnTo>
-                                <a:lnTo>
-                                  <a:pt x="120103" y="469"/>
-                                </a:lnTo>
-                                <a:lnTo>
-                                  <a:pt x="113385" y="0"/>
-                                </a:lnTo>
-                                <a:lnTo>
-                                  <a:pt x="31737" y="0"/>
-                                </a:lnTo>
-                                <a:lnTo>
-                                  <a:pt x="25196" y="469"/>
-                                </a:lnTo>
-                                <a:lnTo>
-                                  <a:pt x="25730" y="469"/>
-                                </a:lnTo>
-                                <a:lnTo>
-                                  <a:pt x="24841" y="4356"/>
-                                </a:lnTo>
-                                <a:lnTo>
-                                  <a:pt x="24752" y="4762"/>
-                                </a:lnTo>
-                                <a:lnTo>
-                                  <a:pt x="23380" y="6134"/>
-                                </a:lnTo>
-                                <a:lnTo>
-                                  <a:pt x="23291" y="7226"/>
-                                </a:lnTo>
-                                <a:lnTo>
-                                  <a:pt x="23202" y="8267"/>
-                                </a:lnTo>
-                                <a:lnTo>
-                                  <a:pt x="23139" y="9029"/>
-                                </a:lnTo>
-                                <a:lnTo>
-                                  <a:pt x="15481" y="10337"/>
-                                </a:lnTo>
-                                <a:lnTo>
-                                  <a:pt x="1270" y="26212"/>
-                                </a:lnTo>
-                                <a:lnTo>
-                                  <a:pt x="1181" y="26708"/>
-                                </a:lnTo>
-                                <a:lnTo>
-                                  <a:pt x="1104" y="27127"/>
-                                </a:lnTo>
-                                <a:lnTo>
-                                  <a:pt x="1041" y="27470"/>
-                                </a:lnTo>
-                                <a:lnTo>
-                                  <a:pt x="6743" y="27470"/>
-                                </a:lnTo>
-                                <a:lnTo>
-                                  <a:pt x="6819" y="26708"/>
-                                </a:lnTo>
-                                <a:lnTo>
-                                  <a:pt x="6908" y="25946"/>
-                                </a:lnTo>
-                                <a:lnTo>
-                                  <a:pt x="12839" y="18161"/>
-                                </a:lnTo>
-                                <a:lnTo>
-                                  <a:pt x="17284" y="15659"/>
-                                </a:lnTo>
-                                <a:lnTo>
-                                  <a:pt x="23215" y="15659"/>
-                                </a:lnTo>
-                                <a:lnTo>
-                                  <a:pt x="23177" y="21031"/>
-                                </a:lnTo>
-                                <a:lnTo>
-                                  <a:pt x="22428" y="25946"/>
-                                </a:lnTo>
-                                <a:lnTo>
-                                  <a:pt x="22313" y="26708"/>
-                                </a:lnTo>
-                                <a:lnTo>
-                                  <a:pt x="22263" y="27127"/>
-                                </a:lnTo>
-                                <a:lnTo>
-                                  <a:pt x="22555" y="27470"/>
-                                </a:lnTo>
-                                <a:lnTo>
-                                  <a:pt x="28663" y="27470"/>
-                                </a:lnTo>
-                                <a:lnTo>
-                                  <a:pt x="29616" y="26212"/>
-                                </a:lnTo>
-                                <a:lnTo>
-                                  <a:pt x="29616" y="15659"/>
-                                </a:lnTo>
-                                <a:lnTo>
-                                  <a:pt x="29616" y="11696"/>
-                                </a:lnTo>
-                                <a:lnTo>
-                                  <a:pt x="28562" y="7226"/>
-                                </a:lnTo>
-                                <a:lnTo>
-                                  <a:pt x="31788" y="6451"/>
-                                </a:lnTo>
-                                <a:lnTo>
-                                  <a:pt x="120929" y="6451"/>
-                                </a:lnTo>
-                                <a:lnTo>
-                                  <a:pt x="119888" y="8267"/>
-                                </a:lnTo>
-                                <a:lnTo>
-                                  <a:pt x="119888" y="21031"/>
-                                </a:lnTo>
-                                <a:lnTo>
-                                  <a:pt x="120738" y="25946"/>
-                                </a:lnTo>
-                                <a:lnTo>
-                                  <a:pt x="120777" y="26212"/>
-                                </a:lnTo>
-                                <a:lnTo>
-                                  <a:pt x="120865" y="26708"/>
-                                </a:lnTo>
-                                <a:lnTo>
-                                  <a:pt x="117894" y="27470"/>
-                                </a:lnTo>
-                                <a:lnTo>
-                                  <a:pt x="114554" y="27698"/>
-                                </a:lnTo>
-                                <a:lnTo>
-                                  <a:pt x="22656" y="27609"/>
-                                </a:lnTo>
-                                <a:lnTo>
-                                  <a:pt x="22555" y="27470"/>
-                                </a:lnTo>
-                                <a:lnTo>
-                                  <a:pt x="6743" y="27470"/>
-                                </a:lnTo>
-                                <a:lnTo>
-                                  <a:pt x="6718" y="27597"/>
-                                </a:lnTo>
-                                <a:lnTo>
-                                  <a:pt x="1016" y="27584"/>
-                                </a:lnTo>
-                                <a:lnTo>
-                                  <a:pt x="990" y="27813"/>
-                                </a:lnTo>
-                                <a:lnTo>
-                                  <a:pt x="508" y="30530"/>
-                                </a:lnTo>
-                                <a:lnTo>
-                                  <a:pt x="469" y="30784"/>
-                                </a:lnTo>
-                                <a:lnTo>
-                                  <a:pt x="101" y="40601"/>
-                                </a:lnTo>
-                                <a:lnTo>
-                                  <a:pt x="165" y="50749"/>
-                                </a:lnTo>
-                                <a:lnTo>
-                                  <a:pt x="279" y="131330"/>
-                                </a:lnTo>
-                                <a:lnTo>
-                                  <a:pt x="12204" y="173926"/>
-                                </a:lnTo>
-                                <a:lnTo>
-                                  <a:pt x="17576" y="176733"/>
-                                </a:lnTo>
-                                <a:lnTo>
-                                  <a:pt x="103670" y="176733"/>
-                                </a:lnTo>
-                                <a:lnTo>
-                                  <a:pt x="106934" y="176987"/>
-                                </a:lnTo>
-                                <a:lnTo>
-                                  <a:pt x="110794" y="174917"/>
-                                </a:lnTo>
-                                <a:lnTo>
-                                  <a:pt x="110426" y="171411"/>
-                                </a:lnTo>
-                                <a:lnTo>
-                                  <a:pt x="107988" y="170510"/>
-                                </a:lnTo>
-                                <a:lnTo>
-                                  <a:pt x="101854" y="170357"/>
-                                </a:lnTo>
-                                <a:lnTo>
-                                  <a:pt x="93510" y="170141"/>
-                                </a:lnTo>
-                                <a:lnTo>
-                                  <a:pt x="59499" y="170357"/>
-                                </a:lnTo>
-                                <a:lnTo>
-                                  <a:pt x="34417" y="170357"/>
-                                </a:lnTo>
-                                <a:lnTo>
-                                  <a:pt x="18110" y="169519"/>
-                                </a:lnTo>
-                                <a:lnTo>
-                                  <a:pt x="13817" y="168173"/>
-                                </a:lnTo>
-                                <a:lnTo>
-                                  <a:pt x="10020" y="164719"/>
-                                </a:lnTo>
-                                <a:lnTo>
-                                  <a:pt x="5994" y="156337"/>
-                                </a:lnTo>
-                                <a:lnTo>
-                                  <a:pt x="6642" y="149961"/>
-                                </a:lnTo>
-                                <a:lnTo>
-                                  <a:pt x="6705" y="27813"/>
-                                </a:lnTo>
-                                <a:lnTo>
-                                  <a:pt x="22847" y="27813"/>
-                                </a:lnTo>
-                                <a:lnTo>
-                                  <a:pt x="29146" y="35039"/>
-                                </a:lnTo>
-                                <a:lnTo>
-                                  <a:pt x="33388" y="33997"/>
-                                </a:lnTo>
-                                <a:lnTo>
-                                  <a:pt x="116052" y="33997"/>
-                                </a:lnTo>
-                                <a:lnTo>
-                                  <a:pt x="120091" y="34950"/>
-                                </a:lnTo>
-                                <a:lnTo>
-                                  <a:pt x="120992" y="33997"/>
-                                </a:lnTo>
-                                <a:lnTo>
-                                  <a:pt x="126898" y="27813"/>
-                                </a:lnTo>
-                                <a:lnTo>
-                                  <a:pt x="143230" y="27813"/>
-                                </a:lnTo>
-                                <a:lnTo>
-                                  <a:pt x="142811" y="30530"/>
-                                </a:lnTo>
-                                <a:lnTo>
-                                  <a:pt x="142798" y="72390"/>
-                                </a:lnTo>
-                                <a:lnTo>
-                                  <a:pt x="146418" y="72021"/>
-                                </a:lnTo>
-                                <a:lnTo>
-                                  <a:pt x="150152" y="69684"/>
-                                </a:lnTo>
-                                <a:lnTo>
-                                  <a:pt x="149225" y="56337"/>
-                                </a:lnTo>
-                                <a:lnTo>
-                                  <a:pt x="149225" y="27813"/>
-                                </a:lnTo>
-                                <a:lnTo>
-                                  <a:pt x="227431" y="27813"/>
-                                </a:lnTo>
-                                <a:close/>
-                              </a:path>
-                            </a:pathLst>
-                          </a:custGeom>
-                          <a:solidFill>
-                            <a:srgbClr val="DD2B1C"/>
-                          </a:solidFill>
-                        </wps:spPr>
-                        <wps:bodyPr wrap="square" lIns="0" tIns="0" rIns="0" bIns="0" rtlCol="0">
-                          <a:prstTxWarp prst="textNoShape">
-                            <a:avLst/>
-                          </a:prstTxWarp>
-                          <a:noAutofit/>
-                        </wps:bodyPr>
-                      </wps:wsp>
-                      <wps:wsp>
-                        <wps:cNvPr id="67" name="Graphic 67"/>
-                        <wps:cNvSpPr/>
-                        <wps:spPr>
-                          <a:xfrm>
-                            <a:off x="310242" y="1753635"/>
-                            <a:ext cx="113030" cy="109220"/>
-                          </a:xfrm>
-                          <a:custGeom>
-                            <a:avLst/>
-                            <a:gdLst/>
-                            <a:ahLst/>
-                            <a:cxnLst/>
-                            <a:rect l="l" t="t" r="r" b="b"/>
-                            <a:pathLst>
-                              <a:path w="113030" h="109220">
-                                <a:moveTo>
-                                  <a:pt x="44754" y="7188"/>
-                                </a:moveTo>
-                                <a:lnTo>
-                                  <a:pt x="43662" y="4279"/>
-                                </a:lnTo>
-                                <a:lnTo>
-                                  <a:pt x="38735" y="3949"/>
-                                </a:lnTo>
-                                <a:lnTo>
-                                  <a:pt x="37007" y="6388"/>
-                                </a:lnTo>
-                                <a:lnTo>
-                                  <a:pt x="33464" y="9944"/>
-                                </a:lnTo>
-                                <a:lnTo>
-                                  <a:pt x="24193" y="19545"/>
-                                </a:lnTo>
-                                <a:lnTo>
-                                  <a:pt x="22872" y="20307"/>
-                                </a:lnTo>
-                                <a:lnTo>
-                                  <a:pt x="14516" y="11874"/>
-                                </a:lnTo>
-                                <a:lnTo>
-                                  <a:pt x="12547" y="10236"/>
-                                </a:lnTo>
-                                <a:lnTo>
-                                  <a:pt x="9461" y="10706"/>
-                                </a:lnTo>
-                                <a:lnTo>
-                                  <a:pt x="8470" y="15836"/>
-                                </a:lnTo>
-                                <a:lnTo>
-                                  <a:pt x="11023" y="17551"/>
-                                </a:lnTo>
-                                <a:lnTo>
-                                  <a:pt x="20612" y="27139"/>
-                                </a:lnTo>
-                                <a:lnTo>
-                                  <a:pt x="21793" y="30835"/>
-                                </a:lnTo>
-                                <a:lnTo>
-                                  <a:pt x="40170" y="12395"/>
-                                </a:lnTo>
-                                <a:lnTo>
-                                  <a:pt x="42684" y="10160"/>
-                                </a:lnTo>
-                                <a:lnTo>
-                                  <a:pt x="44754" y="7188"/>
-                                </a:lnTo>
-                                <a:close/>
-                              </a:path>
-                              <a:path w="113030" h="109220">
-                                <a:moveTo>
-                                  <a:pt x="50025" y="104025"/>
-                                </a:moveTo>
-                                <a:lnTo>
-                                  <a:pt x="48971" y="102298"/>
-                                </a:lnTo>
-                                <a:lnTo>
-                                  <a:pt x="47536" y="101777"/>
-                                </a:lnTo>
-                                <a:lnTo>
-                                  <a:pt x="42265" y="101523"/>
-                                </a:lnTo>
-                                <a:lnTo>
-                                  <a:pt x="31762" y="101473"/>
-                                </a:lnTo>
-                                <a:lnTo>
-                                  <a:pt x="11049" y="101561"/>
-                                </a:lnTo>
-                                <a:lnTo>
-                                  <a:pt x="4051" y="100330"/>
-                                </a:lnTo>
-                                <a:lnTo>
-                                  <a:pt x="1638" y="105219"/>
-                                </a:lnTo>
-                                <a:lnTo>
-                                  <a:pt x="2755" y="107238"/>
-                                </a:lnTo>
-                                <a:lnTo>
-                                  <a:pt x="4356" y="107734"/>
-                                </a:lnTo>
-                                <a:lnTo>
-                                  <a:pt x="9702" y="107975"/>
-                                </a:lnTo>
-                                <a:lnTo>
-                                  <a:pt x="42646" y="107962"/>
-                                </a:lnTo>
-                                <a:lnTo>
-                                  <a:pt x="48285" y="108877"/>
-                                </a:lnTo>
-                                <a:lnTo>
-                                  <a:pt x="49339" y="105956"/>
-                                </a:lnTo>
-                                <a:lnTo>
-                                  <a:pt x="50025" y="104025"/>
-                                </a:lnTo>
-                                <a:close/>
-                              </a:path>
-                              <a:path w="113030" h="109220">
-                                <a:moveTo>
-                                  <a:pt x="50076" y="86525"/>
-                                </a:moveTo>
-                                <a:lnTo>
-                                  <a:pt x="49047" y="84734"/>
-                                </a:lnTo>
-                                <a:lnTo>
-                                  <a:pt x="47586" y="84213"/>
-                                </a:lnTo>
-                                <a:lnTo>
-                                  <a:pt x="42227" y="83921"/>
-                                </a:lnTo>
-                                <a:lnTo>
-                                  <a:pt x="31775" y="83870"/>
-                                </a:lnTo>
-                                <a:lnTo>
-                                  <a:pt x="10985" y="83972"/>
-                                </a:lnTo>
-                                <a:lnTo>
-                                  <a:pt x="3886" y="83019"/>
-                                </a:lnTo>
-                                <a:lnTo>
-                                  <a:pt x="0" y="90970"/>
-                                </a:lnTo>
-                                <a:lnTo>
-                                  <a:pt x="7658" y="90373"/>
-                                </a:lnTo>
-                                <a:lnTo>
-                                  <a:pt x="41351" y="90373"/>
-                                </a:lnTo>
-                                <a:lnTo>
-                                  <a:pt x="48133" y="91465"/>
-                                </a:lnTo>
-                                <a:lnTo>
-                                  <a:pt x="49314" y="88455"/>
-                                </a:lnTo>
-                                <a:lnTo>
-                                  <a:pt x="50076" y="86525"/>
-                                </a:lnTo>
-                                <a:close/>
-                              </a:path>
-                              <a:path w="113030" h="109220">
-                                <a:moveTo>
-                                  <a:pt x="50088" y="69113"/>
-                                </a:moveTo>
-                                <a:lnTo>
-                                  <a:pt x="49149" y="67144"/>
-                                </a:lnTo>
-                                <a:lnTo>
-                                  <a:pt x="47650" y="66649"/>
-                                </a:lnTo>
-                                <a:lnTo>
-                                  <a:pt x="42303" y="66382"/>
-                                </a:lnTo>
-                                <a:lnTo>
-                                  <a:pt x="31813" y="66332"/>
-                                </a:lnTo>
-                                <a:lnTo>
-                                  <a:pt x="10972" y="66421"/>
-                                </a:lnTo>
-                                <a:lnTo>
-                                  <a:pt x="3848" y="65265"/>
-                                </a:lnTo>
-                                <a:lnTo>
-                                  <a:pt x="190" y="73431"/>
-                                </a:lnTo>
-                                <a:lnTo>
-                                  <a:pt x="7594" y="72771"/>
-                                </a:lnTo>
-                                <a:lnTo>
-                                  <a:pt x="41363" y="72771"/>
-                                </a:lnTo>
-                                <a:lnTo>
-                                  <a:pt x="48006" y="73825"/>
-                                </a:lnTo>
-                                <a:lnTo>
-                                  <a:pt x="49288" y="70942"/>
-                                </a:lnTo>
-                                <a:lnTo>
-                                  <a:pt x="50088" y="69113"/>
-                                </a:lnTo>
-                                <a:close/>
-                              </a:path>
-                              <a:path w="113030" h="109220">
-                                <a:moveTo>
-                                  <a:pt x="50444" y="50139"/>
-                                </a:moveTo>
-                                <a:lnTo>
-                                  <a:pt x="48183" y="48831"/>
-                                </a:lnTo>
-                                <a:lnTo>
-                                  <a:pt x="45593" y="48831"/>
-                                </a:lnTo>
-                                <a:lnTo>
-                                  <a:pt x="3530" y="48831"/>
-                                </a:lnTo>
-                                <a:lnTo>
-                                  <a:pt x="1409" y="50495"/>
-                                </a:lnTo>
-                                <a:lnTo>
-                                  <a:pt x="3454" y="55740"/>
-                                </a:lnTo>
-                                <a:lnTo>
-                                  <a:pt x="6540" y="55232"/>
-                                </a:lnTo>
-                                <a:lnTo>
-                                  <a:pt x="45885" y="55232"/>
-                                </a:lnTo>
-                                <a:lnTo>
-                                  <a:pt x="48475" y="55499"/>
-                                </a:lnTo>
-                                <a:lnTo>
-                                  <a:pt x="50444" y="50139"/>
-                                </a:lnTo>
-                                <a:close/>
-                              </a:path>
-                              <a:path w="113030" h="109220">
-                                <a:moveTo>
-                                  <a:pt x="97155" y="91922"/>
-                                </a:moveTo>
-                                <a:lnTo>
-                                  <a:pt x="96024" y="82854"/>
-                                </a:lnTo>
-                                <a:lnTo>
-                                  <a:pt x="89877" y="83972"/>
-                                </a:lnTo>
-                                <a:lnTo>
-                                  <a:pt x="79997" y="83972"/>
-                                </a:lnTo>
-                                <a:lnTo>
-                                  <a:pt x="71907" y="82524"/>
-                                </a:lnTo>
-                                <a:lnTo>
-                                  <a:pt x="72605" y="87706"/>
-                                </a:lnTo>
-                                <a:lnTo>
-                                  <a:pt x="73139" y="91770"/>
-                                </a:lnTo>
-                                <a:lnTo>
-                                  <a:pt x="81216" y="90373"/>
-                                </a:lnTo>
-                                <a:lnTo>
-                                  <a:pt x="89065" y="90373"/>
-                                </a:lnTo>
-                                <a:lnTo>
-                                  <a:pt x="97155" y="91922"/>
-                                </a:lnTo>
-                                <a:close/>
-                              </a:path>
-                              <a:path w="113030" h="109220">
-                                <a:moveTo>
-                                  <a:pt x="97383" y="74295"/>
-                                </a:moveTo>
-                                <a:lnTo>
-                                  <a:pt x="96469" y="65214"/>
-                                </a:lnTo>
-                                <a:lnTo>
-                                  <a:pt x="89979" y="66370"/>
-                                </a:lnTo>
-                                <a:lnTo>
-                                  <a:pt x="80022" y="66370"/>
-                                </a:lnTo>
-                                <a:lnTo>
-                                  <a:pt x="71755" y="64922"/>
-                                </a:lnTo>
-                                <a:lnTo>
-                                  <a:pt x="72618" y="70205"/>
-                                </a:lnTo>
-                                <a:lnTo>
-                                  <a:pt x="73253" y="74180"/>
-                                </a:lnTo>
-                                <a:lnTo>
-                                  <a:pt x="81534" y="72771"/>
-                                </a:lnTo>
-                                <a:lnTo>
-                                  <a:pt x="89420" y="72771"/>
-                                </a:lnTo>
-                                <a:lnTo>
-                                  <a:pt x="97383" y="74295"/>
-                                </a:lnTo>
-                                <a:close/>
-                              </a:path>
-                              <a:path w="113030" h="109220">
-                                <a:moveTo>
-                                  <a:pt x="100622" y="56527"/>
-                                </a:moveTo>
-                                <a:lnTo>
-                                  <a:pt x="99720" y="48653"/>
-                                </a:lnTo>
-                                <a:lnTo>
-                                  <a:pt x="96977" y="48806"/>
-                                </a:lnTo>
-                                <a:lnTo>
-                                  <a:pt x="79222" y="48831"/>
-                                </a:lnTo>
-                                <a:lnTo>
-                                  <a:pt x="71805" y="47472"/>
-                                </a:lnTo>
-                                <a:lnTo>
-                                  <a:pt x="72618" y="52692"/>
-                                </a:lnTo>
-                                <a:lnTo>
-                                  <a:pt x="73190" y="56349"/>
-                                </a:lnTo>
-                                <a:lnTo>
-                                  <a:pt x="81508" y="55232"/>
-                                </a:lnTo>
-                                <a:lnTo>
-                                  <a:pt x="92887" y="55232"/>
-                                </a:lnTo>
-                                <a:lnTo>
-                                  <a:pt x="100622" y="56527"/>
-                                </a:lnTo>
-                                <a:close/>
-                              </a:path>
-                              <a:path w="113030" h="109220">
-                                <a:moveTo>
-                                  <a:pt x="112509" y="26784"/>
-                                </a:moveTo>
-                                <a:lnTo>
-                                  <a:pt x="108064" y="23355"/>
-                                </a:lnTo>
-                                <a:lnTo>
-                                  <a:pt x="105410" y="20713"/>
-                                </a:lnTo>
-                                <a:lnTo>
-                                  <a:pt x="102641" y="17602"/>
-                                </a:lnTo>
-                                <a:lnTo>
-                                  <a:pt x="101079" y="16586"/>
-                                </a:lnTo>
-                                <a:lnTo>
-                                  <a:pt x="101777" y="15278"/>
-                                </a:lnTo>
-                                <a:lnTo>
-                                  <a:pt x="105498" y="11925"/>
-                                </a:lnTo>
-                                <a:lnTo>
-                                  <a:pt x="107937" y="9486"/>
-                                </a:lnTo>
-                                <a:lnTo>
-                                  <a:pt x="112102" y="6489"/>
-                                </a:lnTo>
-                                <a:lnTo>
-                                  <a:pt x="107137" y="0"/>
-                                </a:lnTo>
-                                <a:lnTo>
-                                  <a:pt x="103670" y="4584"/>
-                                </a:lnTo>
-                                <a:lnTo>
-                                  <a:pt x="100545" y="7708"/>
-                                </a:lnTo>
-                                <a:lnTo>
-                                  <a:pt x="98437" y="9652"/>
-                                </a:lnTo>
-                                <a:lnTo>
-                                  <a:pt x="96634" y="11645"/>
-                                </a:lnTo>
-                                <a:lnTo>
-                                  <a:pt x="95275" y="10922"/>
-                                </a:lnTo>
-                                <a:lnTo>
-                                  <a:pt x="92100" y="7391"/>
-                                </a:lnTo>
-                                <a:lnTo>
-                                  <a:pt x="89573" y="4876"/>
-                                </a:lnTo>
-                                <a:lnTo>
-                                  <a:pt x="86169" y="139"/>
-                                </a:lnTo>
-                                <a:lnTo>
-                                  <a:pt x="79451" y="7480"/>
-                                </a:lnTo>
-                                <a:lnTo>
-                                  <a:pt x="89789" y="12458"/>
-                                </a:lnTo>
-                                <a:lnTo>
-                                  <a:pt x="91833" y="16611"/>
-                                </a:lnTo>
-                                <a:lnTo>
-                                  <a:pt x="90233" y="17665"/>
-                                </a:lnTo>
-                                <a:lnTo>
-                                  <a:pt x="87515" y="20739"/>
-                                </a:lnTo>
-                                <a:lnTo>
-                                  <a:pt x="84836" y="23418"/>
-                                </a:lnTo>
-                                <a:lnTo>
-                                  <a:pt x="80416" y="26746"/>
-                                </a:lnTo>
-                                <a:lnTo>
-                                  <a:pt x="87490" y="33185"/>
-                                </a:lnTo>
-                                <a:lnTo>
-                                  <a:pt x="92583" y="23368"/>
-                                </a:lnTo>
-                                <a:lnTo>
-                                  <a:pt x="96621" y="21005"/>
-                                </a:lnTo>
-                                <a:lnTo>
-                                  <a:pt x="98348" y="23063"/>
-                                </a:lnTo>
-                                <a:lnTo>
-                                  <a:pt x="100444" y="24930"/>
-                                </a:lnTo>
-                                <a:lnTo>
-                                  <a:pt x="103593" y="28067"/>
-                                </a:lnTo>
-                                <a:lnTo>
-                                  <a:pt x="106629" y="32054"/>
-                                </a:lnTo>
-                                <a:lnTo>
-                                  <a:pt x="112509" y="26784"/>
-                                </a:lnTo>
-                                <a:close/>
-                              </a:path>
-                            </a:pathLst>
-                          </a:custGeom>
-                          <a:solidFill>
-                            <a:srgbClr val="282C51"/>
-                          </a:solidFill>
-                        </wps:spPr>
-                        <wps:bodyPr wrap="square" lIns="0" tIns="0" rIns="0" bIns="0" rtlCol="0">
-                          <a:prstTxWarp prst="textNoShape">
-                            <a:avLst/>
-                          </a:prstTxWarp>
-                          <a:noAutofit/>
-                        </wps:bodyPr>
-                      </wps:wsp>
-                      <wps:wsp>
-                        <wps:cNvPr id="68" name="Graphic 68"/>
-                        <wps:cNvSpPr/>
-                        <wps:spPr>
-                          <a:xfrm>
-                            <a:off x="335845" y="1722608"/>
-                            <a:ext cx="71120" cy="10160"/>
-                          </a:xfrm>
-                          <a:custGeom>
-                            <a:avLst/>
-                            <a:gdLst/>
-                            <a:ahLst/>
-                            <a:cxnLst/>
-                            <a:rect l="l" t="t" r="r" b="b"/>
-                            <a:pathLst>
-                              <a:path w="71120" h="10160">
-                                <a:moveTo>
-                                  <a:pt x="11480" y="7404"/>
-                                </a:moveTo>
-                                <a:lnTo>
-                                  <a:pt x="9359" y="279"/>
-                                </a:lnTo>
-                                <a:lnTo>
-                                  <a:pt x="4813" y="1676"/>
-                                </a:lnTo>
-                                <a:lnTo>
-                                  <a:pt x="0" y="3149"/>
-                                </a:lnTo>
-                                <a:lnTo>
-                                  <a:pt x="2209" y="9779"/>
-                                </a:lnTo>
-                                <a:lnTo>
-                                  <a:pt x="11480" y="7404"/>
-                                </a:lnTo>
-                                <a:close/>
-                              </a:path>
-                              <a:path w="71120" h="10160">
-                                <a:moveTo>
-                                  <a:pt x="31013" y="7277"/>
-                                </a:moveTo>
-                                <a:lnTo>
-                                  <a:pt x="29273" y="228"/>
-                                </a:lnTo>
-                                <a:lnTo>
-                                  <a:pt x="24599" y="1701"/>
-                                </a:lnTo>
-                                <a:lnTo>
-                                  <a:pt x="22694" y="2298"/>
-                                </a:lnTo>
-                                <a:lnTo>
-                                  <a:pt x="21348" y="3644"/>
-                                </a:lnTo>
-                                <a:lnTo>
-                                  <a:pt x="22606" y="8064"/>
-                                </a:lnTo>
-                                <a:lnTo>
-                                  <a:pt x="24396" y="9283"/>
-                                </a:lnTo>
-                                <a:lnTo>
-                                  <a:pt x="31013" y="7277"/>
-                                </a:lnTo>
-                                <a:close/>
-                              </a:path>
-                              <a:path w="71120" h="10160">
-                                <a:moveTo>
-                                  <a:pt x="50863" y="7442"/>
-                                </a:moveTo>
-                                <a:lnTo>
-                                  <a:pt x="49123" y="38"/>
-                                </a:lnTo>
-                                <a:lnTo>
-                                  <a:pt x="44373" y="1739"/>
-                                </a:lnTo>
-                                <a:lnTo>
-                                  <a:pt x="42621" y="2362"/>
-                                </a:lnTo>
-                                <a:lnTo>
-                                  <a:pt x="41148" y="3695"/>
-                                </a:lnTo>
-                                <a:lnTo>
-                                  <a:pt x="42443" y="7988"/>
-                                </a:lnTo>
-                                <a:lnTo>
-                                  <a:pt x="44107" y="9232"/>
-                                </a:lnTo>
-                                <a:lnTo>
-                                  <a:pt x="50863" y="7442"/>
-                                </a:lnTo>
-                                <a:close/>
-                              </a:path>
-                              <a:path w="71120" h="10160">
-                                <a:moveTo>
-                                  <a:pt x="70523" y="6946"/>
-                                </a:moveTo>
-                                <a:lnTo>
-                                  <a:pt x="68541" y="0"/>
-                                </a:lnTo>
-                                <a:lnTo>
-                                  <a:pt x="64147" y="1765"/>
-                                </a:lnTo>
-                                <a:lnTo>
-                                  <a:pt x="58750" y="3937"/>
-                                </a:lnTo>
-                                <a:lnTo>
-                                  <a:pt x="62458" y="10121"/>
-                                </a:lnTo>
-                                <a:lnTo>
-                                  <a:pt x="70523" y="6946"/>
-                                </a:lnTo>
-                                <a:close/>
-                              </a:path>
-                            </a:pathLst>
-                          </a:custGeom>
-                          <a:solidFill>
-                            <a:srgbClr val="292D50"/>
-                          </a:solidFill>
-                        </wps:spPr>
-                        <wps:bodyPr wrap="square" lIns="0" tIns="0" rIns="0" bIns="0" rtlCol="0">
-                          <a:prstTxWarp prst="textNoShape">
-                            <a:avLst/>
-                          </a:prstTxWarp>
-                          <a:noAutofit/>
-                        </wps:bodyPr>
-                      </wps:wsp>
-                      <pic:pic xmlns:pic="http://schemas.openxmlformats.org/drawingml/2006/picture">
-                        <pic:nvPicPr>
-                          <pic:cNvPr id="69" name="Image 69"/>
-                          <pic:cNvPicPr/>
-                        </pic:nvPicPr>
-                        <pic:blipFill>
-                          <a:blip r:embed="rId46" cstate="print"/>
-                          <a:stretch>
-                            <a:fillRect/>
-                          </a:stretch>
-                        </pic:blipFill>
-                        <pic:spPr>
-                          <a:xfrm>
-                            <a:off x="296582" y="46611"/>
-                            <a:ext cx="248330" cy="213513"/>
-                          </a:xfrm>
-                          <a:prstGeom prst="rect">
-                            <a:avLst/>
-                          </a:prstGeom>
-                        </pic:spPr>
-                      </pic:pic>
-                      <wps:wsp>
-                        <wps:cNvPr id="70" name="Textbox 70"/>
-                        <wps:cNvSpPr txBox="1"/>
-                        <wps:spPr>
-                          <a:xfrm>
-                            <a:off x="-4459" y="60297"/>
-                            <a:ext cx="3241536" cy="1440565"/>
-                          </a:xfrm>
-                          <a:prstGeom prst="rect">
-                            <a:avLst/>
-                          </a:prstGeom>
-                        </wps:spPr>
-                        <wps:txbx>
-                          <w:txbxContent>
-                            <w:p>
-                              <w:pPr>
-                                <w:spacing w:before="24" w:line="321" w:lineRule="auto"/>
-                                <w:ind w:right="131" w:firstLine="489"/>
-                                <w:rPr>
-                                  <w:color w:val="DD2B1C"/>
-                                  <w:sz w:val="24"/>
-                                </w:rPr>
-                              </w:pPr>
-                              <w:r>
-                                <w:rPr>
-                                  <w:color w:val="DD2B1C"/>
-                                  <w:sz w:val="24"/>
-                                </w:rPr>
-                                <w:t xml:space="preserve">      </w:t>
-                              </w:r>
-                              <w:r>
-                                <w:rPr>
-                                  <w:color w:val="DD2B1C"/>
-                                  <w:sz w:val="24"/>
-                                </w:rPr>
-                                <w:t>Risk</w:t>
-                              </w:r>
-                              <w:r>
-                                <w:rPr>
-                                  <w:color w:val="DD2B1C"/>
-                                  <w:spacing w:val="-33"/>
-                                  <w:sz w:val="24"/>
-                                </w:rPr>
-                                <w:t xml:space="preserve"> </w:t>
-                              </w:r>
-                              <w:r>
-                                <w:rPr>
-                                  <w:color w:val="DD2B1C"/>
-                                  <w:sz w:val="24"/>
-                                </w:rPr>
-                                <w:t>Factors</w:t>
-                              </w:r>
-                              <w:r>
-                                <w:rPr>
-                                  <w:color w:val="DD2B1C"/>
-                                  <w:spacing w:val="-33"/>
-                                  <w:sz w:val="24"/>
-                                </w:rPr>
-                                <w:t xml:space="preserve"> </w:t>
-                              </w:r>
-                              <w:r>
-                                <w:rPr>
-                                  <w:color w:val="DD2B1C"/>
-                                  <w:sz w:val="24"/>
-                                </w:rPr>
-                                <w:t>/</w:t>
-                              </w:r>
-                              <w:r>
-                                <w:rPr>
-                                  <w:color w:val="DD2B1C"/>
-                                  <w:spacing w:val="-33"/>
-                                  <w:sz w:val="24"/>
-                                </w:rPr>
-                                <w:t xml:space="preserve"> </w:t>
-                              </w:r>
-                              <w:r>
-                                <w:rPr>
-                                  <w:color w:val="DD2B1C"/>
-                                  <w:sz w:val="24"/>
-                                </w:rPr>
-                                <w:t>Past</w:t>
-                              </w:r>
-                              <w:r>
-                                <w:rPr>
-                                  <w:color w:val="DD2B1C"/>
-                                  <w:spacing w:val="-33"/>
-                                  <w:sz w:val="24"/>
-                                </w:rPr>
-                                <w:t xml:space="preserve"> </w:t>
-                              </w:r>
-                              <w:r>
-                                <w:rPr>
-                                  <w:color w:val="DD2B1C"/>
-                                  <w:sz w:val="24"/>
-                                </w:rPr>
-                                <w:t>History</w:t>
-                              </w:r>
-                              <w:r>
-                                <w:rPr>
-                                  <w:color w:val="DD2B1C"/>
-                                  <w:sz w:val="24"/>
-                                </w:rPr>
-                                <w:t>:</w:t>
-                              </w:r>
-                              <w:r>
-                                <w:rPr>
-                                  <w:color w:val="DD2B1C"/>
-                                  <w:sz w:val="24"/>
-                                </w:rPr>
-                                <w:t xml:space="preserve"> </w:t>
-                              </w:r>
-                            </w:p>
-                            <w:p>
-                              <w:pPr>
-                                <w:spacing w:before="24" w:line="321" w:lineRule="auto"/>
-                                <w:ind w:left="283" w:right="131"/>
-                                <w:rPr>
-                                  <w:rFonts w:ascii="Times New Roman" w:hAnsi="Times New Roman" w:cs="Times New Roman"/>
-                                  <w:color w:val="0D0D0D" w:themeColor="text1" w:themeTint="F2"/>
-                                  <w:spacing w:val="-6"/>
-                                  <w:sz w:val="20"/>
-                                </w:rPr>
-                              </w:pPr>
-                            </w:p>
-                            <w:p>
-                              <w:pPr>
-                                <w:spacing w:before="24" w:line="321" w:lineRule="auto"/>
-                                <w:ind w:left="283" w:right="131"/>
-                                <w:rPr>
-                                  <w:rFonts w:ascii="Times New Roman" w:hAnsi="Times New Roman" w:cs="Times New Roman"/>
-                                  <w:color w:val="0D0D0D" w:themeColor="text1" w:themeTint="F2"/>
-                                  <w:spacing w:val="-6"/>
-                                  <w:sz w:val="20"/>
-                                </w:rPr>
-                              </w:pPr>
-                              <w:r>
-                                <w:rPr>
-                                  <w:rFonts w:ascii="Times New Roman" w:hAnsi="Times New Roman" w:cs="Times New Roman"/>
-                                  <w:color w:val="0D0D0D" w:themeColor="text1" w:themeTint="F2"/>
-                                  <w:spacing w:val="-6"/>
-                                  <w:sz w:val="20"/>
-                                </w:rPr>
-                                <w:t>{{</w:t>
-                              </w:r>
-                              <w:proofErr w:type="spellStart"/>
-                              <w:r>
-                                <w:rPr>
-                                  <w:rFonts w:ascii="Times New Roman" w:hAnsi="Times New Roman" w:cs="Times New Roman"/>
-                                  <w:color w:val="0D0D0D" w:themeColor="text1" w:themeTint="F2"/>
-                                  <w:spacing w:val="-6"/>
-                                  <w:sz w:val="20"/>
-                                </w:rPr>
-                                <w:t>Risk</w:t>
-                              </w:r>
-                              <w:r>
-                                <w:rPr>
-                                  <w:rFonts w:ascii="Times New Roman" w:hAnsi="Times New Roman" w:cs="Times New Roman"/>
-                                  <w:color w:val="0D0D0D" w:themeColor="text1" w:themeTint="F2"/>
-                                  <w:spacing w:val="-6"/>
-                                  <w:sz w:val="20"/>
-                                </w:rPr>
-                                <w:t>factors</w:t>
-                              </w:r>
-                              <w:proofErr w:type="spellEnd"/>
-                              <w:r>
-                                <w:rPr>
-                                  <w:rFonts w:ascii="Times New Roman" w:hAnsi="Times New Roman" w:cs="Times New Roman"/>
-                                  <w:color w:val="0D0D0D" w:themeColor="text1" w:themeTint="F2"/>
-                                  <w:spacing w:val="-6"/>
-                                  <w:sz w:val="20"/>
-                                </w:rPr>
-                                <w:t>}}</w:t>
-                              </w:r>
-                            </w:p>
-                            <w:p>
-                              <w:pPr>
-                                <w:spacing w:before="24" w:line="321" w:lineRule="auto"/>
-                                <w:ind w:left="283" w:right="131"/>
-                                <w:rPr>
-                                  <w:rFonts w:ascii="Times New Roman" w:hAnsi="Times New Roman" w:cs="Times New Roman"/>
-                                  <w:color w:val="0D0D0D" w:themeColor="text1" w:themeTint="F2"/>
-                                  <w:spacing w:val="-6"/>
-                                  <w:sz w:val="20"/>
-                                </w:rPr>
-                              </w:pPr>
-                            </w:p>
-                          </w:txbxContent>
-                        </wps:txbx>
-                        <wps:bodyPr wrap="square" lIns="0" tIns="0" rIns="0" bIns="0" rtlCol="0">
-                          <a:noAutofit/>
-                        </wps:bodyPr>
-                      </wps:wsp>
-                      <wps:wsp>
-                        <wps:cNvPr id="71" name="Textbox 71"/>
-                        <wps:cNvSpPr txBox="1"/>
-                        <wps:spPr>
-                          <a:xfrm>
-                            <a:off x="48160" y="1691777"/>
-                            <a:ext cx="3252753" cy="1181159"/>
-                          </a:xfrm>
-                          <a:prstGeom prst="rect">
-                            <a:avLst/>
-                          </a:prstGeom>
-                        </wps:spPr>
-                        <wps:txbx>
-                          <w:txbxContent>
-                            <w:p>
-                              <w:pPr>
-                                <w:spacing w:before="24" w:line="290" w:lineRule="auto"/>
-                                <w:ind w:right="1208" w:firstLine="299"/>
-                                <w:rPr>
-                                  <w:color w:val="DD2B1C"/>
-                                  <w:spacing w:val="40"/>
-                                  <w:sz w:val="24"/>
-                                </w:rPr>
-                              </w:pPr>
-                              <w:r>
-                                <w:rPr>
-                                  <w:color w:val="DD2B1C"/>
-                                  <w:sz w:val="24"/>
-                                </w:rPr>
-                                <w:t xml:space="preserve">      </w:t>
-                              </w:r>
-                              <w:r>
-                                <w:rPr>
-                                  <w:color w:val="DD2B1C"/>
-                                  <w:sz w:val="24"/>
-                                </w:rPr>
-                                <w:t>Treatment</w:t>
-                              </w:r>
-                              <w:r>
-                                <w:rPr>
-                                  <w:color w:val="DD2B1C"/>
-                                  <w:spacing w:val="-30"/>
-                                  <w:sz w:val="24"/>
-                                </w:rPr>
-                                <w:t xml:space="preserve"> </w:t>
-                              </w:r>
-                              <w:r>
-                                <w:rPr>
-                                  <w:color w:val="DD2B1C"/>
-                                  <w:sz w:val="24"/>
-                                </w:rPr>
-                                <w:t>Plan</w:t>
-                              </w:r>
-                              <w:r>
-                                <w:rPr>
-                                  <w:color w:val="DD2B1C"/>
-                                  <w:spacing w:val="40"/>
-                                  <w:sz w:val="24"/>
-                                </w:rPr>
-                                <w:t>:</w:t>
-                              </w:r>
-                            </w:p>
-                            <w:p>
-                              <w:pPr>
-                                <w:spacing w:before="24" w:line="290" w:lineRule="auto"/>
-                                <w:ind w:right="680" w:firstLine="299"/>
-                                <w:rPr>
-                                  <w:sz w:val="20"/>
-                                </w:rPr>
-                              </w:pPr>
-                              <w:r>
-                                <w:rPr>
-                                  <w:rFonts w:ascii="Times New Roman" w:hAnsi="Times New Roman" w:cs="Times New Roman"/>
-                                  <w:color w:val="0D0D0D" w:themeColor="text1" w:themeTint="F2"/>
-                                  <w:spacing w:val="-6"/>
-                                  <w:sz w:val="20"/>
-                                </w:rPr>
-                                <w:t>MEDICATIONS AS ADVICED</w:t>
-                              </w:r>
-                            </w:p>
-                          </w:txbxContent>
-                        </wps:txbx>
-                        <wps:bodyPr wrap="square" lIns="0" tIns="0" rIns="0" bIns="0" rtlCol="0">
-                          <a:noAutofit/>
-                        </wps:bodyPr>
-                      </wps:wsp>
-                    </wpg:wgp>
-                  </a:graphicData>
-                </a:graphic>
-                <wp14:sizeRelH relativeFrom="margin">
-                  <wp14:pctWidth>0</wp14:pctWidth>
-                </wp14:sizeRelH>
-                <wp14:sizeRelV relativeFrom="margin">
-                  <wp14:pctHeight>0</wp14:pctHeight>
-                </wp14:sizeRelV>
-              </wp:anchor>
-            </w:drawing>
-          </mc:Choice>
-          <mc:Fallback>
-            <w:pict>
-              <v:group w14:anchorId="05219BFA" id="Group 61" o:spid="_x0000_s1064" style="position:absolute;margin-left:277.1pt;margin-top:528.45pt;width:282.65pt;height:265.05pt;z-index:-251642368;mso-wrap-distance-left:0;mso-wrap-distance-right:0;mso-position-horizontal-relative:page;mso-position-vertical-relative:page;mso-width-relative:margin;mso-height-relative:margin" coordorigin="-289,-266" coordsize="33298,28995" o:gfxdata="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">
-                <v:shape id="Graphic 62" o:spid="_x0000_s1065" style="position:absolute;left:-44;top:-266;width:31946;height:15809;visibility:visible;mso-wrap-style:square;v-text-anchor:top" coordsize="3194685,1619250" o:gfxdata="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" path="m3050675,l143529,,98288,8922,58904,33739,27787,71522,7348,119343,,174275,,1444859r7348,54933l27787,1547613r31117,37783l98288,1610212r45241,8923l3050675,1619135r45241,-8923l3135300,1585396r31117,-37783l3186856,1499792r7348,-54933l3194204,174275r-7348,-54932l3166417,71522,3135300,33739,3095916,8922,3050675,xe" fillcolor="#ececec" stroked="f">
-                  <v:path arrowok="t"/>
-                </v:shape>
-                <v:shape id="Graphic 63" o:spid="_x0000_s1066" style="position:absolute;left:31;top:31;width:31947;height:15097;visibility:visible;mso-wrap-style:square;v-text-anchor:top" coordsize="3194685,1619250" o:gfxdata="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" path="m3050675,l143529,,98288,8922,58904,33739,27787,71522,7348,119343,,174275,,1444859r7348,54933l27787,1547613r31117,37783l98288,1610212r45241,8923l3050675,1619135r45241,-8923l3135300,1585396r31117,-37783l3186856,1499792r7348,-54933l3194204,174275r-7348,-54932l3166417,71522,3135300,33739,3095916,8922,3050675,xe" filled="f" strokecolor="#151616" strokeweight=".5pt">
-                  <v:path arrowok="t"/>
-                </v:shape>
-                <v:shape id="_x0000_s1067" style="position:absolute;left:-289;top:15665;width:31946;height:11036;visibility:visible;mso-wrap-style:square;v-text-anchor:top" coordsize="3194685,1245870" o:gfxdata="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" path="m3038555,l155649,,106588,6864,63878,25955,30133,55020,7969,91808,,134067r,977468l7969,1153794r22164,36788l63878,1219648r42710,19091l155649,1245603r2882906,l3087616,1238739r42710,-19091l3164071,1190582r22164,-36788l3194204,1111535r,-977468l3186235,91808,3164071,55020,3130326,25955,3087616,6864,3038555,xe" fillcolor="#ececec" stroked="f">
-                  <v:path arrowok="t"/>
-                </v:shape>
-                <v:shape id="Graphic 65" o:spid="_x0000_s1068" style="position:absolute;left:-225;top:15543;width:31946;height:10916;visibility:visible;mso-wrap-style:square;v-text-anchor:top" coordsize="3194685,1245870" o:gfxdata="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" path="m3038555,1245603r-2882906,l106588,1238739,63878,1219648,30133,1190582,7969,1153794,,1111535,,134067,7969,91808,30133,55020,63878,25955,106588,6864,155649,,3038555,r49061,6864l3130326,25955r33745,29065l3186235,91808r7969,42259l3194204,1111535r-7969,42259l3164071,1190582r-33745,29066l3087616,1238739r-49061,6864xe" filled="f" strokecolor="#151616" strokeweight=".5pt">
-                  <v:path arrowok="t"/>
-                </v:shape>
-                <v:shape id="Graphic 66" o:spid="_x0000_s1069" style="position:absolute;left:2965;top:17107;width:2280;height:1854;visibility:visible;mso-wrap-style:square;v-text-anchor:top" coordsize="227965,185420" o:gfxdata="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" path="m175768,126809r-191,-7036l175260,112687r-102,-2083l175044,108216r-13,-355l169773,108038r,58547l167601,177368r-5651,1054l131813,178422r-2426,-280l125260,174244r-1372,-1651l123228,162458r406,-7645l123621,147929r26404,l155257,147612r965,-432l157137,146011r50,-4470l157200,140208r-8204,1333l123621,141541r13,-8382l153987,133159r2946,241l156946,133159r381,-6350l123710,126809r-597,-7036l123024,118656r-88,-1118l123672,115963r6934,-7467l133477,104101r533,-5803l134023,98094r24790,l159905,110604r8471,724l168998,117538r115,1118l169189,154813r533,10642l169773,166585r,-58547l166751,108127r-1499,-9829l165938,98094r3175,-901l171729,96139r762,-4395l173101,88214r-293,-3201l172694,83870r-76,-952l168503,78613r-254,-280l166204,78460r,13284l126123,91744r521,-279l126644,85013r39497,l166204,91744r,-13284l163614,78613r-34862,l124917,78105r-5525,5765l117665,97193r-51,444l127609,98094r-2197,6007l122008,108216r-3200,4471l117246,119773r-89,46812l118046,172593r114,800l121056,179044r5131,4001l131991,184670r6769,242l154711,184912r5029,-242l161366,184670r5854,-1905l172300,178422r2540,-5588l175602,166585r51,-342l175768,126809xem227431,27813r-78206,-77l149237,23215r-4356,-7556l143344,14871r,12256l143243,27736r-16256,-25l127228,27470r-89,-762l126288,21031r-12,-5372l132791,15659r4242,2921l143344,27127r,-12256l135623,10896r-1537,-406l133324,9994,125514,4356,123926,1816,120103,469,113385,,31737,,25196,469r534,l24841,4356r-89,406l23380,6134r-89,1092l23202,8267r-63,762l15481,10337,1270,26212r-89,496l1104,27127r-63,343l6743,27470r76,-762l6908,25946r5931,-7785l17284,15659r5931,l23177,21031r-749,4915l22313,26708r-50,419l22555,27470r6108,l29616,26212r,-10553l29616,11696,28562,7226r3226,-775l120929,6451r-1041,1816l119888,21031r850,4915l120777,26212r88,496l117894,27470r-3340,228l22656,27609r-101,-139l6743,27470r-25,127l1016,27584r-26,229l508,30530r-39,254l101,40601r64,10148l279,131330r11925,42596l17576,176733r86094,l106934,176987r3860,-2070l110426,171411r-2438,-901l101854,170357r-8344,-216l59499,170357r-25082,l18110,169519r-4293,-1346l10020,164719,5994,156337r648,-6376l6705,27813r16142,l29146,35039r4242,-1042l116052,33997r4039,953l120992,33997r5906,-6184l143230,27813r-419,2717l142798,72390r3620,-369l150152,69684r-927,-13347l149225,27813r78206,xe" fillcolor="#dd2b1c" stroked="f">
-                  <v:path arrowok="t"/>
-                </v:shape>
-                <v:shape id="Graphic 67" o:spid="_x0000_s1070" style="position:absolute;left:3102;top:17536;width:1130;height:1092;visibility:visible;mso-wrap-style:square;v-text-anchor:top" coordsize="113030,109220" o:gfxdata="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" path="m44754,7188l43662,4279,38735,3949,37007,6388,33464,9944r-9271,9601l22872,20307,14516,11874,12547,10236r-3086,470l8470,15836r2553,1715l20612,27139r1181,3696l40170,12395r2514,-2235l44754,7188xem50025,104025r-1054,-1727l47536,101777r-5271,-254l31762,101473r-20713,88l4051,100330r-2413,4889l2755,107238r1601,496l9702,107975r32944,-13l48285,108877r1054,-2921l50025,104025xem50076,86525l49047,84734r-1461,-521l42227,83921r-10452,-51l10985,83972,3886,83019,,90970r7658,-597l41351,90373r6782,1092l49314,88455r762,-1930xem50088,69113r-939,-1969l47650,66649r-5347,-267l31813,66332r-20841,89l3848,65265,190,73431r7404,-660l41363,72771r6643,1054l49288,70942r800,-1829xem50444,50139l48183,48831r-2590,l3530,48831,1409,50495r2045,5245l6540,55232r39345,l48475,55499r1969,-5360xem97155,91922l96024,82854r-6147,1118l79997,83972,71907,82524r698,5182l73139,91770r8077,-1397l89065,90373r8090,1549xem97383,74295r-914,-9081l89979,66370r-9957,l71755,64922r863,5283l73253,74180r8281,-1409l89420,72771r7963,1524xem100622,56527r-902,-7874l96977,48806r-17755,25l71805,47472r813,5220l73190,56349r8318,-1117l92887,55232r7735,1295xem112509,26784r-4445,-3429l105410,20713r-2769,-3111l101079,16586r698,-1308l105498,11925r2439,-2439l112102,6489,107137,r-3467,4584l100545,7708,98437,9652r-1803,1993l95275,10922,92100,7391,89573,4876,86169,139,79451,7480r10338,4978l91833,16611r-1600,1054l87515,20739r-2679,2679l80416,26746r7074,6439l92583,23368r4038,-2363l98348,23063r2096,1867l103593,28067r3036,3987l112509,26784xe" fillcolor="#282c51" stroked="f">
-                  <v:path arrowok="t"/>
-                </v:shape>
-                <v:shape id="Graphic 68" o:spid="_x0000_s1071" style="position:absolute;left:3358;top:17226;width:711;height:101;visibility:visible;mso-wrap-style:square;v-text-anchor:top" coordsize="71120,10160" o:gfxdata="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" path="m11480,7404l9359,279,4813,1676,,3149,2209,9779,11480,7404xem31013,7277l29273,228,24599,1701r-1905,597l21348,3644r1258,4420l24396,9283,31013,7277xem50863,7442l49123,38,44373,1739r-1752,623l41148,3695r1295,4293l44107,9232,50863,7442xem70523,6946l68541,,64147,1765,58750,3937r3708,6184l70523,6946xe" fillcolor="#292d50" stroked="f">
-                  <v:path arrowok="t"/>
-                </v:shape>
-                <v:shape id="Image 69" o:spid="_x0000_s1072" type="#_x0000_t75" style="position:absolute;left:2965;top:466;width:2484;height:2135;visibility:visible;mso-wrap-style:square" o:gfxdata="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">
-                  <v:imagedata r:id="rId47" o:title=""/>
-                </v:shape>
-                <v:shape id="Textbox 70" o:spid="_x0000_s1073" type="#_x0000_t202" style="position:absolute;left:-44;top:602;width:32414;height:14406;visibility:visible;mso-wrap-style:square;v-text-anchor:top" o:gfxdata="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" filled="f" stroked="f">
-                  <v:textbox inset="0,0,0,0">
-                    <w:txbxContent>
-                      <w:p>
-                        <w:pPr>
-                          <w:spacing w:before="24" w:line="321" w:lineRule="auto"/>
-                          <w:ind w:right="131" w:firstLine="489"/>
-                          <w:rPr>
-                            <w:color w:val="DD2B1C"/>
-                            <w:sz w:val="24"/>
-                          </w:rPr>
-                        </w:pPr>
-                        <w:r>
-                          <w:rPr>
-                            <w:color w:val="DD2B1C"/>
-                            <w:sz w:val="24"/>
-                          </w:rPr>
-                          <w:t xml:space="preserve">      </w:t>
-                        </w:r>
-                        <w:r>
-                          <w:rPr>
-                            <w:color w:val="DD2B1C"/>
-                            <w:sz w:val="24"/>
-                          </w:rPr>
-                          <w:t>Risk</w:t>
-                        </w:r>
-                        <w:r>
-                          <w:rPr>
-                            <w:color w:val="DD2B1C"/>
-                            <w:spacing w:val="-33"/>
-                            <w:sz w:val="24"/>
-                          </w:rPr>
-                          <w:t xml:space="preserve"> </w:t>
-                        </w:r>
-                        <w:r>
-                          <w:rPr>
-                            <w:color w:val="DD2B1C"/>
-                            <w:sz w:val="24"/>
-                          </w:rPr>
-                          <w:t>Factors</w:t>
-                        </w:r>
-                        <w:r>
-                          <w:rPr>
-                            <w:color w:val="DD2B1C"/>
-                            <w:spacing w:val="-33"/>
-                            <w:sz w:val="24"/>
-                          </w:rPr>
-                          <w:t xml:space="preserve"> </w:t>
-                        </w:r>
-                        <w:r>
-                          <w:rPr>
-                            <w:color w:val="DD2B1C"/>
-                            <w:sz w:val="24"/>
-                          </w:rPr>
-                          <w:t>/</w:t>
-                        </w:r>
-                        <w:r>
-                          <w:rPr>
-                            <w:color w:val="DD2B1C"/>
-                            <w:spacing w:val="-33"/>
-                            <w:sz w:val="24"/>
-                          </w:rPr>
-                          <w:t xml:space="preserve"> </w:t>
-                        </w:r>
-                        <w:r>
-                          <w:rPr>
-                            <w:color w:val="DD2B1C"/>
-                            <w:sz w:val="24"/>
-                          </w:rPr>
-                          <w:t>Past</w:t>
-                        </w:r>
-                        <w:r>
-                          <w:rPr>
-                            <w:color w:val="DD2B1C"/>
-                            <w:spacing w:val="-33"/>
-                            <w:sz w:val="24"/>
-                          </w:rPr>
-                          <w:t xml:space="preserve"> </w:t>
-                        </w:r>
-                        <w:r>
-                          <w:rPr>
-                            <w:color w:val="DD2B1C"/>
-                            <w:sz w:val="24"/>
-                          </w:rPr>
-                          <w:t>History</w:t>
-                        </w:r>
-                        <w:r>
-                          <w:rPr>
-                            <w:color w:val="DD2B1C"/>
-                            <w:sz w:val="24"/>
-                          </w:rPr>
-                          <w:t>:</w:t>
-                        </w:r>
-                        <w:r>
-                          <w:rPr>
-                            <w:color w:val="DD2B1C"/>
-                            <w:sz w:val="24"/>
-                          </w:rPr>
-                          <w:t xml:space="preserve"> </w:t>
-                        </w:r>
-                      </w:p>
-                      <w:p>
-                        <w:pPr>
-                          <w:spacing w:before="24" w:line="321" w:lineRule="auto"/>
-                          <w:ind w:left="283" w:right="131"/>
-                          <w:rPr>
-                            <w:rFonts w:ascii="Times New Roman" w:hAnsi="Times New Roman" w:cs="Times New Roman"/>
-                            <w:color w:val="0D0D0D" w:themeColor="text1" w:themeTint="F2"/>
-                            <w:spacing w:val="-6"/>
-                            <w:sz w:val="20"/>
-                          </w:rPr>
-                        </w:pPr>
-                      </w:p>
-                      <w:p>
-                        <w:pPr>
-                          <w:spacing w:before="24" w:line="321" w:lineRule="auto"/>
-                          <w:ind w:left="283" w:right="131"/>
-                          <w:rPr>
-                            <w:rFonts w:ascii="Times New Roman" w:hAnsi="Times New Roman" w:cs="Times New Roman"/>
-                            <w:color w:val="0D0D0D" w:themeColor="text1" w:themeTint="F2"/>
-                            <w:spacing w:val="-6"/>
-                            <w:sz w:val="20"/>
-                          </w:rPr>
-                        </w:pPr>
-                        <w:r>
-                          <w:rPr>
-                            <w:rFonts w:ascii="Times New Roman" w:hAnsi="Times New Roman" w:cs="Times New Roman"/>
-                            <w:color w:val="0D0D0D" w:themeColor="text1" w:themeTint="F2"/>
-                            <w:spacing w:val="-6"/>
-                            <w:sz w:val="20"/>
-                          </w:rPr>
-                          <w:t>{{</w:t>
-                        </w:r>
-                        <w:proofErr w:type="spellStart"/>
-                        <w:r>
-                          <w:rPr>
-                            <w:rFonts w:ascii="Times New Roman" w:hAnsi="Times New Roman" w:cs="Times New Roman"/>
-                            <w:color w:val="0D0D0D" w:themeColor="text1" w:themeTint="F2"/>
-                            <w:spacing w:val="-6"/>
-                            <w:sz w:val="20"/>
-                          </w:rPr>
-                          <w:t>Risk</w:t>
-                        </w:r>
-                        <w:r>
-                          <w:rPr>
-                            <w:rFonts w:ascii="Times New Roman" w:hAnsi="Times New Roman" w:cs="Times New Roman"/>
-                            <w:color w:val="0D0D0D" w:themeColor="text1" w:themeTint="F2"/>
-                            <w:spacing w:val="-6"/>
-                            <w:sz w:val="20"/>
-                          </w:rPr>
-                          <w:t>factors</w:t>
-                        </w:r>
-                        <w:proofErr w:type="spellEnd"/>
-                        <w:r>
-                          <w:rPr>
-                            <w:rFonts w:ascii="Times New Roman" w:hAnsi="Times New Roman" w:cs="Times New Roman"/>
-                            <w:color w:val="0D0D0D" w:themeColor="text1" w:themeTint="F2"/>
-                            <w:spacing w:val="-6"/>
-                            <w:sz w:val="20"/>
-                          </w:rPr>
-                          <w:t>}}</w:t>
-                        </w:r>
-                      </w:p>
-                      <w:p>
-                        <w:pPr>
-                          <w:spacing w:before="24" w:line="321" w:lineRule="auto"/>
-                          <w:ind w:left="283" w:right="131"/>
-                          <w:rPr>
-                            <w:rFonts w:ascii="Times New Roman" w:hAnsi="Times New Roman" w:cs="Times New Roman"/>
-                            <w:color w:val="0D0D0D" w:themeColor="text1" w:themeTint="F2"/>
-                            <w:spacing w:val="-6"/>
-                            <w:sz w:val="20"/>
-                          </w:rPr>
-                        </w:pPr>
-                      </w:p>
-                    </w:txbxContent>
-                  </v:textbox>
-                </v:shape>
-                <v:shape id="_x0000_s1074" type="#_x0000_t202" style="position:absolute;left:481;top:16917;width:32528;height:11812;visibility:visible;mso-wrap-style:square;v-text-anchor:top" o:gfxdata="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" filled="f" stroked="f">
-                  <v:textbox inset="0,0,0,0">
-                    <w:txbxContent>
-                      <w:p>
-                        <w:pPr>
-                          <w:spacing w:before="24" w:line="290" w:lineRule="auto"/>
-                          <w:ind w:right="1208" w:firstLine="299"/>
-                          <w:rPr>
-                            <w:color w:val="DD2B1C"/>
-                            <w:spacing w:val="40"/>
-                            <w:sz w:val="24"/>
-                          </w:rPr>
-                        </w:pPr>
-                        <w:r>
-                          <w:rPr>
-                            <w:color w:val="DD2B1C"/>
-                            <w:sz w:val="24"/>
-                          </w:rPr>
-                          <w:t xml:space="preserve">      </w:t>
-                        </w:r>
-                        <w:r>
-                          <w:rPr>
-                            <w:color w:val="DD2B1C"/>
-                            <w:sz w:val="24"/>
-                          </w:rPr>
-                          <w:t>Treatment</w:t>
-                        </w:r>
-                        <w:r>
-                          <w:rPr>
-                            <w:color w:val="DD2B1C"/>
-                            <w:spacing w:val="-30"/>
-                            <w:sz w:val="24"/>
-                          </w:rPr>
-                          <w:t xml:space="preserve"> </w:t>
-                        </w:r>
-                        <w:r>
-                          <w:rPr>
-                            <w:color w:val="DD2B1C"/>
-                            <w:sz w:val="24"/>
-                          </w:rPr>
-                          <w:t>Plan</w:t>
-                        </w:r>
-                        <w:r>
-                          <w:rPr>
-                            <w:color w:val="DD2B1C"/>
-                            <w:spacing w:val="40"/>
-                            <w:sz w:val="24"/>
-                          </w:rPr>
-                          <w:t>:</w:t>
-                        </w:r>
-                      </w:p>
-                      <w:p>
-                        <w:pPr>
-                          <w:spacing w:before="24" w:line="290" w:lineRule="auto"/>
-                          <w:ind w:right="680" w:firstLine="299"/>
-                          <w:rPr>
-                            <w:sz w:val="20"/>
-                          </w:rPr>
-                        </w:pPr>
-                        <w:r>
-                          <w:rPr>
-                            <w:rFonts w:ascii="Times New Roman" w:hAnsi="Times New Roman" w:cs="Times New Roman"/>
-                            <w:color w:val="0D0D0D" w:themeColor="text1" w:themeTint="F2"/>
-                            <w:spacing w:val="-6"/>
-                            <w:sz w:val="20"/>
-                          </w:rPr>
-                          <w:t>MEDICATIONS AS ADVICED</w:t>
-                        </w:r>
-                      </w:p>
-                    </w:txbxContent>
-                  </v:textbox>
-                </v:shape>
-                <w10:wrap type="topAndBottom" anchorx="page" anchory="page"/>
               </v:group>
             </w:pict>
           </mc:Fallback>
@@ -12907,7 +12512,6 @@
         <w:rPr>
           <w:noProof/>
         </w:rPr>
-        <w:lastRenderedPageBreak/>
         <mc:AlternateContent>
           <mc:Choice Requires="wpg">
             <w:drawing>
@@ -14271,8 +13875,8 @@
           </wp:inline>
         </w:drawing>
       </w:r>
-      <w:bookmarkStart w:id="10" w:name="8:_third"/>
-      <w:bookmarkEnd w:id="10"/>
+      <w:bookmarkStart w:id="9" w:name="8:_third"/>
+      <w:bookmarkEnd w:id="9"/>
       <w:r>
         <w:rPr>
           <w:color w:val="DD2B1C"/>
@@ -18427,7 +18031,6 @@
         <w:rPr>
           <w:noProof/>
         </w:rPr>
-        <w:lastRenderedPageBreak/>
         <mc:AlternateContent>
           <mc:Choice Requires="wps">
             <w:drawing>
@@ -18541,7 +18144,52 @@
                                 <w:spacing w:val="-6"/>
                                 <w:sz w:val="20"/>
                               </w:rPr>
-                              <w:t xml:space="preserve"> SR. CREATININE , SR.ELECTROLYTES , RBS REPORTS IN OPD WITH </w:t>
+                              <w:t xml:space="preserve"> SR. </w:t>
+                            </w:r>
+                            <w:proofErr w:type="gramStart"/>
+                            <w:r>
+                              <w:rPr>
+                                <w:rFonts w:ascii="Times New Roman" w:hAnsi="Times New Roman" w:cs="Times New Roman"/>
+                                <w:spacing w:val="-6"/>
+                                <w:sz w:val="20"/>
+                              </w:rPr>
+                              <w:t>CREATININE ,</w:t>
+                            </w:r>
+                            <w:proofErr w:type="gramEnd"/>
+                            <w:r>
+                              <w:rPr>
+                                <w:rFonts w:ascii="Times New Roman" w:hAnsi="Times New Roman" w:cs="Times New Roman"/>
+                                <w:spacing w:val="-6"/>
+                                <w:sz w:val="20"/>
+                              </w:rPr>
+                              <w:t xml:space="preserve"> </w:t>
+                            </w:r>
+                            <w:proofErr w:type="gramStart"/>
+                            <w:r>
+                              <w:rPr>
+                                <w:rFonts w:ascii="Times New Roman" w:hAnsi="Times New Roman" w:cs="Times New Roman"/>
+                                <w:spacing w:val="-6"/>
+                                <w:sz w:val="20"/>
+                              </w:rPr>
+                              <w:t>SR.ELECTROLYTES</w:t>
+                            </w:r>
+                            <w:proofErr w:type="gramEnd"/>
+                            <w:r>
+                              <w:rPr>
+                                <w:rFonts w:ascii="Times New Roman" w:hAnsi="Times New Roman" w:cs="Times New Roman"/>
+                                <w:spacing w:val="-6"/>
+                                <w:sz w:val="20"/>
+                              </w:rPr>
+                              <w:t xml:space="preserve"> , RBS REPORTS IN OPD </w:t>
+                            </w:r>
+                            <w:proofErr w:type="gramStart"/>
+                            <w:r>
+                              <w:rPr>
+                                <w:rFonts w:ascii="Times New Roman" w:hAnsi="Times New Roman" w:cs="Times New Roman"/>
+                                <w:spacing w:val="-6"/>
+                                <w:sz w:val="20"/>
+                              </w:rPr>
+                              <w:t xml:space="preserve">WITH </w:t>
                             </w:r>
                             <w:r>
                               <w:rPr>
@@ -18551,6 +18199,7 @@
                               </w:rPr>
                               <w:t xml:space="preserve"> Dr.</w:t>
                             </w:r>
+                            <w:proofErr w:type="gramEnd"/>
                             <w:r>
                               <w:t xml:space="preserve"> </w:t>
                             </w:r>
@@ -18748,7 +18397,6 @@
           </mc:Fallback>
         </mc:AlternateContent>
       </w:r>
-      <w:bookmarkStart w:id="11" w:name="_GoBack"/>
       <w:r>
         <w:rPr>
           <w:rFonts w:ascii="Arial"/>
@@ -18802,7 +18450,6 @@
           </wp:anchor>
         </w:drawing>
       </w:r>
-      <w:bookmarkEnd w:id="11"/>
       <w:r>
         <w:rPr>
           <w:rFonts w:ascii="Lucida Sans Unicode"/>
@@ -19146,8 +18793,8 @@
           </mc:Fallback>
         </mc:AlternateContent>
       </w:r>
-      <w:bookmarkStart w:id="12" w:name="9:_fourth"/>
-      <w:bookmarkEnd w:id="12"/>
+      <w:bookmarkStart w:id="10" w:name="9:_fourth"/>
+      <w:bookmarkEnd w:id="10"/>
     </w:p>
     <w:p>
       <w:pPr>
@@ -19229,7 +18876,6 @@
                               </w:rPr>
                               <w:t xml:space="preserve"> </w:t>
                             </w:r>
-                            <w:proofErr w:type="gramStart"/>
                             <w:r>
                               <w:rPr>
                                 <w:color w:val="DD2B1C"/>
@@ -19238,7 +18884,6 @@
                               </w:rPr>
                               <w:t>And</w:t>
                             </w:r>
-                            <w:proofErr w:type="gramEnd"/>
                             <w:r>
                               <w:rPr>
                                 <w:color w:val="DD2B1C"/>
@@ -19263,6 +18908,7 @@
                               </w:rPr>
                               <w:t xml:space="preserve"> </w:t>
                             </w:r>
+                            <w:proofErr w:type="gramStart"/>
                             <w:r>
                               <w:rPr>
                                 <w:color w:val="DD2B1C"/>
@@ -19271,6 +18917,7 @@
                               </w:rPr>
                               <w:t>To</w:t>
                             </w:r>
+                            <w:proofErr w:type="gramEnd"/>
                             <w:r>
                               <w:rPr>
                                 <w:color w:val="DD2B1C"/>
@@ -20554,7 +20201,6 @@
           <w:color w:val="4E4E4D"/>
           <w:sz w:val="20"/>
         </w:rPr>
-        <w:lastRenderedPageBreak/>
         <w:t>Dr.</w:t>
       </w:r>
       <w:r>
@@ -20727,7 +20373,6 @@
           <w:b/>
           <w:noProof/>
         </w:rPr>
-        <w:lastRenderedPageBreak/>
         <mc:AlternateContent>
           <mc:Choice Requires="wpg">
             <w:drawing>
@@ -21329,19 +20974,8 @@
           <w:color w:val="4E4E4D"/>
           <w:sz w:val="20"/>
         </w:rPr>
-        <w:t xml:space="preserve">Created </w:t>
+        <w:t>Created By</w:t>
       </w:r>
-      <w:proofErr w:type="gramStart"/>
-      <w:r>
-        <w:rPr>
-          <w:rFonts w:ascii="Arial"/>
-          <w:b/>
-          <w:color w:val="4E4E4D"/>
-          <w:sz w:val="20"/>
-        </w:rPr>
-        <w:t>By</w:t>
-      </w:r>
-      <w:proofErr w:type="gramEnd"/>
       <w:r>
         <w:rPr>
           <w:rFonts w:ascii="Arial"/>
@@ -21371,6 +21005,7 @@
         </w:rPr>
         <w:t xml:space="preserve">DOCTOR Modified </w:t>
       </w:r>
+      <w:proofErr w:type="gramStart"/>
       <w:r>
         <w:rPr>
           <w:rFonts w:ascii="Arial"/>
@@ -21381,6 +21016,7 @@
         </w:rPr>
         <w:t>By</w:t>
       </w:r>
+      <w:proofErr w:type="gramEnd"/>
       <w:r>
         <w:rPr>
           <w:rFonts w:ascii="Arial"/>
@@ -21645,7 +21281,7 @@
 </file>
 
 <file path=word/numbering.xml><?xml version="1.0" encoding="utf-8"?>
-<w:numbering xmlns:wpc="http://schemas.microsoft.com/office/word/2010/wordprocessingCanvas" xmlns:cx="http://schemas.microsoft.com/office/drawing/2014/chartex" xmlns:mc="http://schemas.openxmlformats.org/markup-compatibility/2006" xmlns:o="urn:schemas-microsoft-com:office:office" xmlns:r="http://schemas.openxmlformats.org/officeDocument/2006/relationships" xmlns:m="http://schemas.openxmlformats.org/officeDocument/2006/math" xmlns:v="urn:schemas-microsoft-com:vml" xmlns:wp14="http://schemas.microsoft.com/office/word/2010/wordprocessingDrawing" xmlns:wp="http://schemas.openxmlformats.org/drawingml/2006/wordprocessingDrawing" xmlns:w10="urn:schemas-microsoft-com:office:word" xmlns:w="http://schemas.openxmlformats.org/wordprocessingml/2006/main" xmlns:w14="http://schemas.microsoft.com/office/word/2010/wordml" xmlns:w15="http://schemas.microsoft.com/office/word/2012/wordml" xmlns:w16se="http://schemas.microsoft.com/office/word/2015/wordml/symex" xmlns:wpg="http://schemas.microsoft.com/office/word/2010/wordprocessingGroup" xmlns:wpi="http://schemas.microsoft.com/office/word/2010/wordprocessingInk" xmlns:wne="http://schemas.microsoft.com/office/word/2006/wordml" xmlns:wps="http://schemas.microsoft.com/office/word/2010/wordprocessingShape" mc:Ignorable="w14 w15 w16se wp14">
+<w:numbering xmlns:wpc="http://schemas.microsoft.com/office/word/2010/wordprocessingCanvas" xmlns:cx="http://schemas.microsoft.com/office/drawing/2014/chartex" xmlns:cx1="http://schemas.microsoft.com/office/drawing/2015/9/8/chartex" xmlns:cx2="http://schemas.microsoft.com/office/drawing/2015/10/21/chartex" xmlns:cx3="http://schemas.microsoft.com/office/drawing/2016/5/9/chartex" xmlns:cx4="http://schemas.microsoft.com/office/drawing/2016/5/10/chartex" xmlns:cx5="http://schemas.microsoft.com/office/drawing/2016/5/11/chartex" xmlns:cx6="http://schemas.microsoft.com/office/drawing/2016/5/12/chartex" xmlns:cx7="http://schemas.microsoft.com/office/drawing/2016/5/13/chartex" xmlns:cx8="http://schemas.microsoft.com/office/drawing/2016/5/14/chartex" xmlns:mc="http://schemas.openxmlformats.org/markup-compatibility/2006" xmlns:aink="http://schemas.microsoft.com/office/drawing/2016/ink" xmlns:am3d="http://schemas.microsoft.com/office/drawing/2017/model3d" xmlns:o="urn:schemas-microsoft-com:office:office" xmlns:oel="http://schemas.microsoft.com/office/2019/extlst" xmlns:r="http://schemas.openxmlformats.org/officeDocument/2006/relationships" xmlns:m="http://schemas.openxmlformats.org/officeDocument/2006/math" xmlns:v="urn:schemas-microsoft-com:vml" xmlns:wp14="http://schemas.microsoft.com/office/word/2010/wordprocessingDrawing" xmlns:wp="http://schemas.openxmlformats.org/drawingml/2006/wordprocessingDrawing" xmlns:w10="urn:schemas-microsoft-com:office:word" xmlns:w="http://schemas.openxmlformats.org/wordprocessingml/2006/main" xmlns:w14="http://schemas.microsoft.com/office/word/2010/wordml" xmlns:w15="http://schemas.microsoft.com/office/word/2012/wordml" xmlns:w16cex="http://schemas.microsoft.com/office/word/2018/wordml/cex" xmlns:w16cid="http://schemas.microsoft.com/office/word/2016/wordml/cid" xmlns:w16="http://schemas.microsoft.com/office/word/2018/wordml" xmlns:w16du="http://schemas.microsoft.com/office/word/2023/wordml/word16du" xmlns:w16sdtdh="http://schemas.microsoft.com/office/word/2020/wordml/sdtdatahash" xmlns:w16sdtfl="http://schemas.microsoft.com/office/word/2024/wordml/sdtformatlock" xmlns:w16se="http://schemas.microsoft.com/office/word/2015/wordml/symex" xmlns:wpg="http://schemas.microsoft.com/office/word/2010/wordprocessingGroup" xmlns:wpi="http://schemas.microsoft.com/office/word/2010/wordprocessingInk" xmlns:wne="http://schemas.microsoft.com/office/word/2006/wordml" xmlns:wps="http://schemas.microsoft.com/office/word/2010/wordprocessingShape" mc:Ignorable="w14 w15 w16se w16cid w16 w16cex w16sdtdh w16sdtfl w16du wp14">
   <w:abstractNum w:abstractNumId="0" w15:restartNumberingAfterBreak="0">
     <w:nsid w:val="061910E9"/>
     <w:multiLevelType w:val="multilevel"/>
@@ -21892,17 +21528,17 @@
       </w:rPr>
     </w:lvl>
   </w:abstractNum>
-  <w:num w:numId="1">
+  <w:num w:numId="1" w16cid:durableId="156504884">
     <w:abstractNumId w:val="1"/>
   </w:num>
-  <w:num w:numId="2">
+  <w:num w:numId="2" w16cid:durableId="692537734">
     <w:abstractNumId w:val="0"/>
   </w:num>
 </w:numbering>
 </file>
 
 <file path=word/styles.xml><?xml version="1.0" encoding="utf-8"?>
-<w:styles xmlns:mc="http://schemas.openxmlformats.org/markup-compatibility/2006" xmlns:r="http://schemas.openxmlformats.org/officeDocument/2006/relationships" xmlns:w="http://schemas.openxmlformats.org/wordprocessingml/2006/main" xmlns:w14="http://schemas.microsoft.com/office/word/2010/wordml" xmlns:w15="http://schemas.microsoft.com/office/word/2012/wordml" xmlns:w16se="http://schemas.microsoft.com/office/word/2015/wordml/symex" mc:Ignorable="w14 w15 w16se">
+<w:styles xmlns:mc="http://schemas.openxmlformats.org/markup-compatibility/2006" xmlns:r="http://schemas.openxmlformats.org/officeDocument/2006/relationships" xmlns:w="http://schemas.openxmlformats.org/wordprocessingml/2006/main" xmlns:w14="http://schemas.microsoft.com/office/word/2010/wordml" xmlns:w15="http://schemas.microsoft.com/office/word/2012/wordml" xmlns:w16cex="http://schemas.microsoft.com/office/word/2018/wordml/cex" xmlns:w16cid="http://schemas.microsoft.com/office/word/2016/wordml/cid" xmlns:w16="http://schemas.microsoft.com/office/word/2018/wordml" xmlns:w16du="http://schemas.microsoft.com/office/word/2023/wordml/word16du" xmlns:w16sdtdh="http://schemas.microsoft.com/office/word/2020/wordml/sdtdatahash" xmlns:w16sdtfl="http://schemas.microsoft.com/office/word/2024/wordml/sdtformatlock" xmlns:w16se="http://schemas.microsoft.com/office/word/2015/wordml/symex" mc:Ignorable="w14 w15 w16se w16cid w16 w16cex w16sdtdh w16sdtfl w16du">
   <w:docDefaults>
     <w:rPrDefault>
       <w:rPr>
@@ -21920,7 +21556,7 @@
       </w:pPr>
     </w:pPrDefault>
   </w:docDefaults>
-  <w:latentStyles w:defLockedState="0" w:defUIPriority="99" w:defSemiHidden="0" w:defUnhideWhenUsed="0" w:defQFormat="0" w:count="371">
+  <w:latentStyles w:defLockedState="0" w:defUIPriority="99" w:defSemiHidden="0" w:defUnhideWhenUsed="0" w:defQFormat="0" w:count="376">
     <w:lsdException w:name="Normal" w:uiPriority="0" w:qFormat="1"/>
     <w:lsdException w:name="heading 1" w:uiPriority="1" w:qFormat="1"/>
     <w:lsdException w:name="heading 2" w:semiHidden="1" w:uiPriority="9" w:unhideWhenUsed="1" w:qFormat="1"/>
@@ -22292,6 +21928,11 @@
     <w:lsdException w:name="List Table 5 Dark Accent 6" w:uiPriority="50"/>
     <w:lsdException w:name="List Table 6 Colorful Accent 6" w:uiPriority="51"/>
     <w:lsdException w:name="List Table 7 Colorful Accent 6" w:uiPriority="52"/>
+    <w:lsdException w:name="Mention" w:semiHidden="1" w:unhideWhenUsed="1"/>
+    <w:lsdException w:name="Smart Hyperlink" w:semiHidden="1" w:unhideWhenUsed="1"/>
+    <w:lsdException w:name="Hashtag" w:semiHidden="1" w:unhideWhenUsed="1"/>
+    <w:lsdException w:name="Unresolved Mention" w:semiHidden="1" w:unhideWhenUsed="1"/>
+    <w:lsdException w:name="Smart Link" w:semiHidden="1" w:unhideWhenUsed="1"/>
   </w:latentStyles>
   <w:style w:type="paragraph" w:default="1" w:styleId="Normal">
     <w:name w:val="Normal"/>
